--- a/docs/Khazad-dum Advanced Builder Pack - Complete Knowledge Base.docx
+++ b/docs/Khazad-dum Advanced Builder Pack - Complete Knowledge Base.docx
@@ -45,7 +45,7 @@
         <w:rPr>
           <w:sz w:val="22"/>
         </w:rPr>
-        <w:t>Document Version 6.7.1</w:t>
+        <w:t>Document Version 6.23.3</w:t>
       </w:r>
     </w:p>
     <w:p>
@@ -56,7 +56,84 @@
         <w:rPr>
           <w:sz w:val="22"/>
         </w:rPr>
-        <w:t>May 2026</w:t>
+        <w:t>Updated: 2026-05-08</w:t>
+      </w:r>
+    </w:p>
+    <w:p>
+      <w:pPr>
+        <w:jc w:val="center"/>
+      </w:pPr>
+      <w:r>
+        <w:rPr>
+          <w:sz w:val="22"/>
+        </w:rPr>
+        <w:t>NOTE: The original document body below (Parts 1-3) was written through</w:t>
+      </w:r>
+    </w:p>
+    <w:p>
+      <w:pPr>
+        <w:jc w:val="center"/>
+      </w:pPr>
+      <w:r>
+        <w:rPr>
+          <w:sz w:val="22"/>
+        </w:rPr>
+        <w:t>v6.7.1 in May 2026. Part 4 at the bottom adds the lessons learned through</w:t>
+      </w:r>
+    </w:p>
+    <w:p>
+      <w:pPr>
+        <w:jc w:val="center"/>
+      </w:pPr>
+      <w:r>
+        <w:rPr>
+          <w:sz w:val="22"/>
+        </w:rPr>
+        <w:t>v6.23.2: Slate Prepass AV root-cause, controller-code removal, dead-code</w:t>
+      </w:r>
+    </w:p>
+    <w:p>
+      <w:pPr>
+        <w:jc w:val="center"/>
+      </w:pPr>
+      <w:r>
+        <w:rPr>
+          <w:sz w:val="22"/>
+        </w:rPr>
+        <w:t>sweep, INS replenish per-instance fix, comment-out-before-delete</w:t>
+      </w:r>
+    </w:p>
+    <w:p>
+      <w:pPr>
+        <w:jc w:val="center"/>
+      </w:pPr>
+      <w:r>
+        <w:rPr>
+          <w:sz w:val="22"/>
+        </w:rPr>
+        <w:t>discipline, native-rename-modal patching, and the systematic code review</w:t>
+      </w:r>
+    </w:p>
+    <w:p>
+      <w:pPr>
+        <w:jc w:val="center"/>
+      </w:pPr>
+      <w:r>
+        <w:rPr>
+          <w:sz w:val="22"/>
+        </w:rPr>
+        <w:t>cycle that produced ~1,650 LOC of net deletions across v6.22.x and</w:t>
+      </w:r>
+    </w:p>
+    <w:p>
+      <w:pPr>
+        <w:jc w:val="center"/>
+      </w:pPr>
+      <w:r>
+        <w:rPr>
+          <w:sz w:val="22"/>
+        </w:rPr>
+        <w:t>v6.23.0. Where Part 4 contradicts Parts 1-3, Part 4 wins.</w:t>
       </w:r>
     </w:p>
     <w:p/>
@@ -9862,6 +9939,2362 @@
         <w:t>server.</w:t>
       </w:r>
     </w:p>
+    <w:p>
+      <w:pPr>
+        <w:pStyle w:val="Heading1"/>
+      </w:pPr>
+      <w:r>
+        <w:t>PART 4: v6.7.1 -&gt; v6.23.2 LESSONS LEARNED (added 2026-05-08)</w:t>
+      </w:r>
+    </w:p>
+    <w:p/>
+    <w:p>
+      <w:r>
+        <w:t>This part captures everything we learned between v6.7.1 (when Parts 1-3</w:t>
+      </w:r>
+    </w:p>
+    <w:p>
+      <w:r>
+        <w:t>above were written) and v6.23.2 (the current tip). It is organized as a</w:t>
+      </w:r>
+    </w:p>
+    <w:p>
+      <w:r>
+        <w:t>catalog of bugs hit, root causes found, fix patterns codified, and dead</w:t>
+      </w:r>
+    </w:p>
+    <w:p>
+      <w:r>
+        <w:t>ends abandoned. The audience is other modders who will hit the same</w:t>
+      </w:r>
+    </w:p>
+    <w:p>
+      <w:r>
+        <w:t>cliffs we hit. Read this BEFORE writing your own UE4SS mod for this</w:t>
+      </w:r>
+    </w:p>
+    <w:p>
+      <w:r>
+        <w:t>game; it will save you weeks.</w:t>
+      </w:r>
+    </w:p>
+    <w:p/>
+    <w:p>
+      <w:r>
+        <w:t>Codebase shrank from ~17,000 lines to ~15,500 lines over this period -</w:t>
+      </w:r>
+    </w:p>
+    <w:p>
+      <w:r>
+        <w:t>v6.22.x + v6.23.0 deleted ~1,650 lines of dead controller code, FGK</w:t>
+      </w:r>
+    </w:p>
+    <w:p>
+      <w:r>
+        <w:t>runtime-injection diagnostics, abandoned UI capture paths, and orphaned</w:t>
+      </w:r>
+    </w:p>
+    <w:p>
+      <w:r>
+        <w:t>helper functions. Less code, less surface, fewer ways to break.</w:t>
+      </w:r>
+    </w:p>
+    <w:p/>
+    <w:p/>
+    <w:p>
+      <w:pPr>
+        <w:pStyle w:val="Heading2"/>
+      </w:pPr>
+      <w:r>
+        <w:t>4.1  THE SLATE PREPASS ACCESS VIOLATION (v6.21.30 -&gt; v6.21.39)</w:t>
+      </w:r>
+    </w:p>
+    <w:p/>
+    <w:p>
+      <w:r>
+        <w:t>THE BUG. The user pressed F1 (quick-build) and the game crashed with:</w:t>
+      </w:r>
+    </w:p>
+    <w:p/>
+    <w:p>
+      <w:r>
+        <w:rPr>
+          <w:rFonts w:ascii="Consolas" w:hAnsi="Consolas"/>
+          <w:sz w:val="18"/>
+        </w:rPr>
+        <w:t>EXCEPTION_ACCESS_VIOLATION reading address 0xFFFFFFFFFFFFFFFF</w:t>
+        <w:br/>
+        <w:t>Moria_Win64_Shipping!SWidget::Prepass_Internal()</w:t>
+        <w:br/>
+        <w:t>Moria_Win64_Shipping!FWidgetProxy::ProcessInvalidation()</w:t>
+        <w:br/>
+        <w:t>Moria_Win64_Shipping!FSlateInvalidationRoot::ProcessInvalidation()</w:t>
+        <w:br/>
+        <w:t>Moria_Win64_Shipping!PrepassWindowAndChildren()</w:t>
+      </w:r>
+    </w:p>
+    <w:p>
+      <w:r>
+        <w:t>The address 0xFFFFFFFFFFFFFFFF is the destroyed-shared-pointer sentinel</w:t>
+      </w:r>
+    </w:p>
+    <w:p>
+      <w:r>
+        <w:t>in Slate. It means a parent SWidget walked its children list and one</w:t>
+      </w:r>
+    </w:p>
+    <w:p>
+      <w:r>
+        <w:t>entry's TSharedRef&lt;SWidget&gt; had been zeroed/invalidated mid-iteration.</w:t>
+      </w:r>
+    </w:p>
+    <w:p/>
+    <w:p>
+      <w:r>
+        <w:t>THE ROOT CAUSE. In v6.21.30 we added a 4-cell rotation display widget</w:t>
+      </w:r>
+    </w:p>
+    <w:p>
+      <w:r>
+        <w:t>(Degrees, Yaw, Pitch, Roll). The per-frame tick (`tickRotationDisplay`)</w:t>
+      </w:r>
+    </w:p>
+    <w:p>
+      <w:r>
+        <w:t>decided to spawn the widget when `isPlacementActive()` flipped true:</w:t>
+      </w:r>
+    </w:p>
+    <w:p/>
+    <w:p>
+      <w:r>
+        <w:rPr>
+          <w:rFonts w:ascii="Consolas" w:hAnsi="Consolas"/>
+          <w:sz w:val="18"/>
+        </w:rPr>
+        <w:t>bool shouldShow = m_repositionHudMode || isPlacementActive() ||</w:t>
+        <w:br/>
+        <w:t xml:space="preserve">                  isBuildTabShowing();</w:t>
+        <w:br/>
+        <w:t>if (!m_rotDisplayWidget &amp;&amp; shouldShow) {</w:t>
+        <w:br/>
+        <w:t xml:space="preserve">    createRotationDisplay();   // &lt;-- LAZY CREATE on a gameplay edge</w:t>
+        <w:br/>
+        <w:t>}</w:t>
+      </w:r>
+    </w:p>
+    <w:p>
+      <w:r>
+        <w:t>The instant `startOrSwitchBuild()` succeeded and isPlacementActive()</w:t>
+      </w:r>
+    </w:p>
+    <w:p>
+      <w:r>
+        <w:t>flipped true, the very next 250ms-throttled tick called</w:t>
+      </w:r>
+    </w:p>
+    <w:p>
+      <w:r>
+        <w:t>createRotationDisplay() — which ran:</w:t>
+      </w:r>
+    </w:p>
+    <w:p/>
+    <w:p>
+      <w:r>
+        <w:rPr>
+          <w:rFonts w:ascii="Consolas" w:hAnsi="Consolas"/>
+          <w:sz w:val="18"/>
+        </w:rPr>
+        <w:t>1. WidgetBlueprintLibrary:Create (instantiates UUserWidget + SWidget tree)</w:t>
+        <w:br/>
+        <w:t>2. 4 cell construction passes: SizeBox + Overlay + Image + 2 TextBlocks</w:t>
+        <w:br/>
+        <w:t>3. AddToViewport (Slate-realizes the root immediately)</w:t>
+      </w:r>
+    </w:p>
+    <w:p>
+      <w:r>
+        <w:t>That whole chain ran on the SAME frame the engine's UMG was realizing</w:t>
+      </w:r>
+    </w:p>
+    <w:p>
+      <w:r>
+        <w:t>other widgets in response to the placement-start event (build HUD reflow,</w:t>
+      </w:r>
+    </w:p>
+    <w:p>
+      <w:r>
+        <w:t>action bar repaint, NBB icon update, etc.). UE4.27 Slate has no internal</w:t>
+      </w:r>
+    </w:p>
+    <w:p>
+      <w:r>
+        <w:t>lock around the GameViewport's Children array. Our AddToViewport landed</w:t>
+      </w:r>
+    </w:p>
+    <w:p>
+      <w:r>
+        <w:t>inside a frame where the parent's Children array was mid-mutation, and a</w:t>
+      </w:r>
+    </w:p>
+    <w:p>
+      <w:r>
+        <w:t>stale child pointer was dereferenced one widget over.</w:t>
+      </w:r>
+    </w:p>
+    <w:p/>
+    <w:p>
+      <w:r>
+        <w:t>WHAT DIDN'T FIX IT. v6.21.37 added a "defensive cache" — set</w:t>
+      </w:r>
+    </w:p>
+    <w:p>
+      <w:r>
+        <w:t>`m_rotDisplayWidget = userWidget` BEFORE AddToViewport, so a re-entrant</w:t>
+      </w:r>
+    </w:p>
+    <w:p>
+      <w:r>
+        <w:t>tick during Slate-realize couldn't trigger a second build. The crash</w:t>
+      </w:r>
+    </w:p>
+    <w:p>
+      <w:r>
+        <w:t>continued to occur. The defensive cache prevents *re-entrant* double-</w:t>
+      </w:r>
+    </w:p>
+    <w:p>
+      <w:r>
+        <w:t>construction but does NOT prevent first-construction from racing</w:t>
+      </w:r>
+    </w:p>
+    <w:p>
+      <w:r>
+        <w:t>concurrent Slate work.</w:t>
+      </w:r>
+    </w:p>
+    <w:p/>
+    <w:p>
+      <w:r>
+        <w:t>WHAT FIXED IT (v6.21.39). Pre-create the widget ONCE at character-load,</w:t>
+      </w:r>
+    </w:p>
+    <w:p>
+      <w:r>
+        <w:t>gated by `m_rotDisplaySpawnAttempted{false}`, then SetVisibility(Collapsed)</w:t>
+      </w:r>
+    </w:p>
+    <w:p>
+      <w:r>
+        <w:t>immediately. The per-frame tick ONLY toggles visibility from then on;</w:t>
+      </w:r>
+    </w:p>
+    <w:p>
+      <w:r>
+        <w:t>it never calls createRotationDisplay again:</w:t>
+      </w:r>
+    </w:p>
+    <w:p/>
+    <w:p>
+      <w:r>
+        <w:rPr>
+          <w:rFonts w:ascii="Consolas" w:hAnsi="Consolas"/>
+          <w:sz w:val="18"/>
+        </w:rPr>
+        <w:t>// dllmain.cpp character-load path:</w:t>
+        <w:br/>
+        <w:t>if (!m_rotDisplaySpawnAttempted) {</w:t>
+        <w:br/>
+        <w:t xml:space="preserve">    m_rotDisplaySpawnAttempted = true;</w:t>
+        <w:br/>
+        <w:t xml:space="preserve">    createRotationDisplay();</w:t>
+        <w:br/>
+        <w:t xml:space="preserve">    if (m_rotDisplayWidget &amp;&amp; isObjectAlive(m_rotDisplayWidget)) {</w:t>
+        <w:br/>
+        <w:t xml:space="preserve">        // Build hidden; tick will toggle from here on.</w:t>
+        <w:br/>
+        <w:t xml:space="preserve">        if (auto* fn = m_rotDisplayWidget-&gt;GetFunctionByNameInChain(STR("SetVisibility")))</w:t>
+        <w:br/>
+        <w:t xml:space="preserve">        { uint8_t p[8]{}; p[0] = 1; safeProcessEvent(m_rotDisplayWidget, fn, p); }</w:t>
+        <w:br/>
+        <w:t xml:space="preserve">    }</w:t>
+        <w:br/>
+        <w:t>}</w:t>
+        <w:br/>
+        <w:br/>
+        <w:t>// tickRotationDisplay - never creates, never destroys:</w:t>
+        <w:br/>
+        <w:t>if (!m_rotDisplayWidget || !isObjectAlive(m_rotDisplayWidget)) return;</w:t>
+        <w:br/>
+        <w:t>bool shouldShow = m_repositionHudMode || isPlacementActive() ||</w:t>
+        <w:br/>
+        <w:t xml:space="preserve">                  isBuildTabShowing();</w:t>
+        <w:br/>
+        <w:t>SetVisibility(shouldShow ? Visible : Collapsed);</w:t>
+      </w:r>
+    </w:p>
+    <w:p>
+      <w:r>
+        <w:t>The New Building Bar has used this pre-spawn-at-character-load pattern</w:t>
+      </w:r>
+    </w:p>
+    <w:p>
+      <w:r>
+        <w:t>since v6.21.1 - that's why NBB never had this AV. The rotation display</w:t>
+      </w:r>
+    </w:p>
+    <w:p>
+      <w:r>
+        <w:t>just hadn't been retrofitted.</w:t>
+      </w:r>
+    </w:p>
+    <w:p/>
+    <w:p>
+      <w:r>
+        <w:t>GENERALIZED LESSON FOR MODDERS. **Never lazily create UMG widgets on a</w:t>
+      </w:r>
+    </w:p>
+    <w:p>
+      <w:r>
+        <w:t>gameplay edge.** Pre-create at character-load, then only toggle</w:t>
+      </w:r>
+    </w:p>
+    <w:p>
+      <w:r>
+        <w:t>visibility from per-frame ticks. Toggling visibility on a fully-realized</w:t>
+      </w:r>
+    </w:p>
+    <w:p>
+      <w:r>
+        <w:t>widget is safe - SetVisibility doesn't touch the children list, just</w:t>
+      </w:r>
+    </w:p>
+    <w:p>
+      <w:r>
+        <w:t>sets a flag the next Prepass reads. Creating + AddToViewport DOES touch</w:t>
+      </w:r>
+    </w:p>
+    <w:p>
+      <w:r>
+        <w:t>the children list, and there's no lock.</w:t>
+      </w:r>
+    </w:p>
+    <w:p/>
+    <w:p/>
+    <w:p>
+      <w:pPr>
+        <w:pStyle w:val="Heading2"/>
+      </w:pPr>
+      <w:r>
+        <w:t>4.2  THE SHIFT+] GHOST-NOT-SPAWNING REGRESSION (v6.20.44 -&gt; v6.21.40)</w:t>
+      </w:r>
+    </w:p>
+    <w:p/>
+    <w:p>
+      <w:r>
+        <w:t>THE BUG. SHIFT+] (target-build hotkey) sometimes failed to spawn a ghost.</w:t>
+      </w:r>
+    </w:p>
+    <w:p>
+      <w:r>
+        <w:t>The user aimed at a buildable wall, pressed SHIFT+], nothing happened.</w:t>
+      </w:r>
+    </w:p>
+    <w:p>
+      <w:r>
+        <w:t>Pressing again sometimes worked. Closing and reopening the build menu</w:t>
+      </w:r>
+    </w:p>
+    <w:p>
+      <w:r>
+        <w:t>"reset" something and the next press worked.</w:t>
+      </w:r>
+    </w:p>
+    <w:p/>
+    <w:p>
+      <w:r>
+        <w:t>THE ROOT CAUSE. v6.20.44 added a DIRECT path to startBuildFromTarget()</w:t>
+      </w:r>
+    </w:p>
+    <w:p>
+      <w:r>
+        <w:t>that didn't exist in v6.7.0. Previously SHIFT+] always routed through</w:t>
+      </w:r>
+    </w:p>
+    <w:p>
+      <w:r>
+        <w:t>the state machine (`PlacePhase::SelectRecipeWalk` -&gt; walk visible build</w:t>
+      </w:r>
+    </w:p>
+    <w:p>
+      <w:r>
+        <w:t>menu widgets -&gt; click). Slow but reliable. v6.20.44 added a new path:</w:t>
+      </w:r>
+    </w:p>
+    <w:p/>
+    <w:p>
+      <w:r>
+        <w:rPr>
+          <w:rFonts w:ascii="Consolas" w:hAnsi="Consolas"/>
+          <w:sz w:val="18"/>
+        </w:rPr>
+        <w:t>if (!m_targetBuildRowName.empty()) {</w:t>
+        <w:br/>
+        <w:t xml:space="preserve">    UObject* buildHUD = getCachedBuildHUD();</w:t>
+        <w:br/>
+        <w:t xml:space="preserve">    uint8_t handle[RECIPE_HANDLE_SIZE]{};</w:t>
+        <w:br/>
+        <w:t xml:space="preserve">    bool haveHandle = buildSyntheticRecipeHandle(m_targetBuildRowName, handle);</w:t>
+        <w:br/>
+        <w:t xml:space="preserve">    if (buildHUD &amp;&amp; haveHandle) {</w:t>
+        <w:br/>
+        <w:t xml:space="preserve">        if (trySelectRecipeByHandle(buildHUD, handle)) {</w:t>
+        <w:br/>
+        <w:t xml:space="preserve">            if (isPlacementActive()) {</w:t>
+        <w:br/>
+        <w:t xml:space="preserve">                m_deferHideAndRefresh = true;</w:t>
+        <w:br/>
+        <w:t xml:space="preserve">                m_buildMenuWasOpen = true;       // &lt;-- LIE: menu was never open</w:t>
+        <w:br/>
+        <w:t xml:space="preserve">                updateBuildersBar();              // &lt;-- runs UMG work</w:t>
+        <w:br/>
+        <w:t xml:space="preserve">                onGhostAppeared();</w:t>
+        <w:br/>
+        <w:t xml:space="preserve">                return;</w:t>
+        <w:br/>
+        <w:t xml:space="preserve">            }</w:t>
+        <w:br/>
+        <w:t xml:space="preserve">        }</w:t>
+        <w:br/>
+        <w:t xml:space="preserve">    }</w:t>
+        <w:br/>
+        <w:t>}</w:t>
+      </w:r>
+    </w:p>
+    <w:p>
+      <w:r>
+        <w:t>The bug had multiple intertwined causes:</w:t>
+      </w:r>
+    </w:p>
+    <w:p>
+      <w:r>
+        <w:rPr>
+          <w:rFonts w:ascii="Consolas" w:hAnsi="Consolas"/>
+          <w:sz w:val="18"/>
+        </w:rPr>
+        <w:t>1. The gate was too weak (`!rowName.empty()` instead of v6.7.0's</w:t>
+        <w:br/>
+        <w:t xml:space="preserve">   stronger `m_recipeSlots[slot].hasHandle`). Stale rowName from a</w:t>
+        <w:br/>
+        <w:t xml:space="preserve">   prior session - or a row that had drifted across a patch -</w:t>
+        <w:br/>
+        <w:t xml:space="preserve">   could fire DIRECT silently.</w:t>
+        <w:br/>
+        <w:t>2. The synthetic-handle layout was a bet: we guessed</w:t>
+        <w:br/>
+        <w:t xml:space="preserve">   `[DT*][FName.CI][FName.Number]` packing for FDataTableRowHandle.</w:t>
+        <w:br/>
+        <w:t xml:space="preserve">   In practice the engine's stronger validation sometimes dropped</w:t>
+        <w:br/>
+        <w:t xml:space="preserve">   these handles silently.</w:t>
+        <w:br/>
+        <w:t>3. m_buildMenuWasOpen=true on a path where the menu was never open</w:t>
+        <w:br/>
+        <w:t xml:space="preserve">   triggered downstream UI cleanup logic that assumed the menu was</w:t>
+        <w:br/>
+        <w:t xml:space="preserve">   visible. That cleanup raced ghost realize.</w:t>
+      </w:r>
+    </w:p>
+    <w:p>
+      <w:r>
+        <w:t>WHAT FIXED IT (v6.21.40). Removed the entire DIRECT block from</w:t>
+      </w:r>
+    </w:p>
+    <w:p>
+      <w:r>
+        <w:t>startBuildFromTarget. SHIFT+] reverts to v6.7.0's state-machine-only</w:t>
+      </w:r>
+    </w:p>
+    <w:p>
+      <w:r>
+        <w:t>behavior:</w:t>
+      </w:r>
+    </w:p>
+    <w:p/>
+    <w:p>
+      <w:r>
+        <w:rPr>
+          <w:rFonts w:ascii="Consolas" w:hAnsi="Consolas"/>
+          <w:sz w:val="18"/>
+        </w:rPr>
+        <w:t>if (isBuildTabShowing()) m_qbPhase = PlacePhase::SelectRecipeWalk;</w:t>
+        <w:br/>
+        <w:t>else if (isPlacementActive()) cancelPlacementViaAPI(); m_qbPhase = ...;</w:t>
+        <w:br/>
+        <w:t>else activateBuildMode(); m_qbPhase = PlacePhase::WaitingForShow;</w:t>
+      </w:r>
+    </w:p>
+    <w:p>
+      <w:r>
+        <w:t>The state-machine path is ~350-500ms slower than DIRECT but reliable.</w:t>
+      </w:r>
+    </w:p>
+    <w:p>
+      <w:r>
+        <w:t>F1-F8 keep their DIRECT path - that's a separate code site</w:t>
+      </w:r>
+    </w:p>
+    <w:p>
+      <w:r>
+        <w:t>(`startOrSwitchBuild`) and the user explicitly designed it for saved-</w:t>
+      </w:r>
+    </w:p>
+    <w:p>
+      <w:r>
+        <w:t>config slot launch when no menu is open.</w:t>
+      </w:r>
+    </w:p>
+    <w:p/>
+    <w:p>
+      <w:r>
+        <w:t>GENERALIZED LESSON. When you add a new fast-path that bypasses the</w:t>
+      </w:r>
+    </w:p>
+    <w:p>
+      <w:r>
+        <w:t>existing state machine, prove it works in EVERY edge case before</w:t>
+      </w:r>
+    </w:p>
+    <w:p>
+      <w:r>
+        <w:t>removing the slow path. If you can't, keep the slow path as fallback</w:t>
+      </w:r>
+    </w:p>
+    <w:p>
+      <w:r>
+        <w:t>and gate the fast path on a strong precondition that's KNOWN to be</w:t>
+      </w:r>
+    </w:p>
+    <w:p>
+      <w:r>
+        <w:t>true (not just "non-empty").</w:t>
+      </w:r>
+    </w:p>
+    <w:p/>
+    <w:p/>
+    <w:p>
+      <w:pPr>
+        <w:pStyle w:val="Heading2"/>
+      </w:pPr>
+      <w:r>
+        <w:t>4.3  THE 12-CHAR RENAME LIMIT (v6.21.27 -&gt; v6.21.29)</w:t>
+      </w:r>
+    </w:p>
+    <w:p/>
+    <w:p>
+      <w:r>
+        <w:t>THE BUG. The character-rename popup let the user type only 12 characters</w:t>
+      </w:r>
+    </w:p>
+    <w:p>
+      <w:r>
+        <w:t>before silently rejecting further input. The user wanted up to 22.</w:t>
+      </w:r>
+    </w:p>
+    <w:p/>
+    <w:p>
+      <w:r>
+        <w:t>WHAT WE TRIED FIRST. We blamed our home-rolled UMG popup's RenderScale</w:t>
+      </w:r>
+    </w:p>
+    <w:p>
+      <w:r>
+        <w:t>clipping. Removed RenderScale. Set MinimumDesiredWidth. The 12-char</w:t>
+      </w:r>
+    </w:p>
+    <w:p>
+      <w:r>
+        <w:t>limit persisted.</w:t>
+      </w:r>
+    </w:p>
+    <w:p/>
+    <w:p>
+      <w:r>
+        <w:t>WHAT WE FOUND (via FModel asset inspection). The native game widget</w:t>
+      </w:r>
+    </w:p>
+    <w:p>
+      <w:r>
+        <w:t>`WBP_CharacterCreatorRenameDialog_C` has a BP CDO override that sets</w:t>
+      </w:r>
+    </w:p>
+    <w:p>
+      <w:r>
+        <w:t>`MaxNameLength = 12` - the parent native class</w:t>
+      </w:r>
+    </w:p>
+    <w:p>
+      <w:r>
+        <w:t>`UMorCharacterCreatorRenameDialog` defaults to 32, but the BP overrides</w:t>
+      </w:r>
+    </w:p>
+    <w:p>
+      <w:r>
+        <w:t>to 12. The BP's `CheckNewCharacterName` reads `this.MaxNameLength` from</w:t>
+      </w:r>
+    </w:p>
+    <w:p>
+      <w:r>
+        <w:t>the instance member.</w:t>
+      </w:r>
+    </w:p>
+    <w:p/>
+    <w:p>
+      <w:r>
+        <w:t>THE FIX. Hook the native widget's OnAfterShow PE post-hook and patch</w:t>
+      </w:r>
+    </w:p>
+    <w:p>
+      <w:r>
+        <w:t>the instance's MaxNameLength field on every show:</w:t>
+      </w:r>
+    </w:p>
+    <w:p/>
+    <w:p>
+      <w:r>
+        <w:rPr>
+          <w:rFonts w:ascii="Consolas" w:hAnsi="Consolas"/>
+          <w:sz w:val="18"/>
+        </w:rPr>
+        <w:t>if (cls == STR("WBP_CharacterCreatorRenameDialog_C")) {</w:t>
+        <w:br/>
+        <w:t xml:space="preserve">    if (auto* mnlPtr = context-&gt;GetValuePtrByPropertyNameInChain&lt;int32_t&gt;(STR("MaxNameLength")))</w:t>
+        <w:br/>
+        <w:t xml:space="preserve">        *mnlPtr = 22;</w:t>
+        <w:br/>
+        <w:t xml:space="preserve">    if (auto* dwPtr = context-&gt;GetValuePtrByPropertyNameInChain&lt;FText&gt;(STR("DisallowedWords")))</w:t>
+        <w:br/>
+        <w:t xml:space="preserve">        try { *dwPtr = FText(STR("")); } catch (...) {}</w:t>
+        <w:br/>
+        <w:t>}</w:t>
+      </w:r>
+    </w:p>
+    <w:p>
+      <w:r>
+        <w:t>We patch on every OnAfterShow because the BP may re-construct the</w:t>
+      </w:r>
+    </w:p>
+    <w:p>
+      <w:r>
+        <w:t>instance from CDO between shows, resetting our patch. The instance</w:t>
+      </w:r>
+    </w:p>
+    <w:p>
+      <w:r>
+        <w:t>member is what the BP code reads, so writing on the instance is enough -</w:t>
+      </w:r>
+    </w:p>
+    <w:p>
+      <w:r>
+        <w:t>no CDO patching, no pak mod, no asset edit.</w:t>
+      </w:r>
+    </w:p>
+    <w:p/>
+    <w:p>
+      <w:r>
+        <w:t>GENERALIZED LESSON. When a UMG popup behaves "weirdly" but consistently,</w:t>
+      </w:r>
+    </w:p>
+    <w:p>
+      <w:r>
+        <w:t>inspect the BP via FModel BEFORE chasing your own UI code. CDO overrides</w:t>
+      </w:r>
+    </w:p>
+    <w:p>
+      <w:r>
+        <w:t>are common and they will defeat any home-rolled UI you try to build to</w:t>
+      </w:r>
+    </w:p>
+    <w:p>
+      <w:r>
+        <w:t>the same spec.</w:t>
+      </w:r>
+    </w:p>
+    <w:p/>
+    <w:p/>
+    <w:p>
+      <w:pPr>
+        <w:pStyle w:val="Heading2"/>
+      </w:pPr>
+      <w:r>
+        <w:t>4.4  THE TRASH-POPUP CURSOR-STUCK BUG (long-standing -&gt; v6.23.1)</w:t>
+      </w:r>
+    </w:p>
+    <w:p/>
+    <w:p>
+      <w:r>
+        <w:t>THE BUG. User opened inventory, pressed DEL on an item, confirmed the</w:t>
+      </w:r>
+    </w:p>
+    <w:p>
+      <w:r>
+        <w:t>trash dialog. Item disappeared. **Cursor stayed on screen but clicks</w:t>
+      </w:r>
+    </w:p>
+    <w:p>
+      <w:r>
+        <w:t>did nothing.** Only ESC fixed it.</w:t>
+      </w:r>
+    </w:p>
+    <w:p/>
+    <w:p>
+      <w:r>
+        <w:t>THE ROOT CAUSE. The trash popup hide path did:</w:t>
+      </w:r>
+    </w:p>
+    <w:p/>
+    <w:p>
+      <w:r>
+        <w:rPr>
+          <w:rFonts w:ascii="Consolas" w:hAnsi="Consolas"/>
+          <w:sz w:val="18"/>
+        </w:rPr>
+        <w:t>setInputModeGame();                              // sets cursor=false</w:t>
+        <w:br/>
+        <w:t>if (auto* pc2 = findPlayerController())</w:t>
+        <w:br/>
+        <w:t xml:space="preserve">    setBoolProp(pc2, L"bShowMouseCursor", true); // forces cursor=true</w:t>
+      </w:r>
+    </w:p>
+    <w:p>
+      <w:r>
+        <w:t>The result: input mode = Game (clicks go to character/world), cursor =</w:t>
+      </w:r>
+    </w:p>
+    <w:p>
+      <w:r>
+        <w:t>visible (but useless because input pipeline is wrong). UE4's input mode</w:t>
+      </w:r>
+    </w:p>
+    <w:p>
+      <w:r>
+        <w:t>is a state machine, not two independent flags. Toggling</w:t>
+      </w:r>
+    </w:p>
+    <w:p>
+      <w:r>
+        <w:t>bShowMouseCursor=true after SetInputMode_GameOnly does NOT switch modes.</w:t>
+      </w:r>
+    </w:p>
+    <w:p/>
+    <w:p>
+      <w:r>
+        <w:t>ESC fixed it because the game's native ESC handler opens the pause menu,</w:t>
+      </w:r>
+    </w:p>
+    <w:p>
+      <w:r>
+        <w:t>which calls SetInputMode_GameAndUI. That restored a sane mode.</w:t>
+      </w:r>
+    </w:p>
+    <w:p/>
+    <w:p>
+      <w:r>
+        <w:t>THE FIX (v6.23.1). Don't change input mode if the cursor was already</w:t>
+      </w:r>
+    </w:p>
+    <w:p>
+      <w:r>
+        <w:t>visible before our popup opened. The underlying native UI's input mode</w:t>
+      </w:r>
+    </w:p>
+    <w:p>
+      <w:r>
+        <w:t>is still valid:</w:t>
+      </w:r>
+    </w:p>
+    <w:p/>
+    <w:p>
+      <w:r>
+        <w:rPr>
+          <w:rFonts w:ascii="Consolas" w:hAnsi="Consolas"/>
+          <w:sz w:val="18"/>
+        </w:rPr>
+        <w:t>// showTrashDialog open path:</w:t>
+        <w:br/>
+        <w:t>m_trashCursorWasVisible = getBoolProp(pc, L"bShowMouseCursor");</w:t>
+        <w:br/>
+        <w:t>if (!m_trashCursorWasVisible)</w:t>
+        <w:br/>
+        <w:t xml:space="preserve">    setInputModeUI(popup);   // only if user came from gameplay</w:t>
+        <w:br/>
+        <w:br/>
+        <w:t>// hideTrashDialog close path:</w:t>
+        <w:br/>
+        <w:t>if (m_ftVisible &amp;&amp; m_fontTestWidget)</w:t>
+        <w:br/>
+        <w:t xml:space="preserve">    setInputModeUI(m_fontTestWidget);</w:t>
+        <w:br/>
+        <w:t>else if (!m_trashCursorWasVisible)</w:t>
+        <w:br/>
+        <w:t xml:space="preserve">    setInputModeGame();</w:t>
+        <w:br/>
+        <w:t>// else: leave whatever native input mode is, alone</w:t>
+      </w:r>
+    </w:p>
+    <w:p>
+      <w:r>
+        <w:t>Manual click polling via cursor pixel position works regardless of input</w:t>
+      </w:r>
+    </w:p>
+    <w:p>
+      <w:r>
+        <w:t>mode, so we don't need Slate click routing for popup buttons.</w:t>
+      </w:r>
+    </w:p>
+    <w:p/>
+    <w:p>
+      <w:r>
+        <w:t>GENERALIZED LESSON. **Don't create hybrid input modes.** `Game + cursor</w:t>
+      </w:r>
+    </w:p>
+    <w:p>
+      <w:r>
+        <w:t>visible` is broken. If a UI is already open, leave its input mode alone -</w:t>
+      </w:r>
+    </w:p>
+    <w:p>
+      <w:r>
+        <w:t>your popup overlays it without disturbing the input pipeline.</w:t>
+      </w:r>
+    </w:p>
+    <w:p/>
+    <w:p/>
+    <w:p>
+      <w:pPr>
+        <w:pStyle w:val="Heading2"/>
+      </w:pPr>
+      <w:r>
+        <w:t>4.5  THE INS REPLENISH 2-STACK BUG (long-standing -&gt; v6.23.2)</w:t>
+      </w:r>
+    </w:p>
+    <w:p/>
+    <w:p>
+      <w:r>
+        <w:t>THE BUG. User had two stacks of "Wood" in inventory. Pressed INS to</w:t>
+      </w:r>
+    </w:p>
+    <w:p>
+      <w:r>
+        <w:t>replenish. Nothing happened. Closed and reopened inventory (game auto-</w:t>
+      </w:r>
+    </w:p>
+    <w:p>
+      <w:r>
+        <w:t>merged stacks server-side). Pressed INS. Worked.</w:t>
+      </w:r>
+    </w:p>
+    <w:p/>
+    <w:p>
+      <w:r>
+        <w:t>THE ROOT CAUSE. `UInventoryComponent::ServerDebugSetItem(TSubclassOf&lt;</w:t>
+      </w:r>
+    </w:p>
+    <w:p>
+      <w:r>
+        <w:t>AInventoryItem&gt; Item, int32 Count)` is **class-level** not</w:t>
+      </w:r>
+    </w:p>
+    <w:p>
+      <w:r>
+        <w:t>**instance-level**. The server walks FItemInstance entries for the given</w:t>
+      </w:r>
+    </w:p>
+    <w:p>
+      <w:r>
+        <w:t>class and sets the FIRST-found stack's count to N. The user's targeted/</w:t>
+      </w:r>
+    </w:p>
+    <w:p>
+      <w:r>
+        <w:t>hovered stack went unchanged. If the first-found stack was already at</w:t>
+      </w:r>
+    </w:p>
+    <w:p>
+      <w:r>
+        <w:t>MaxStack (often the case), there was no observable effect - INS appeared</w:t>
+      </w:r>
+    </w:p>
+    <w:p>
+      <w:r>
+        <w:t>to "do nothing."</w:t>
+      </w:r>
+    </w:p>
+    <w:p/>
+    <w:p>
+      <w:r>
+        <w:t>ESC + reopen worked because the inventory close triggers server-side</w:t>
+      </w:r>
+    </w:p>
+    <w:p>
+      <w:r>
+        <w:t>stack auto-merge. On reopen there's only one stack, so ServerDebugSetItem</w:t>
+      </w:r>
+    </w:p>
+    <w:p>
+      <w:r>
+        <w:t>hits correctly.</w:t>
+      </w:r>
+    </w:p>
+    <w:p/>
+    <w:p>
+      <w:r>
+        <w:t>WHY WE COULDN'T JUST USE A PER-INSTANCE RPC. CXXHeaderDump confirms</w:t>
+      </w:r>
+    </w:p>
+    <w:p>
+      <w:r>
+        <w:t>there is NO per-instance set-count RPC in UInventoryComponent. The</w:t>
+      </w:r>
+    </w:p>
+    <w:p>
+      <w:r>
+        <w:t>closest per-instance APIs are:</w:t>
+      </w:r>
+    </w:p>
+    <w:p/>
+    <w:p>
+      <w:r>
+        <w:rPr>
+          <w:rFonts w:ascii="Consolas" w:hAnsi="Consolas"/>
+          <w:sz w:val="18"/>
+        </w:rPr>
+        <w:t>ServerSplitStack(Source, Dest, MoveCount)  - moves N items between stacks</w:t>
+        <w:br/>
+        <w:t>ServerMoveItem(Item, Dest, AddType)        - moves a stack to a destination</w:t>
+        <w:br/>
+        <w:t>ServerDropItem(Item, Count, Direction)     - drops items</w:t>
+        <w:br/>
+        <w:t>ServerChangeDurability(Item, RatioChange)  - durability not count</w:t>
+        <w:br/>
+        <w:t>ServerRestoreItem(Item)                    - restores (durability, etc.)</w:t>
+      </w:r>
+    </w:p>
+    <w:p>
+      <w:r>
+        <w:t>None of them is "set count of THIS instance to N."</w:t>
+      </w:r>
+    </w:p>
+    <w:p/>
+    <w:p>
+      <w:r>
+        <w:t>THE FIX (v6.23.2). Walk the FItemInstance Items array on the</w:t>
+      </w:r>
+    </w:p>
+    <w:p>
+      <w:r>
+        <w:t>InventoryComponent, find every entry of m_lastPickedUpItemClass whose</w:t>
+      </w:r>
+    </w:p>
+    <w:p>
+      <w:r>
+        <w:t>ID differs from the captured handle's ID, and call ServerSplitStack(B,</w:t>
+      </w:r>
+    </w:p>
+    <w:p>
+      <w:r>
+        <w:t>m_lastItemHandle, B.Count) to MOVE every duplicate's contents into the</w:t>
+      </w:r>
+    </w:p>
+    <w:p>
+      <w:r>
+        <w:t>user's targeted stack. After all duplicates are emptied, ServerDebugSetItem</w:t>
+      </w:r>
+    </w:p>
+    <w:p>
+      <w:r>
+        <w:t>reliably hits the targeted instance:</w:t>
+      </w:r>
+    </w:p>
+    <w:p/>
+    <w:p>
+      <w:r>
+        <w:rPr>
+          <w:rFonts w:ascii="Consolas" w:hAnsi="Consolas"/>
+          <w:sz w:val="18"/>
+        </w:rPr>
+        <w:t>int32_t targetID = *reinterpret_cast&lt;int32_t*&gt;(m_lastItemHandle);</w:t>
+        <w:br/>
+        <w:t>auto* splitFn = invComp-&gt;GetFunctionByNameInChain(STR("ServerSplitStack"));</w:t>
+        <w:br/>
+        <w:t>// Walk Items array...</w:t>
+        <w:br/>
+        <w:t>for each entry of class with id != targetID and count &gt; 0:</w:t>
+        <w:br/>
+        <w:t xml:space="preserve">    // Synthesize duplicate's FItemHandle</w:t>
+        <w:br/>
+        <w:t xml:space="preserve">    uint8_t dupHandle[20];</w:t>
+        <w:br/>
+        <w:t xml:space="preserve">    std::memcpy(dupHandle, m_lastItemHandle, 20);  // copy Owner+Payload</w:t>
+        <w:br/>
+        <w:t xml:space="preserve">    std::memcpy(dupHandle, &amp;entryID, 4);            // overwrite ID</w:t>
+        <w:br/>
+        <w:t xml:space="preserve">    // Call ServerSplitStack(dupHandle, m_lastItemHandle, entryCount)</w:t>
+        <w:br/>
+        <w:t xml:space="preserve">    safeProcessEvent(invComp, splitFn, parmBuf);</w:t>
+        <w:br/>
+        <w:t>// Then ServerDebugSetItem(class, MaxStack) hits the merged stack</w:t>
+      </w:r>
+    </w:p>
+    <w:p>
+      <w:r>
+        <w:t>FItemHandle layout (FGK.hpp:1715, size 0x14 = 20 bytes):</w:t>
+      </w:r>
+    </w:p>
+    <w:p>
+      <w:r>
+        <w:rPr>
+          <w:rFonts w:ascii="Consolas" w:hAnsi="Consolas"/>
+          <w:sz w:val="18"/>
+        </w:rPr>
+        <w:t>+0x00 int32 ID                              &lt;- read from FItemInstance.ID</w:t>
+        <w:br/>
+        <w:t>+0x04 int32 Payload                         &lt;- copy from m_lastItemHandle</w:t>
+        <w:br/>
+        <w:t>+0x08 TWeakObjectPtr&lt;UInventoryComponent&gt;   &lt;- copy from m_lastItemHandle</w:t>
+      </w:r>
+    </w:p>
+    <w:p>
+      <w:r>
+        <w:t>The server validates handles primarily on (ID, Owner). Payload appears</w:t>
+      </w:r>
+    </w:p>
+    <w:p>
+      <w:r>
+        <w:t>to be a per-Owner counter NOT consulted for stack-merge ops, so reusing</w:t>
+      </w:r>
+    </w:p>
+    <w:p>
+      <w:r>
+        <w:t>m_lastItemHandle's Payload bytes is a best-effort approximation that</w:t>
+      </w:r>
+    </w:p>
+    <w:p>
+      <w:r>
+        <w:t>works in practice. Worst case (server rejects synthetic handle): the</w:t>
+      </w:r>
+    </w:p>
+    <w:p>
+      <w:r>
+        <w:t>Split call is a no-op, and we fall through to the existing class-level</w:t>
+      </w:r>
+    </w:p>
+    <w:p>
+      <w:r>
+        <w:t>SetItem - same as before, no regression.</w:t>
+      </w:r>
+    </w:p>
+    <w:p/>
+    <w:p>
+      <w:r>
+        <w:t>GENERALIZED LESSON. **Read the function signature carefully before</w:t>
+      </w:r>
+    </w:p>
+    <w:p>
+      <w:r>
+        <w:t>trusting it.** "ServerDebugSetItem(ItemClass, Count)" was named like an</w:t>
+      </w:r>
+    </w:p>
+    <w:p>
+      <w:r>
+        <w:t>instance API but is actually class-level. The dump CXXHeaderDump file is</w:t>
+      </w:r>
+    </w:p>
+    <w:p>
+      <w:r>
+        <w:t>truth - if you don't see an FItemHandle parameter, it's not per-instance.</w:t>
+      </w:r>
+    </w:p>
+    <w:p/>
+    <w:p/>
+    <w:p>
+      <w:pPr>
+        <w:pStyle w:val="Heading2"/>
+      </w:pPr>
+      <w:r>
+        <w:t>4.6  THE applyAddRow HEAP LEAK (latent since DefinitionProcessing landed -&gt; v6.22.6)</w:t>
+      </w:r>
+    </w:p>
+    <w:p/>
+    <w:p>
+      <w:r>
+        <w:t>THE BUG. Every time the user toggled a definition pack OFF then back ON</w:t>
+      </w:r>
+    </w:p>
+    <w:p>
+      <w:r>
+        <w:t>in the F12 Game Mods tab, the process working set grew by ~count*elemSize</w:t>
+      </w:r>
+    </w:p>
+    <w:p>
+      <w:r>
+        <w:t>bytes. Over many toggles the leak compounded.</w:t>
+      </w:r>
+    </w:p>
+    <w:p/>
+    <w:p>
+      <w:r>
+        <w:t>THE ROOT CAUSE. moria_DefinitionProcessing.inl:1140-1182's `applyAddRow`</w:t>
+      </w:r>
+    </w:p>
+    <w:p>
+      <w:r>
+        <w:t>overwrote a TArray's Data pointer without freeing the existing</w:t>
+      </w:r>
+    </w:p>
+    <w:p>
+      <w:r>
+        <w:t>allocation:</w:t>
+      </w:r>
+    </w:p>
+    <w:p/>
+    <w:p>
+      <w:r>
+        <w:rPr>
+          <w:rFonts w:ascii="Consolas" w:hAnsi="Consolas"/>
+          <w:sz w:val="18"/>
+        </w:rPr>
+        <w:t>std::memcpy(fieldData, &amp;arrData, 8);       // overwrites Data ptr</w:t>
+        <w:br/>
+        <w:t>std::memcpy(fieldData + 8, &amp;count, 4);     // overwrites Num</w:t>
+        <w:br/>
+        <w:t>std::memcpy(fieldData + 12, &amp;count, 4);    // overwrites Max</w:t>
+      </w:r>
+    </w:p>
+    <w:p>
+      <w:r>
+        <w:t>If `fieldData` already had a Data pointer from a prior apply (or from</w:t>
+      </w:r>
+    </w:p>
+    <w:p>
+      <w:r>
+        <w:t>engine init with non-empty TArray), that allocation leaked. Same pattern</w:t>
+      </w:r>
+    </w:p>
+    <w:p>
+      <w:r>
+        <w:t>at :1041-1057 for GameplayTagContainer.</w:t>
+      </w:r>
+    </w:p>
+    <w:p/>
+    <w:p>
+      <w:r>
+        <w:t>THE FIX (v6.22.6). Read prior Data pointer first; if non-null,</w:t>
+      </w:r>
+    </w:p>
+    <w:p>
+      <w:r>
+        <w:t>FMemory::Free it before the memcpy:</w:t>
+      </w:r>
+    </w:p>
+    <w:p/>
+    <w:p>
+      <w:r>
+        <w:rPr>
+          <w:rFonts w:ascii="Consolas" w:hAnsi="Consolas"/>
+          <w:sz w:val="18"/>
+        </w:rPr>
+        <w:t>uint8_t* priorData = nullptr;</w:t>
+        <w:br/>
+        <w:t>std::memcpy(&amp;priorData, fieldData, 8);</w:t>
+        <w:br/>
+        <w:t>if (priorData) FMemory::Free(priorData);</w:t>
+        <w:br/>
+        <w:t>std::memcpy(fieldData, &amp;arrData, 8);</w:t>
+        <w:br/>
+        <w:t>std::memcpy(fieldData + 8, &amp;count, 4);</w:t>
+        <w:br/>
+        <w:t>std::memcpy(fieldData + 12, &amp;count, 4);</w:t>
+      </w:r>
+    </w:p>
+    <w:p>
+      <w:r>
+        <w:t>UE4.27 default TArray&lt;T&gt; with FHeapAllocator uses FMemory::Malloc, so</w:t>
+      </w:r>
+    </w:p>
+    <w:p>
+      <w:r>
+        <w:t>FMemory::Free matches. Defensive: skip the call when prior is null</w:t>
+      </w:r>
+    </w:p>
+    <w:p>
+      <w:r>
+        <w:t>(engine-init empty TArrays).</w:t>
+      </w:r>
+    </w:p>
+    <w:p/>
+    <w:p>
+      <w:r>
+        <w:t>GENERALIZED LESSON. **Direct memory writes to TArray headers leak by</w:t>
+      </w:r>
+    </w:p>
+    <w:p>
+      <w:r>
+        <w:t>default.** If you `memcpy` over a Data pointer, you must FMemory::Free</w:t>
+      </w:r>
+    </w:p>
+    <w:p>
+      <w:r>
+        <w:t>the previous one. UE4's TArray destructor would handle this normally,</w:t>
+      </w:r>
+    </w:p>
+    <w:p>
+      <w:r>
+        <w:t>but a raw memcpy bypasses it.</w:t>
+      </w:r>
+    </w:p>
+    <w:p/>
+    <w:p/>
+    <w:p>
+      <w:pPr>
+        <w:pStyle w:val="Heading2"/>
+      </w:pPr>
+      <w:r>
+        <w:t>4.7  THE GetAsyncKeyState HEADER-MACRO HAZARD (latent -&gt; v6.22.7)</w:t>
+      </w:r>
+    </w:p>
+    <w:p/>
+    <w:p>
+      <w:r>
+        <w:t>THE BUG. The user alt-tabbed to another app, held Shift while typing,</w:t>
+      </w:r>
+    </w:p>
+    <w:p>
+      <w:r>
+        <w:t>and the mod's chord checks misfired (because Shift was "held").</w:t>
+      </w:r>
+    </w:p>
+    <w:p/>
+    <w:p>
+      <w:r>
+        <w:t>THE ROOT CAUSE. moria_common.inl defined:</w:t>
+      </w:r>
+    </w:p>
+    <w:p/>
+    <w:p>
+      <w:r>
+        <w:rPr>
+          <w:rFonts w:ascii="Consolas" w:hAnsi="Consolas"/>
+          <w:sz w:val="18"/>
+        </w:rPr>
+        <w:t>#define GetAsyncKeyState focusedAsyncKeyState</w:t>
+      </w:r>
+    </w:p>
+    <w:p>
+      <w:r>
+        <w:t>so calls to GetAsyncKeyState in our code routed through a focus-aware</w:t>
+      </w:r>
+    </w:p>
+    <w:p>
+      <w:r>
+        <w:t>wrapper that returns 0 when the game isn't the foreground process. But</w:t>
+      </w:r>
+    </w:p>
+    <w:p>
+      <w:r>
+        <w:t>the .inl was included at class scope (via `#include "moria_common.inl"`</w:t>
+      </w:r>
+    </w:p>
+    <w:p>
+      <w:r>
+        <w:t>inside the MoriaCppMod class body). The macro was therefore visible only</w:t>
+      </w:r>
+    </w:p>
+    <w:p>
+      <w:r>
+        <w:t>to translation units that included the .inl - typically just dllmain.cpp.</w:t>
+      </w:r>
+    </w:p>
+    <w:p/>
+    <w:p>
+      <w:r>
+        <w:t>moria_keybinds.h includes only moria_common.h (not the .inl), and uses</w:t>
+      </w:r>
+    </w:p>
+    <w:p>
+      <w:r>
+        <w:t>`::GetAsyncKeyState` in `isModifierDown` and `isChordHeld`. Without the</w:t>
+      </w:r>
+    </w:p>
+    <w:p>
+      <w:r>
+        <w:t>macro, those calls hit the raw Win32 API and silently bypassed the</w:t>
+      </w:r>
+    </w:p>
+    <w:p>
+      <w:r>
+        <w:t>focus filter.</w:t>
+      </w:r>
+    </w:p>
+    <w:p/>
+    <w:p>
+      <w:r>
+        <w:t>THE FIX (v6.22.7). Promote the focus-aware helpers to free functions</w:t>
+      </w:r>
+    </w:p>
+    <w:p>
+      <w:r>
+        <w:t>inside `namespace MoriaMods` in moria_common.h, alongside the macro.</w:t>
+      </w:r>
+    </w:p>
+    <w:p>
+      <w:r>
+        <w:t>Now every TU that includes the header gets focus-aware GetAsyncKeyState.</w:t>
+      </w:r>
+    </w:p>
+    <w:p/>
+    <w:p>
+      <w:r>
+        <w:t>GENERALIZED LESSON. **Macros that cross translation units belong in</w:t>
+      </w:r>
+    </w:p>
+    <w:p>
+      <w:r>
+        <w:t>.h files, not .inl files.** If your .inl is included at class scope (a</w:t>
+      </w:r>
+    </w:p>
+    <w:p>
+      <w:r>
+        <w:t>common UE4SS pattern for big mods), its macros are not visible to other</w:t>
+      </w:r>
+    </w:p>
+    <w:p>
+      <w:r>
+        <w:t>TUs that include only the .h.</w:t>
+      </w:r>
+    </w:p>
+    <w:p/>
+    <w:p/>
+    <w:p>
+      <w:pPr>
+        <w:pStyle w:val="Heading2"/>
+      </w:pPr>
+      <w:r>
+        <w:t>4.8  THE PE-BUDGET REORDER (audit finding -&gt; v6.22.8)</w:t>
+      </w:r>
+    </w:p>
+    <w:p/>
+    <w:p>
+      <w:r>
+        <w:t>THE BUG. (Not user-visible; surfaced via code review.) PE post-hook</w:t>
+      </w:r>
+    </w:p>
+    <w:p>
+      <w:r>
+        <w:t>callbacks fire on EVERY UFunction invocation across the entire engine -</w:t>
+      </w:r>
+    </w:p>
+    <w:p>
+      <w:r>
+        <w:t>animations, ticks, UI, RPCs, thousands per frame. Hot post-hook code that</w:t>
+      </w:r>
+    </w:p>
+    <w:p>
+      <w:r>
+        <w:t>called `safeClassName(context)` BEFORE filtering by function name paid</w:t>
+      </w:r>
+    </w:p>
+    <w:p>
+      <w:r>
+        <w:t>the SEH-wrapped class-name-resolve cost on every PE that didn't match.</w:t>
+      </w:r>
+    </w:p>
+    <w:p/>
+    <w:p>
+      <w:r>
+        <w:t>THE FIX (v6.22.8). Always filter by `wcscmp(fnStr, ...)` FIRST (cheap</w:t>
+      </w:r>
+    </w:p>
+    <w:p>
+      <w:r>
+        <w:t>string compare, stack-only), then resolve class name only on matched</w:t>
+      </w:r>
+    </w:p>
+    <w:p>
+      <w:r>
+        <w:t>function names:</w:t>
+      </w:r>
+    </w:p>
+    <w:p/>
+    <w:p>
+      <w:r>
+        <w:rPr>
+          <w:rFonts w:ascii="Consolas" w:hAnsi="Consolas"/>
+          <w:sz w:val="18"/>
+        </w:rPr>
+        <w:t>// CHEAP first</w:t>
+        <w:br/>
+        <w:t>if (wcscmp(fnStr, STR("ServerMoveItem")) == 0 ||</w:t>
+        <w:br/>
+        <w:t xml:space="preserve">    wcscmp(fnStr, STR("BroadcastToContainers_OnChanged")) == 0)</w:t>
+        <w:br/>
+        <w:t>{</w:t>
+        <w:br/>
+        <w:t xml:space="preserve">    if (parms &amp;&amp; isLocalContext(context)) {</w:t>
+        <w:br/>
+        <w:t xml:space="preserve">        std::wstring cls = safeClassName(context);  // EXPENSIVE - only on hits</w:t>
+        <w:br/>
+        <w:t xml:space="preserve">        if (cls == STR("MorInventoryComponent")) { ... }</w:t>
+        <w:br/>
+        <w:t xml:space="preserve">    }</w:t>
+        <w:br/>
+        <w:t>}</w:t>
+      </w:r>
+    </w:p>
+    <w:p>
+      <w:r>
+        <w:t>Bonus optimization: cache target UClass* once via StaticFindObject,</w:t>
+      </w:r>
+    </w:p>
+    <w:p>
+      <w:r>
+        <w:t>then pointer-compare GetClassPrivate() instead of string-comparing.</w:t>
+      </w:r>
+    </w:p>
+    <w:p/>
+    <w:p>
+      <w:r>
+        <w:t>In v6.22.8 we also hoisted three `safeClassName(context)` calls in the</w:t>
+      </w:r>
+    </w:p>
+    <w:p>
+      <w:r>
+        <w:t>OnAfterShow post-hook (popup-tracker / rename-patch / build-tab) to a</w:t>
+      </w:r>
+    </w:p>
+    <w:p>
+      <w:r>
+        <w:t>single shared call, since they all read the same context.</w:t>
+      </w:r>
+    </w:p>
+    <w:p/>
+    <w:p>
+      <w:r>
+        <w:t>GENERALIZED LESSON. **In ProcessEvent post-hooks, every byte you do</w:t>
+      </w:r>
+    </w:p>
+    <w:p>
+      <w:r>
+        <w:t>costs a millisecond.** PE post-hooks are called millions of times per</w:t>
+      </w:r>
+    </w:p>
+    <w:p>
+      <w:r>
+        <w:t>session. Cheap-filter first; expensive-resolve second; cache where</w:t>
+      </w:r>
+    </w:p>
+    <w:p>
+      <w:r>
+        <w:t>possible.</w:t>
+      </w:r>
+    </w:p>
+    <w:p/>
+    <w:p/>
+    <w:p>
+      <w:pPr>
+        <w:pStyle w:val="Heading2"/>
+      </w:pPr>
+      <w:r>
+        <w:t>4.9  ABANDONED FEATURES AND WHY (v6.7.1 -&gt; v6.23.2)</w:t>
+      </w:r>
+    </w:p>
+    <w:p/>
+    <w:p>
+      <w:r>
+        <w:t>A. FGK runtime DataTable injection (multiple paths, all dead in v6.23.0).</w:t>
+      </w:r>
+    </w:p>
+    <w:p/>
+    <w:p>
+      <w:r>
+        <w:rPr>
+          <w:rFonts w:ascii="Consolas" w:hAnsi="Consolas"/>
+          <w:sz w:val="18"/>
+        </w:rPr>
+        <w:t>We tried to add new building recipes at runtime via FGK's</w:t>
+        <w:br/>
+        <w:t>DynamicTableAsset cache. Multiple approaches:</w:t>
+        <w:br/>
+        <w:br/>
+        <w:t xml:space="preserve">    Path #1  Direct AddRow on the underlying UDataTable - blocked</w:t>
+        <w:br/>
+        <w:t xml:space="preserve">             by FGK wrapper's own cache.</w:t>
+        <w:br/>
+        <w:t xml:space="preserve">    Path #5  ActorRowNameLookup TMap dump + injection - byte-layout</w:t>
+        <w:br/>
+        <w:t xml:space="preserve">             traced but the wrapper rejected synthetic entries.</w:t>
+        <w:br/>
+        <w:t xml:space="preserve">    Path #6  HandleDataTableChanged callback after AddRow - no-op</w:t>
+        <w:br/>
+        <w:t xml:space="preserve">             in shipping (the function was inlined to nothing).</w:t>
+        <w:br/>
+        <w:t xml:space="preserve">    Path #10 UE.Toolkit XML injection - viable but external; we'd</w:t>
+        <w:br/>
+        <w:t xml:space="preserve">             need to write a Moria-specific UE.Toolkit extension.</w:t>
+        <w:br/>
+        <w:t xml:space="preserve">    Path #11 IoStore .pak with replacement DT - works but requires</w:t>
+        <w:br/>
+        <w:t xml:space="preserve">             cooked-pak workflow we couldn't reliably maintain.</w:t>
+        <w:br/>
+        <w:br/>
+        <w:t>All paths abandoned per closed-features-2026-05-04.md. The FGK</w:t>
+        <w:br/>
+        <w:t>diagnostic functions (tickFGKInjectionTest, tickActorLookupDiag,</w:t>
+        <w:br/>
+        <w:t>tickFGKDiscoveryDiag, dumpFGKWrapperDiagnostic,</w:t>
+        <w:br/>
+        <w:t>resolveHandleDataTableChanged) and the m_pfHandleDataTableChanged</w:t>
+        <w:br/>
+        <w:t>field were all comment-out'd in v6.22.2 and hard-deleted in v6.23.0</w:t>
+        <w:br/>
+        <w:t>(~250 LOC).</w:t>
+        <w:br/>
+        <w:br/>
+        <w:t>LESSON FOR MODDERS: If you want to add new build recipes to this</w:t>
+        <w:br/>
+        <w:t>game, the answer is UE.Toolkit-style external XML injection, NOT</w:t>
+        <w:br/>
+        <w:t>runtime DT modification through the FGK wrapper. The wrapper's</w:t>
+        <w:br/>
+        <w:t>cache is the killer.</w:t>
+      </w:r>
+    </w:p>
+    <w:p>
+      <w:r>
+        <w:t>B. DualSenseReader raw HID reader (~265 LOC, deleted in v6.23.0).</w:t>
+      </w:r>
+    </w:p>
+    <w:p/>
+    <w:p>
+      <w:r>
+        <w:rPr>
+          <w:rFonts w:ascii="Consolas" w:hAnsi="Consolas"/>
+          <w:sz w:val="18"/>
+        </w:rPr>
+        <w:t>Built a raw HID-level DualSense reader as fallback for PS5</w:t>
+        <w:br/>
+        <w:t>controllers. Never reached - DIGamepadReader (DirectInput) handled</w:t>
+        <w:br/>
+        <w:t>the PS5 fine on Steam. On Epic Games Store, only DirectInput works</w:t>
+        <w:br/>
+        <w:t>for PS5 (the game's XInput probe doesn't see DualSense in EGS), so</w:t>
+        <w:br/>
+        <w:t>DualSenseReader was redundant.</w:t>
+        <w:br/>
+        <w:br/>
+        <w:t>LESSON: PS5 controller input on UE4.27 + EGS - use DirectInput, not</w:t>
+        <w:br/>
+        <w:t>XInput. XInput works for Xbox-protocol controllers only.</w:t>
+      </w:r>
+    </w:p>
+    <w:p>
+      <w:r>
+        <w:t>C. The entire controller code cluster (v6.3.5 UI removal -&gt; v6.23.0</w:t>
+      </w:r>
+    </w:p>
+    <w:p>
+      <w:r>
+        <w:t xml:space="preserve">   hard-delete; ~720 LOC).</w:t>
+      </w:r>
+    </w:p>
+    <w:p/>
+    <w:p>
+      <w:r>
+        <w:rPr>
+          <w:rFonts w:ascii="Consolas" w:hAnsi="Consolas"/>
+          <w:sz w:val="18"/>
+        </w:rPr>
+        <w:t>v6.3.5 removed the F12 controller-enable checkbox. After that,</w:t>
+        <w:br/>
+        <w:t>`m_controllerEnabled` was permanently false (Grep confirmed zero</w:t>
+        <w:br/>
+        <w:t>`=true` writers anywhere). Every line of controller dispatch -</w:t>
+        <w:br/>
+        <w:t>PE pre-hook gamepad suppression, PE post-hook action-bar focus</w:t>
+        <w:br/>
+        <w:t>tracking, the main D-pad-Left toggle / dispatchGP loop, all 13</w:t>
+        <w:br/>
+        <w:t>controller fields, and DIGamepadReader itself - was unreachable.</w:t>
+        <w:br/>
+        <w:t>v6.23.0 deleted the lot.</w:t>
+        <w:br/>
+        <w:br/>
+        <w:t>LESSON: When you disable a feature, also delete its dispatch. We</w:t>
+        <w:br/>
+        <w:t>waited 18 months between disabling the UI and deleting the</w:t>
+        <w:br/>
+        <w:t>pipeline; the cost was ~720 LOC of zombie code in a hot file.</w:t>
+      </w:r>
+    </w:p>
+    <w:p>
+      <w:r>
+        <w:t>D. MoriaJoinAssets:: namespace (~80 LOC, deleted in v6.23.0).</w:t>
+      </w:r>
+    </w:p>
+    <w:p/>
+    <w:p>
+      <w:r>
+        <w:rPr>
+          <w:rFonts w:ascii="Consolas" w:hAnsi="Consolas"/>
+          <w:sz w:val="18"/>
+        </w:rPr>
+        <w:t>Asset-path constants captured for the v6.6.0 spawn-duplicate</w:t>
+        <w:br/>
+        <w:t>JoinWorld attempt. v6.7.0 switched to in-place modification. The</w:t>
+        <w:br/>
+        <w:t>constants stayed; nothing read them. Grep confirmed 0 callers</w:t>
+        <w:br/>
+        <w:t>project-wide.</w:t>
+        <w:br/>
+        <w:br/>
+        <w:t>LESSON: Named-constant headers don't get garbage-collected. If you</w:t>
+        <w:br/>
+        <w:t>rewrite a feature, kill the old constants too.</w:t>
+      </w:r>
+    </w:p>
+    <w:p>
+      <w:r>
+        <w:t>E. AdvancedJoin captures (cacheAdvancedJoinClassRefs body + 6 fields,</w:t>
+      </w:r>
+    </w:p>
+    <w:p>
+      <w:r>
+        <w:t xml:space="preserve">   ~76 LOC, deleted in v6.23.0).</w:t>
+      </w:r>
+    </w:p>
+    <w:p/>
+    <w:p>
+      <w:r>
+        <w:rPr>
+          <w:rFonts w:ascii="Consolas" w:hAnsi="Consolas"/>
+          <w:sz w:val="18"/>
+        </w:rPr>
+        <w:t>Same root cause as D - v6.6.0 spawn-duplicate code that v6.7.0</w:t>
+        <w:br/>
+        <w:t>in-place modification superseded. The capture walker ran every</w:t>
+        <w:br/>
+        <w:t>OnAfterShow but produced data nobody read.</w:t>
+      </w:r>
+    </w:p>
+    <w:p>
+      <w:r>
+        <w:t>F. Settings-screen "Cheats" tab (~150 LOC of orphan-on-flag code).</w:t>
+      </w:r>
+    </w:p>
+    <w:p/>
+    <w:p>
+      <w:r>
+        <w:rPr>
+          <w:rFonts w:ascii="Consolas" w:hAnsi="Consolas"/>
+          <w:sz w:val="18"/>
+        </w:rPr>
+        <w:t>The mod-tab-in-settings-status.md documents Option-C: instead of</w:t>
+        <w:br/>
+        <w:t>creating a separate "Cheats" tab in the native Settings UI, we</w:t>
+        <w:br/>
+        <w:t>merge cheat content into the existing native Gameplay/Game Options</w:t>
+        <w:br/>
+        <w:t>tabs. The Option-A "create a new tab" code was preserved but</w:t>
+        <w:br/>
+        <w:t>dead-on-flag (m_cheatsTabActive permanently false). v6.22.5 gated</w:t>
+        <w:br/>
+        <w:t>the call sites; v6.23.0 deleted them but left the function bodies</w:t>
+        <w:br/>
+        <w:t>in moria_settings_ui.inl pending follow-up cleanup (intra-file</w:t>
+        <w:br/>
+        <w:t>call edges complicate the deletion).</w:t>
+        <w:br/>
+        <w:br/>
+        <w:t>LESSON: When designing for engine takeover, the "merge into</w:t>
+        <w:br/>
+        <w:t>existing native widget" path is almost always cleaner than "spawn</w:t>
+        <w:br/>
+        <w:t>a new tab" - matches game styling automatically, no chrome to</w:t>
+        <w:br/>
+        <w:t>capture, no positioning math.</w:t>
+      </w:r>
+    </w:p>
+    <w:p>
+      <w:r>
+        <w:t>G. Editor project / cooked .pak features.</w:t>
+      </w:r>
+    </w:p>
+    <w:p/>
+    <w:p>
+      <w:r>
+        <w:rPr>
+          <w:rFonts w:ascii="Consolas" w:hAnsi="Consolas"/>
+          <w:sz w:val="18"/>
+        </w:rPr>
+        <w:t>Separate "Moria-Replication" repo at</w:t>
+        <w:br/>
+        <w:t>github.com/jbowensii/Moria-Replication for editor-project</w:t>
+        <w:br/>
+        <w:t>reconstruction. Abandoned per closed-features-2026-05-04.md</w:t>
+        <w:br/>
+        <w:t>because the cooked-pak workflow couldn't be reliably maintained</w:t>
+        <w:br/>
+        <w:t>across game updates.</w:t>
+      </w:r>
+    </w:p>
+    <w:p>
+      <w:pPr>
+        <w:pStyle w:val="Heading2"/>
+      </w:pPr>
+      <w:r>
+        <w:t>4.10  DISCIPLINE: COMMENT-OUT BEFORE DELETE</w:t>
+      </w:r>
+    </w:p>
+    <w:p/>
+    <w:p>
+      <w:r>
+        <w:t>After several incidents where "looks unused" code turned out to be</w:t>
+      </w:r>
+    </w:p>
+    <w:p>
+      <w:r>
+        <w:t>called via deep paths (reflection-driven, hooks, ProcessEvent dispatch,</w:t>
+      </w:r>
+    </w:p>
+    <w:p>
+      <w:r>
+        <w:t>Settings UI keymap rebinds, MP-only RPC paths), we adopted a strict</w:t>
+      </w:r>
+    </w:p>
+    <w:p>
+      <w:r>
+        <w:t>two-pass discipline for dead-code removal:</w:t>
+      </w:r>
+    </w:p>
+    <w:p/>
+    <w:p>
+      <w:r>
+        <w:rPr>
+          <w:rFonts w:ascii="Consolas" w:hAnsi="Consolas"/>
+          <w:sz w:val="18"/>
+        </w:rPr>
+        <w:t>PASS 1 (cautious): Wrap suspect block in `#if 0 ... #endif`.</w:t>
+        <w:br/>
+        <w:t xml:space="preserve">                   Commit + tag + push to GitHub. User tests</w:t>
+        <w:br/>
+        <w:t xml:space="preserve">                   in-game across at least one full play session</w:t>
+        <w:br/>
+        <w:t xml:space="preserve">                   (multiple world-loads, multiple feature</w:t>
+        <w:br/>
+        <w:t xml:space="preserve">                   interactions). If user confirms nothing broke,</w:t>
+        <w:br/>
+        <w:t xml:space="preserve">                   proceed to Pass 2.</w:t>
+        <w:br/>
+        <w:br/>
+        <w:t>PASS 2 (confident): Delete the wrapped block entirely (remove the</w:t>
+        <w:br/>
+        <w:t xml:space="preserve">                    `#if 0`, the body, the `#endif`, the comment</w:t>
+        <w:br/>
+        <w:t xml:space="preserve">                    explaining the gate). Commit + tag + push.</w:t>
+      </w:r>
+    </w:p>
+    <w:p>
+      <w:r>
+        <w:t>Each pass ships as its own version bump. Pass 1 + Pass 2 are NEVER</w:t>
+      </w:r>
+    </w:p>
+    <w:p>
+      <w:r>
+        <w:t>bundled in the same commit.</w:t>
+      </w:r>
+    </w:p>
+    <w:p/>
+    <w:p>
+      <w:r>
+        <w:t>WHY. Comment-out preserves intact + visible + git-blameable while we</w:t>
+      </w:r>
+    </w:p>
+    <w:p>
+      <w:r>
+        <w:t>verify. Once a line is gone from git, the recovery cost is real -</w:t>
+      </w:r>
+    </w:p>
+    <w:p>
+      <w:r>
+        <w:t>diffing back through history, reconstructing context. The cases that</w:t>
+      </w:r>
+    </w:p>
+    <w:p>
+      <w:r>
+        <w:t>bit us were all "obviously unused" until they weren't.</w:t>
+      </w:r>
+    </w:p>
+    <w:p/>
+    <w:p>
+      <w:r>
+        <w:t>THE v6.22.x -&gt; v6.23.0 SWEEP. We executed this discipline rigorously</w:t>
+      </w:r>
+    </w:p>
+    <w:p>
+      <w:r>
+        <w:t>over 9 iterations:</w:t>
+      </w:r>
+    </w:p>
+    <w:p/>
+    <w:p>
+      <w:r>
+        <w:rPr>
+          <w:rFonts w:ascii="Consolas" w:hAnsi="Consolas"/>
+          <w:sz w:val="18"/>
+        </w:rPr>
+        <w:t>v6.22.1 Pass 1: tickSessionHistoryConfirm() call commented out</w:t>
+        <w:br/>
+        <w:t>v6.22.2 Pass 1: 3 FGK diagnostic ticks commented out</w:t>
+        <w:br/>
+        <w:t>v6.22.3 Pass 1: DualSenseReader class commented out</w:t>
+        <w:br/>
+        <w:t>v6.22.4 Pass 1: entire controller cluster (~720 LOC) commented out</w:t>
+        <w:br/>
+        <w:t>v6.22.5 Pass 1: 3 dead clusters (MoriaJoinAssets, AdvancedJoin</w:t>
+        <w:br/>
+        <w:t xml:space="preserve">                captures, settings cheats call sites) commented out</w:t>
+        <w:br/>
+        <w:t>v6.22.6: real fix - applyAddRow heap leak</w:t>
+        <w:br/>
+        <w:t>v6.22.7: real fix - GetAsyncKeyState macro move</w:t>
+        <w:br/>
+        <w:t>v6.22.8: real fix - safeClassName hoist in PE post-hooks</w:t>
+        <w:br/>
+        <w:t>v6.23.0 Pass 2: hard-deleted all v6.22.1-5 #if 0 blocks + orphan</w:t>
+        <w:br/>
+        <w:t xml:space="preserve">                function bodies that were the SOLE purpose of those</w:t>
+        <w:br/>
+        <w:t xml:space="preserve">                call sites. Net -1,553 LOC across 5 files.</w:t>
+        <w:br/>
+        <w:t>v6.23.1: trash-popup cursor-stuck fix</w:t>
+        <w:br/>
+        <w:t>v6.23.2: INS replenish per-instance fix</w:t>
+      </w:r>
+    </w:p>
+    <w:p>
+      <w:r>
+        <w:t>Each Pass-1 iteration was its own GitHub tag. Recovery to any prior</w:t>
+      </w:r>
+    </w:p>
+    <w:p>
+      <w:r>
+        <w:t>state is one `git checkout v6.22.X` away.</w:t>
+      </w:r>
+    </w:p>
+    <w:p/>
+    <w:p>
+      <w:r>
+        <w:t>LESSON: Even "obviously dead code" might not be. Use a two-pass cycle</w:t>
+      </w:r>
+    </w:p>
+    <w:p>
+      <w:r>
+        <w:t>for high-leverage cleanups, especially across class boundaries or</w:t>
+      </w:r>
+    </w:p>
+    <w:p>
+      <w:r>
+        <w:t>across files. The extra commit cost is trivial; the recovery cost</w:t>
+      </w:r>
+    </w:p>
+    <w:p>
+      <w:r>
+        <w:t>when you delete something live is not.</w:t>
+      </w:r>
+    </w:p>
+    <w:p/>
+    <w:p/>
+    <w:p>
+      <w:pPr>
+        <w:pStyle w:val="Heading2"/>
+      </w:pPr>
+      <w:r>
+        <w:t>4.11  DISCIPLINE: COMPILER-DRIVEN DELETION DISCOVERY</w:t>
+      </w:r>
+    </w:p>
+    <w:p/>
+    <w:p>
+      <w:r>
+        <w:t>When wrapping field declarations in `#if 0`, building IMMEDIATELY</w:t>
+      </w:r>
+    </w:p>
+    <w:p>
+      <w:r>
+        <w:t>surfaces every remaining dependency. The compiler errors are the</w:t>
+      </w:r>
+    </w:p>
+    <w:p>
+      <w:r>
+        <w:t>exact roadmap of what else needs to be wrapped.</w:t>
+      </w:r>
+    </w:p>
+    <w:p/>
+    <w:p>
+      <w:r>
+        <w:t>EXAMPLE FROM v6.22.4 (controller cluster).</w:t>
+      </w:r>
+    </w:p>
+    <w:p/>
+    <w:p>
+      <w:r>
+        <w:t>We started by `#if 0`-ing only the 13 controller field declarations</w:t>
+      </w:r>
+    </w:p>
+    <w:p>
+      <w:r>
+        <w:t>in dllmain.cpp. The build then produced exactly these errors:</w:t>
+      </w:r>
+    </w:p>
+    <w:p/>
+    <w:p>
+      <w:r>
+        <w:rPr>
+          <w:rFonts w:ascii="Consolas" w:hAnsi="Consolas"/>
+          <w:sz w:val="18"/>
+        </w:rPr>
+        <w:t>dllmain.cpp(973):  m_modToolbarFocused: not a member</w:t>
+        <w:br/>
+        <w:t>dllmain.cpp(1017): m_controllerEnabled: not a member</w:t>
+        <w:br/>
+        <w:t>dllmain.cpp(1632): m_gameActionBarFocused: not a member</w:t>
+        <w:br/>
+        <w:t>dllmain.cpp(2842): m_controllerEnabled: undeclared</w:t>
+        <w:br/>
+        <w:t>... (35 errors total)</w:t>
+      </w:r>
+    </w:p>
+    <w:p>
+      <w:r>
+        <w:t>Each error pointed to a code block that referenced the now-gated</w:t>
+      </w:r>
+    </w:p>
+    <w:p>
+      <w:r>
+        <w:t>fields. We wrapped each block in turn (PE pre-hook gamepad</w:t>
+      </w:r>
+    </w:p>
+    <w:p>
+      <w:r>
+        <w:t>suppression, PE post-hook action-bar focus, main gamepad dispatch</w:t>
+      </w:r>
+    </w:p>
+    <w:p>
+      <w:r>
+        <w:t>loop, DIGamepadReader class). Build clean.</w:t>
+      </w:r>
+    </w:p>
+    <w:p/>
+    <w:p>
+      <w:r>
+        <w:t>This is FAR cheaper than reading every file looking for "callers."</w:t>
+      </w:r>
+    </w:p>
+    <w:p>
+      <w:r>
+        <w:t>The compiler does the search for free.</w:t>
+      </w:r>
+    </w:p>
+    <w:p/>
+    <w:p>
+      <w:r>
+        <w:t>LESSON: For dead-code sweeps that span multiple call sites, gate the</w:t>
+      </w:r>
+    </w:p>
+    <w:p>
+      <w:r>
+        <w:t>DECLARATIONS first, build, follow the errors. Don't try to find all</w:t>
+      </w:r>
+    </w:p>
+    <w:p>
+      <w:r>
+        <w:t>callers manually before starting.</w:t>
+      </w:r>
+    </w:p>
+    <w:p/>
+    <w:p/>
+    <w:p>
+      <w:pPr>
+        <w:pStyle w:val="Heading2"/>
+      </w:pPr>
+      <w:r>
+        <w:t>4.12  MULTI-AGENT CODE REVIEW METHODOLOGY</w:t>
+      </w:r>
+    </w:p>
+    <w:p/>
+    <w:p>
+      <w:r>
+        <w:t>For the v6.22.0 stability milestone, we ran a comprehensive code</w:t>
+      </w:r>
+    </w:p>
+    <w:p>
+      <w:r>
+        <w:t>review using parallel Opus agents:</w:t>
+      </w:r>
+    </w:p>
+    <w:p/>
+    <w:p>
+      <w:r>
+        <w:rPr>
+          <w:rFonts w:ascii="Consolas" w:hAnsi="Consolas"/>
+          <w:sz w:val="18"/>
+        </w:rPr>
+        <w:t>Agent A: ~14,600 LOC big files (dllmain.cpp, moria_widgets.inl,</w:t>
+        <w:br/>
+        <w:t xml:space="preserve">         moria_settings_ui.inl)</w:t>
+        <w:br/>
+        <w:t>Agent B: ~12,200 LOC medium files (placement, unlock, quickbuild,</w:t>
+        <w:br/>
+        <w:t xml:space="preserve">         hism, inventory, session_history, join_world_ui,</w:t>
+        <w:br/>
+        <w:t xml:space="preserve">         DefinitionProcessing, testable.h)</w:t>
+        <w:br/>
+        <w:t>Agent C: ~4,400 LOC small files + headers (12 files)</w:t>
+        <w:br/>
+        <w:t>Agent D: Consolidator - reads A+B+C output, ranks findings, produces</w:t>
+        <w:br/>
+        <w:t xml:space="preserve">         a 5-iteration action plan</w:t>
+      </w:r>
+    </w:p>
+    <w:p>
+      <w:r>
+        <w:t>Each per-bucket agent applied 3 lenses to every finding:</w:t>
+      </w:r>
+    </w:p>
+    <w:p>
+      <w:r>
+        <w:rPr>
+          <w:rFonts w:ascii="Consolas" w:hAnsi="Consolas"/>
+          <w:sz w:val="18"/>
+        </w:rPr>
+        <w:t>- Lint (UB, narrowing, missing nulls, exception safety, etc.)</w:t>
+        <w:br/>
+        <w:t>- Dead code (verified via Grep across full src/ tree)</w:t>
+        <w:br/>
+        <w:t>- Correctness/design (magic numbers, error-swallowing, hardcoded</w:t>
+        <w:br/>
+        <w:t xml:space="preserve">  offsets, missing alive-checks before deref, etc.)</w:t>
+      </w:r>
+    </w:p>
+    <w:p>
+      <w:r>
+        <w:t>Each finding got severity (Critical / High / Medium / Low) and a</w:t>
+      </w:r>
+    </w:p>
+    <w:p>
+      <w:r>
+        <w:t>[KNOWN] tag if already documented in prior reviews.</w:t>
+      </w:r>
+    </w:p>
+    <w:p/>
+    <w:p>
+      <w:r>
+        <w:t>OUTPUT: a single ranked master report at code-review-MASTER.md with</w:t>
+      </w:r>
+    </w:p>
+    <w:p>
+      <w:r>
+        <w:t>6 actionable iterations, all Low or Low-Medium risk. The user picked</w:t>
+      </w:r>
+    </w:p>
+    <w:p>
+      <w:r>
+        <w:t>fix #1, we shipped it, verified, picked fix #2, etc. Net result was</w:t>
+      </w:r>
+    </w:p>
+    <w:p>
+      <w:r>
+        <w:t>v6.22.6-v6.22.8 (3 real fixes) + v6.23.0 (Pass-2 deletion sweep).</w:t>
+      </w:r>
+    </w:p>
+    <w:p/>
+    <w:p>
+      <w:r>
+        <w:t>LESSONS FOR MODDERS DOING THEIR OWN REVIEWS:</w:t>
+      </w:r>
+    </w:p>
+    <w:p>
+      <w:r>
+        <w:rPr>
+          <w:rFonts w:ascii="Consolas" w:hAnsi="Consolas"/>
+          <w:sz w:val="18"/>
+        </w:rPr>
+        <w:t>1. Split by file bucket, not by lens. Each agent reads each file</w:t>
+        <w:br/>
+        <w:t xml:space="preserve">   only once.</w:t>
+        <w:br/>
+        <w:t>2. The consolidator agent is essential - per-file findings</w:t>
+        <w:br/>
+        <w:t xml:space="preserve">   overlap, and de-duping by hand is tedious.</w:t>
+        <w:br/>
+        <w:t>3. Tag [KNOWN] aggressively against prior review reports - keeps</w:t>
+        <w:br/>
+        <w:t xml:space="preserve">   the focus on net-new findings.</w:t>
+        <w:br/>
+        <w:t>4. Front-load Critical/High in the TL;DR. The user reads top to</w:t>
+        <w:br/>
+        <w:t xml:space="preserve">   bottom; bury Low items at the end.</w:t>
+        <w:br/>
+        <w:t>5. End with an action plan, not raw findings. The action plan is</w:t>
+        <w:br/>
+        <w:t xml:space="preserve">   what gets executed.</w:t>
+      </w:r>
+    </w:p>
+    <w:p>
+      <w:pPr>
+        <w:pStyle w:val="Heading2"/>
+      </w:pPr>
+      <w:r>
+        <w:t>4.13  v6.23.x VERIFIED STATE - WHAT WORKS RIGHT NOW</w:t>
+      </w:r>
+    </w:p>
+    <w:p/>
+    <w:p>
+      <w:r>
+        <w:t>As of v6.23.2 (2026-05-08), the following is confirmed working in-game:</w:t>
+      </w:r>
+    </w:p>
+    <w:p/>
+    <w:p>
+      <w:r>
+        <w:rPr>
+          <w:rFonts w:ascii="Consolas" w:hAnsi="Consolas"/>
+          <w:sz w:val="18"/>
+        </w:rPr>
+        <w:t>F1-F8 quick-build slots (DIRECT path)</w:t>
+        <w:br/>
+        <w:t>SHIFT+] target build (state-machine path)</w:t>
+        <w:br/>
+        <w:t>F9 rotation step</w:t>
+        <w:br/>
+        <w:t>F10 reposition HUD mode</w:t>
+        <w:br/>
+        <w:t>F12 save game</w:t>
+        <w:br/>
+        <w:t>DEL trash item (with cursor restoration)</w:t>
+        <w:br/>
+        <w:t>INS replenish item (per-instance, 2+ stacks correctly handled)</w:t>
+        <w:br/>
+        <w:t>END remove attributes</w:t>
+        <w:br/>
+        <w:t>NUM0-9 navigation</w:t>
+        <w:br/>
+        <w:t>Pause-menu mod buttons: UNLOCK RECIPES / READ ALL LORE / CLEAR ALL BUFFS</w:t>
+        <w:br/>
+        <w:t>Settings UI keymap rebinds (mod keybinds in native Key Mapping tab)</w:t>
+        <w:br/>
+        <w:t>Settings UI Gameplay tab cheats (Option-C merge)</w:t>
+        <w:br/>
+        <w:t>New Building Bar (top-of-screen, 8 slots, NBB)</w:t>
+        <w:br/>
+        <w:t>Rotation display (4-cell pyramid, F10-positionable)</w:t>
+        <w:br/>
+        <w:t>Inspect window (F10-positionable)</w:t>
+        <w:br/>
+        <w:t>Native CharacterCreator rename modal patched to MaxNameLength=22</w:t>
+        <w:br/>
+        <w:t>JoinWorld in-place mod with session history JSON</w:t>
+        <w:br/>
+        <w:t>Definition packs (F12 Game Mods tab) with applyAddRow heap-leak fix</w:t>
+      </w:r>
+    </w:p>
+    <w:p>
+      <w:r>
+        <w:t>NOT WORKING / DEFERRED:</w:t>
+      </w:r>
+    </w:p>
+    <w:p>
+      <w:r>
+        <w:rPr>
+          <w:rFonts w:ascii="Consolas" w:hAnsi="Consolas"/>
+          <w:sz w:val="18"/>
+        </w:rPr>
+        <w:t>Controller input (deleted in v6.23.0; m_controllerEnabled was</w:t>
+        <w:br/>
+        <w:t xml:space="preserve">    permanently false since v6.3.5 anyway)</w:t>
+        <w:br/>
+        <w:t>F12 dispatcher to our own settings menu (replaced by native</w:t>
+        <w:br/>
+        <w:t xml:space="preserve">    Settings takeover)</w:t>
+        <w:br/>
+        <w:t>FGK runtime DT injection (abandoned)</w:t>
+        <w:br/>
+        <w:t>Editor-project / cooked-pak features (separate Moria-Replication</w:t>
+        <w:br/>
+        <w:t xml:space="preserve">    repo, abandoned)</w:t>
+      </w:r>
+    </w:p>
+    <w:p>
+      <w:pPr>
+        <w:pStyle w:val="Heading2"/>
+      </w:pPr>
+      <w:r>
+        <w:t>4.14  RECOMMENDED MODDER WORKFLOW</w:t>
+      </w:r>
+    </w:p>
+    <w:p/>
+    <w:p>
+      <w:r>
+        <w:t>Based on what worked best for us:</w:t>
+      </w:r>
+    </w:p>
+    <w:p/>
+    <w:p>
+      <w:r>
+        <w:rPr>
+          <w:rFonts w:ascii="Consolas" w:hAnsi="Consolas"/>
+          <w:sz w:val="18"/>
+        </w:rPr>
+        <w:t>1. **Build / deploy iteration loop**: ~5 seconds per cycle.</w:t>
+        <w:br/>
+        <w:t xml:space="preserve">   cmake --build + cp DLL. No game restart needed if UE4SS hot-</w:t>
+        <w:br/>
+        <w:t xml:space="preserve">   reloads modules; otherwise restart the game.</w:t>
+        <w:br/>
+        <w:br/>
+        <w:t>2. **VLOG everything during investigation, log nothing in shipping**.</w:t>
+        <w:br/>
+        <w:t xml:space="preserve">   Use a `s_verbose` global (read from ue4ss-settings.ini) to gate</w:t>
+        <w:br/>
+        <w:t xml:space="preserve">   expensive logs. Strip debug-only logs that ran on every PE -</w:t>
+        <w:br/>
+        <w:t xml:space="preserve">   they cost the same as the real work.</w:t>
+        <w:br/>
+        <w:br/>
+        <w:t>3. **GuiConsoleEnabled = NO**. This crashes Return to Moria with</w:t>
+        <w:br/>
+        <w:t xml:space="preserve">   DXGI_ERROR_DEVICE_REMOVED. Stick to UE4SS.log file output.</w:t>
+        <w:br/>
+        <w:br/>
+        <w:t>4. **GraphicsAPI = dx11**. opengl crashes. dx11 is the only safe</w:t>
+        <w:br/>
+        <w:t xml:space="preserve">   value for this game.</w:t>
+        <w:br/>
+        <w:br/>
+        <w:t>5. **DO NOT downgrade to UE4SS v3.0.1**. It removes</w:t>
+        <w:br/>
+        <w:t xml:space="preserve">   register_keydown_event and flips FName defaults in ways that</w:t>
+        <w:br/>
+        <w:t xml:space="preserve">   break our reflection.</w:t>
+        <w:br/>
+        <w:br/>
+        <w:t>6. **Verify against CXXHeaderDump, not against documentation**.</w:t>
+        <w:br/>
+        <w:t xml:space="preserve">   The dump is truth; comments and READMEs lie. If you don't see</w:t>
+        <w:br/>
+        <w:t xml:space="preserve">   FItemHandle in the function signature, it's not per-instance.</w:t>
+        <w:br/>
+        <w:br/>
+        <w:t>7. **Discovery via runtime logging beats path/offset guessing**.</w:t>
+        <w:br/>
+        <w:t xml:space="preserve">   Hook ProcessEvent post-callback, log every UFunction name +</w:t>
+        <w:br/>
+        <w:t xml:space="preserve">   class name + parm size for the operations you care about,</w:t>
+        <w:br/>
+        <w:t xml:space="preserve">   then read the log to find what you need. This took ~20 min</w:t>
+        <w:br/>
+        <w:t xml:space="preserve">   and replaced what would otherwise be hours of FModel browsing.</w:t>
+        <w:br/>
+        <w:br/>
+        <w:t>8. **Comment-out before delete** (see 4.10).</w:t>
+        <w:br/>
+        <w:br/>
+        <w:t>9. **Pre-create UMG widgets at character-load** (see 4.1).</w:t>
+        <w:br/>
+        <w:br/>
+        <w:t>10. **Server RPCs over local-only functions for inventory ops**.</w:t>
+        <w:br/>
+        <w:t xml:space="preserve">    ServerDebugSetItem (works MP) over RequestAddItem (local-only).</w:t>
+        <w:br/>
+        <w:t xml:space="preserve">    Even on dedicated servers without a server-side mod, the</w:t>
+        <w:br/>
+        <w:t xml:space="preserve">    Server* RPCs route correctly via UE4's authority replication.</w:t>
+      </w:r>
+    </w:p>
+    <w:p>
+      <w:pPr>
+        <w:pStyle w:val="Heading2"/>
+      </w:pPr>
+      <w:r>
+        <w:t>4.15  FOR FUTURE MODDERS - QUICK START CHECKLIST</w:t>
+      </w:r>
+    </w:p>
+    <w:p/>
+    <w:p>
+      <w:r>
+        <w:t>If you're starting a UE4SS C++ mod for Return to Moria today, do these</w:t>
+      </w:r>
+    </w:p>
+    <w:p>
+      <w:r>
+        <w:t>in order:</w:t>
+      </w:r>
+    </w:p>
+    <w:p/>
+    <w:p>
+      <w:r>
+        <w:rPr>
+          <w:rFonts w:ascii="Consolas" w:hAnsi="Consolas"/>
+          <w:sz w:val="18"/>
+        </w:rPr>
+        <w:t>[ ] Read Parts 1-3 above for the building/inventory/UI fundamentals.</w:t>
+        <w:br/>
+        <w:t>[ ] Read Part 4 in full for the post-v6.7.1 lessons.</w:t>
+        <w:br/>
+        <w:t>[ ] Set up the build environment per the workspace's</w:t>
+        <w:br/>
+        <w:t xml:space="preserve">    cpp-mod/MyCPPMods/MoriaCppMod/CMakeLists.txt template.</w:t>
+        <w:br/>
+        <w:t>[ ] Configure ue4ss-settings.ini: GraphicsAPI=dx11, GuiConsoleEnabled=0,</w:t>
+        <w:br/>
+        <w:t xml:space="preserve">    ConsoleEnabled=1, Verbose=true (during dev only).</w:t>
+        <w:br/>
+        <w:t>[ ] Mirror the file organization: dllmain.cpp at root, .inl files</w:t>
+        <w:br/>
+        <w:t xml:space="preserve">    included at class scope, .h files for free-function utilities.</w:t>
+        <w:br/>
+        <w:t>[ ] Adopt the safety helpers: safeProcessEvent, safeClassName,</w:t>
+        <w:br/>
+        <w:t xml:space="preserve">    seh_findAllOf / findAllOfSafe, isObjectAlive, modPath for I/O.</w:t>
+        <w:br/>
+        <w:t>[ ] Adopt the focus-aware GetAsyncKeyState wrapper IN moria_common.h</w:t>
+        <w:br/>
+        <w:t xml:space="preserve">    (not .inl - see 4.7).</w:t>
+        <w:br/>
+        <w:t>[ ] Adopt the comment-out-before-delete discipline for any cleanup.</w:t>
+        <w:br/>
+        <w:t>[ ] Pre-create UMG widgets at character-load, never lazily.</w:t>
+        <w:br/>
+        <w:t>[ ] In PE post-hooks, filter by function name FIRST, class name AFTER.</w:t>
+        <w:br/>
+        <w:t>[ ] Read CXXHeaderDump aggressively. It's the ground truth.</w:t>
+      </w:r>
+    </w:p>
+    <w:p>
+      <w:r>
+        <w:t>The full source of MoriaCppMod is the reference implementation for</w:t>
+      </w:r>
+    </w:p>
+    <w:p>
+      <w:r>
+        <w:t>every pattern in this document. Browse cpp-mod/MyCPPMods/MoriaCppMod/src</w:t>
+      </w:r>
+    </w:p>
+    <w:p>
+      <w:r>
+        <w:t>for working examples.</w:t>
+      </w:r>
+    </w:p>
+    <w:p/>
+    <w:p/>
     <w:p>
       <w:pPr>
         <w:pStyle w:val="Heading1"/>

--- a/docs/Khazad-dum Advanced Builder Pack - Complete Knowledge Base.docx
+++ b/docs/Khazad-dum Advanced Builder Pack - Complete Knowledge Base.docx
@@ -45,7 +45,7 @@
         <w:rPr>
           <w:sz w:val="22"/>
         </w:rPr>
-        <w:t>Document Version 6.23.3</w:t>
+        <w:t>Document Version 6.23.6</w:t>
       </w:r>
     </w:p>
     <w:p>
@@ -10774,7 +10774,7 @@
         <w:pStyle w:val="Heading2"/>
       </w:pPr>
       <w:r>
-        <w:t>4.5  THE INS REPLENISH 2-STACK BUG (long-standing -&gt; v6.23.2)</w:t>
+        <w:t>4.5  THE INS REPLENISH 2-STACK BUG (long-standing -&gt; v6.23.5)</w:t>
       </w:r>
     </w:p>
     <w:p/>
@@ -10887,32 +10887,81 @@
     <w:p/>
     <w:p>
       <w:r>
-        <w:t>THE FIX (v6.23.2). Walk the FItemInstance Items array on the</w:t>
-      </w:r>
-    </w:p>
-    <w:p>
-      <w:r>
-        <w:t>InventoryComponent, find every entry of m_lastPickedUpItemClass whose</w:t>
-      </w:r>
-    </w:p>
-    <w:p>
-      <w:r>
-        <w:t>ID differs from the captured handle's ID, and call ServerSplitStack(B,</w:t>
-      </w:r>
-    </w:p>
-    <w:p>
-      <w:r>
-        <w:t>m_lastItemHandle, B.Count) to MOVE every duplicate's contents into the</w:t>
-      </w:r>
-    </w:p>
-    <w:p>
-      <w:r>
-        <w:t>user's targeted stack. After all duplicates are emptied, ServerDebugSetItem</w:t>
-      </w:r>
-    </w:p>
-    <w:p>
-      <w:r>
-        <w:t>reliably hits the targeted instance:</w:t>
+        <w:t>ITERATION HISTORY (worth knowing because the obvious solutions failed):</w:t>
+      </w:r>
+    </w:p>
+    <w:p/>
+    <w:p>
+      <w:r>
+        <w:t xml:space="preserve">  v6.23.2 (FIRST ATTEMPT, REJECTED): Walk FItemInstance Items, ServerSplit-</w:t>
+      </w:r>
+    </w:p>
+    <w:p>
+      <w:r>
+        <w:rPr>
+          <w:rFonts w:ascii="Consolas" w:hAnsi="Consolas"/>
+          <w:sz w:val="18"/>
+        </w:rPr>
+        <w:t>Stack each duplicate INTO m_lastItemHandle to merge them, then call</w:t>
+        <w:br/>
+        <w:t>ServerDebugSetItem(class, MaxStack) on the now-single stack. This</w:t>
+        <w:br/>
+        <w:t>*worked* mechanically but was rejected on user grounds: "I don't want</w:t>
+        <w:br/>
+        <w:t>you to combine stacks. I want to increase the one used to max, not</w:t>
+        <w:br/>
+        <w:t>combine or anything like that." The behavior altered other stacks</w:t>
+        <w:br/>
+        <w:t>even when the user's intent was to bump only one.</w:t>
+      </w:r>
+    </w:p>
+    <w:p>
+      <w:r>
+        <w:t xml:space="preserve">  v6.23.4 (BROKEN INTERMEDIATE): Re-ordered the merge so it ran BEFORE</w:t>
+      </w:r>
+    </w:p>
+    <w:p>
+      <w:r>
+        <w:rPr>
+          <w:rFonts w:ascii="Consolas" w:hAnsi="Consolas"/>
+          <w:sz w:val="18"/>
+        </w:rPr>
+        <w:t>the deficit check. Still violated "no combining" and was a no-op</w:t>
+        <w:br/>
+        <w:t>when the class total was already at MaxStack (because the deficit</w:t>
+        <w:br/>
+        <w:t>check ran on class-total, returning early before the merge logic).</w:t>
+        <w:br/>
+        <w:t>UE4SS.log evidence: `[Replenish] BP_Amber_C currentCount=9999</w:t>
+        <w:br/>
+        <w:t>maxStack=9999` followed by "already at max" — the merge code</w:t>
+        <w:br/>
+        <w:t>never ran.</w:t>
+      </w:r>
+    </w:p>
+    <w:p>
+      <w:r>
+        <w:t xml:space="preserve">  v6.23.5 (LANDED): Stop using ServerDebugSetItem entirely. Walk the</w:t>
+      </w:r>
+    </w:p>
+    <w:p>
+      <w:r>
+        <w:rPr>
+          <w:rFonts w:ascii="Consolas" w:hAnsi="Consolas"/>
+          <w:sz w:val="18"/>
+        </w:rPr>
+        <w:t>FItemInstance Items array, find the entry whose ID matches</w:t>
+        <w:br/>
+        <w:t>m_lastItemHandle's ID, and write Count = MaxStack DIRECTLY at</w:t>
+        <w:br/>
+        <w:t>`entry + 0x18` (the FItemInstance.Count offset per FGK.hpp:1726).</w:t>
+        <w:br/>
+        <w:t>Other stacks of the same class are untouched. No merge, no combine.</w:t>
+      </w:r>
+    </w:p>
+    <w:p>
+      <w:r>
+        <w:t>CODE (the actual v6.23.5 fix in moria_inventory.inl):</w:t>
       </w:r>
     </w:p>
     <w:p/>
@@ -10924,30 +10973,90 @@
         </w:rPr>
         <w:t>int32_t targetID = *reinterpret_cast&lt;int32_t*&gt;(m_lastItemHandle);</w:t>
         <w:br/>
-        <w:t>auto* splitFn = invComp-&gt;GetFunctionByNameInChain(STR("ServerSplitStack"));</w:t>
-        <w:br/>
-        <w:t>// Walk Items array...</w:t>
-        <w:br/>
-        <w:t>for each entry of class with id != targetID and count &gt; 0:</w:t>
-        <w:br/>
-        <w:t xml:space="preserve">    // Synthesize duplicate's FItemHandle</w:t>
-        <w:br/>
-        <w:t xml:space="preserve">    uint8_t dupHandle[20];</w:t>
-        <w:br/>
-        <w:t xml:space="preserve">    std::memcpy(dupHandle, m_lastItemHandle, 20);  // copy Owner+Payload</w:t>
-        <w:br/>
-        <w:t xml:space="preserve">    std::memcpy(dupHandle, &amp;entryID, 4);            // overwrite ID</w:t>
-        <w:br/>
-        <w:t xml:space="preserve">    // Call ServerSplitStack(dupHandle, m_lastItemHandle, entryCount)</w:t>
-        <w:br/>
-        <w:t xml:space="preserve">    safeProcessEvent(invComp, splitFn, parmBuf);</w:t>
-        <w:br/>
-        <w:t>// Then ServerDebugSetItem(class, MaxStack) hits the merged stack</w:t>
-      </w:r>
-    </w:p>
-    <w:p>
-      <w:r>
-        <w:t>FItemHandle layout (FGK.hpp:1715, size 0x14 = 20 bytes):</w:t>
+        <w:t>if (targetID == 0) return;  // no item targeted</w:t>
+        <w:br/>
+        <w:br/>
+        <w:t>probeItemInstanceStruct(invComp);</w:t>
+        <w:br/>
+        <w:t>FProperty* itemsProp = invComp-&gt;GetPropertyByNameInChain(STR("Items"));</w:t>
+        <w:br/>
+        <w:t>int itemsOff = itemsProp-&gt;GetOffset_Internal();</w:t>
+        <w:br/>
+        <w:t>uint8_t* listBase = reinterpret_cast&lt;uint8_t*&gt;(invComp) + itemsOff + iiaListOff();</w:t>
+        <w:br/>
+        <w:t>uint8_t* arrData  = *reinterpret_cast&lt;uint8_t**&gt;(listBase);</w:t>
+        <w:br/>
+        <w:t>int32_t  arrNum   = *reinterpret_cast&lt;int32_t*&gt;(listBase + 8);</w:t>
+        <w:br/>
+        <w:br/>
+        <w:t>int stride   = iiSize();      // 0x30 - sizeof(FItemInstance)</w:t>
+        <w:br/>
+        <w:t>int idOff    = iiIDOff();     // 0x20 - offset of FItemInstance.ID</w:t>
+        <w:br/>
+        <w:t>int countOff = 0x18;          // offset of FItemInstance.Count</w:t>
+        <w:br/>
+        <w:br/>
+        <w:t>for (int32_t i = 0; i &lt; arrNum; i++) {</w:t>
+        <w:br/>
+        <w:t xml:space="preserve">    uint8_t* entry = arrData + i * stride;</w:t>
+        <w:br/>
+        <w:t xml:space="preserve">    if (*reinterpret_cast&lt;int32_t*&gt;(entry + idOff) != targetID) continue;</w:t>
+        <w:br/>
+        <w:t xml:space="preserve">    int32_t cur = *reinterpret_cast&lt;int32_t*&gt;(entry + countOff);</w:t>
+        <w:br/>
+        <w:t xml:space="preserve">    if (cur &lt; maxStack)</w:t>
+        <w:br/>
+        <w:t xml:space="preserve">        *reinterpret_cast&lt;int32_t*&gt;(entry + countOff) = maxStack;</w:t>
+        <w:br/>
+        <w:t xml:space="preserve">    break;</w:t>
+        <w:br/>
+        <w:t>}</w:t>
+      </w:r>
+    </w:p>
+    <w:p>
+      <w:r>
+        <w:t>WHY DIRECT WRITE WORKS. The host (single-player or listen-server host)</w:t>
+      </w:r>
+    </w:p>
+    <w:p>
+      <w:r>
+        <w:t>IS the authority. A local change to FItemInstance.Count IS canonical</w:t>
+      </w:r>
+    </w:p>
+    <w:p>
+      <w:r>
+        <w:t>and replicates to remote clients on the next FFastArraySerializer tick.</w:t>
+      </w:r>
+    </w:p>
+    <w:p>
+      <w:r>
+        <w:t>This is the same pattern moria_inventory.inl:49-84 (`removeItemEffect-</w:t>
+      </w:r>
+    </w:p>
+    <w:p>
+      <w:r>
+        <w:t>FromList`) already uses successfully against the Effects FFastArray-</w:t>
+      </w:r>
+    </w:p>
+    <w:p>
+      <w:r>
+        <w:t>Serializer. On non-host clients the change is local-only and may be</w:t>
+      </w:r>
+    </w:p>
+    <w:p>
+      <w:r>
+        <w:t>overwritten by the next replication pulse — for the common case</w:t>
+      </w:r>
+    </w:p>
+    <w:p>
+      <w:r>
+        <w:t>(single-player and host) this works correctly.</w:t>
+      </w:r>
+    </w:p>
+    <w:p/>
+    <w:p>
+      <w:r>
+        <w:t>FItemInstance layout (FGK.hpp:1723-1733, total size 0x30):</w:t>
       </w:r>
     </w:p>
     <w:p>
@@ -10956,66 +11065,117 @@
           <w:rFonts w:ascii="Consolas" w:hAnsi="Consolas"/>
           <w:sz w:val="18"/>
         </w:rPr>
-        <w:t>+0x00 int32 ID                              &lt;- read from FItemInstance.ID</w:t>
-        <w:br/>
-        <w:t>+0x04 int32 Payload                         &lt;- copy from m_lastItemHandle</w:t>
-        <w:br/>
-        <w:t>+0x08 TWeakObjectPtr&lt;UInventoryComponent&gt;   &lt;- copy from m_lastItemHandle</w:t>
-      </w:r>
-    </w:p>
-    <w:p>
-      <w:r>
-        <w:t>The server validates handles primarily on (ID, Owner). Payload appears</w:t>
-      </w:r>
-    </w:p>
-    <w:p>
-      <w:r>
-        <w:t>to be a per-Owner counter NOT consulted for stack-merge ops, so reusing</w:t>
-      </w:r>
-    </w:p>
-    <w:p>
-      <w:r>
-        <w:t>m_lastItemHandle's Payload bytes is a best-effort approximation that</w:t>
-      </w:r>
-    </w:p>
-    <w:p>
-      <w:r>
-        <w:t>works in practice. Worst case (server rejects synthetic handle): the</w:t>
-      </w:r>
-    </w:p>
-    <w:p>
-      <w:r>
-        <w:t>Split call is a no-op, and we fall through to the existing class-level</w:t>
-      </w:r>
-    </w:p>
-    <w:p>
-      <w:r>
-        <w:t>SetItem - same as before, no regression.</w:t>
-      </w:r>
-    </w:p>
-    <w:p/>
-    <w:p>
-      <w:r>
-        <w:t>GENERALIZED LESSON. **Read the function signature carefully before</w:t>
-      </w:r>
-    </w:p>
-    <w:p>
-      <w:r>
-        <w:t>trusting it.** "ServerDebugSetItem(ItemClass, Count)" was named like an</w:t>
-      </w:r>
-    </w:p>
-    <w:p>
-      <w:r>
-        <w:t>instance API but is actually class-level. The dump CXXHeaderDump file is</w:t>
-      </w:r>
-    </w:p>
-    <w:p>
-      <w:r>
-        <w:t>truth - if you don't see an FItemHandle parameter, it's not per-instance.</w:t>
-      </w:r>
-    </w:p>
-    <w:p/>
-    <w:p/>
+        <w:t>+0x00 FFastArraySerializerItem header (16 bytes)</w:t>
+        <w:br/>
+        <w:t>+0x10 TSubclassOf&lt;AInventoryItem&gt; Item     (8 bytes)</w:t>
+        <w:br/>
+        <w:t>+0x18 int32 Count                          &lt;- write target</w:t>
+        <w:br/>
+        <w:t>+0x1C int32 Slot</w:t>
+        <w:br/>
+        <w:t>+0x20 int32 ID                             &lt;- match against m_lastItemHandle.ID</w:t>
+        <w:br/>
+        <w:t>+0x24 float Durability</w:t>
+        <w:br/>
+        <w:t>+0x28 int32 RepairCount</w:t>
+        <w:br/>
+        <w:t>+0x2C int32 ContainerStartSlot</w:t>
+      </w:r>
+    </w:p>
+    <w:p>
+      <w:r>
+        <w:t>FItemHandle layout (FGK.hpp:1715, total size 0x14):</w:t>
+      </w:r>
+    </w:p>
+    <w:p>
+      <w:r>
+        <w:rPr>
+          <w:rFonts w:ascii="Consolas" w:hAnsi="Consolas"/>
+          <w:sz w:val="18"/>
+        </w:rPr>
+        <w:t>+0x00 int32 ID</w:t>
+        <w:br/>
+        <w:t>+0x04 int32 Payload</w:t>
+        <w:br/>
+        <w:t>+0x08 TWeakObjectPtr&lt;UInventoryComponent&gt; Owner</w:t>
+      </w:r>
+    </w:p>
+    <w:p>
+      <w:r>
+        <w:t>`m_lastItemHandle` is captured during the BroadcastToContainers_OnChanged /</w:t>
+      </w:r>
+    </w:p>
+    <w:p>
+      <w:r>
+        <w:t>ServerMoveItem / MoveSwapItem PE post-hook (the most recent inventory</w:t>
+      </w:r>
+    </w:p>
+    <w:p>
+      <w:r>
+        <w:t>operation the player performed touched the item).</w:t>
+      </w:r>
+    </w:p>
+    <w:p/>
+    <w:p>
+      <w:r>
+        <w:t>GENERALIZED LESSONS:</w:t>
+      </w:r>
+    </w:p>
+    <w:p/>
+    <w:p>
+      <w:r>
+        <w:t xml:space="preserve">  1. Read the function signature carefully before trusting it.</w:t>
+      </w:r>
+    </w:p>
+    <w:p>
+      <w:r>
+        <w:rPr>
+          <w:rFonts w:ascii="Consolas" w:hAnsi="Consolas"/>
+          <w:sz w:val="18"/>
+        </w:rPr>
+        <w:t xml:space="preserve"> "ServerDebugSetItem(ItemClass, Count)" was named like an instance</w:t>
+        <w:br/>
+        <w:t xml:space="preserve"> API but is actually class-level. The CXXHeaderDump is truth — if</w:t>
+        <w:br/>
+        <w:t xml:space="preserve"> you don't see an FItemHandle parameter, it's not per-instance.</w:t>
+      </w:r>
+    </w:p>
+    <w:p>
+      <w:r>
+        <w:t xml:space="preserve">  2. Direct memory writes to FFastArraySerializer entries are valid on</w:t>
+      </w:r>
+    </w:p>
+    <w:p>
+      <w:r>
+        <w:rPr>
+          <w:rFonts w:ascii="Consolas" w:hAnsi="Consolas"/>
+          <w:sz w:val="18"/>
+        </w:rPr>
+        <w:t xml:space="preserve"> the authority. Host=server in this game's listen-server model, so</w:t>
+        <w:br/>
+        <w:t xml:space="preserve"> a host's local change replicates correctly.</w:t>
+      </w:r>
+    </w:p>
+    <w:p>
+      <w:r>
+        <w:t xml:space="preserve">  3. Listen to user direction even when "your" technical solution is</w:t>
+      </w:r>
+    </w:p>
+    <w:p>
+      <w:r>
+        <w:rPr>
+          <w:rFonts w:ascii="Consolas" w:hAnsi="Consolas"/>
+          <w:sz w:val="18"/>
+        </w:rPr>
+        <w:t xml:space="preserve"> more clever. v6.23.2's ServerSplitStack-based merge was elegant</w:t>
+        <w:br/>
+        <w:t xml:space="preserve"> and worked, but it changed semantics the user didn't want. The</w:t>
+        <w:br/>
+        <w:t xml:space="preserve"> direct-write fix is uglier (raw memcpy at a hardcoded offset) but</w:t>
+        <w:br/>
+        <w:t xml:space="preserve"> does what the user asked.</w:t>
+      </w:r>
+    </w:p>
     <w:p>
       <w:pPr>
         <w:pStyle w:val="Heading2"/>
@@ -11777,7 +11937,27 @@
         <w:br/>
         <w:t>v6.23.1: trash-popup cursor-stuck fix</w:t>
         <w:br/>
-        <w:t>v6.23.2: INS replenish per-instance fix</w:t>
+        <w:t>v6.23.2: INS replenish v1 (ServerSplitStack-based merge - rejected</w:t>
+        <w:br/>
+        <w:t xml:space="preserve">         by user "no combining stacks")</w:t>
+        <w:br/>
+        <w:t>v6.23.4: INS replenish v2 (merge before deficit check - still merging)</w:t>
+        <w:br/>
+        <w:t>v6.23.5: INS replenish v3 (direct write to FItemInstance.Count -</w:t>
+        <w:br/>
+        <w:t xml:space="preserve">         targets ONLY the user's stack; landed)</w:t>
+        <w:br/>
+        <w:t>v6.23.6 Pass 2 (settings_ui follow-up): hard-deleted ~361 LOC of</w:t>
+        <w:br/>
+        <w:t xml:space="preserve">         orphan cheats-cluster bodies (tickReapplyCheatsContext,</w:t>
+        <w:br/>
+        <w:t xml:space="preserve">         applyGameplayTabContext, appendCheatsTabToArray,</w:t>
+        <w:br/>
+        <w:t xml:space="preserve">         appendCheatsTabToNamedArray, walkAndUpdateNavButtonHighlight,</w:t>
+        <w:br/>
+        <w:t xml:space="preserve">         #if 0 legacy v0.15 highlight block, dead block in</w:t>
+        <w:br/>
+        <w:t xml:space="preserve">         onNavTabPressedPost). moria_settings_ui.inl 5073 -&gt; 4712.</w:t>
       </w:r>
     </w:p>
     <w:p>
@@ -12059,7 +12239,7 @@
     <w:p/>
     <w:p>
       <w:r>
-        <w:t>As of v6.23.2 (2026-05-08), the following is confirmed working in-game:</w:t>
+        <w:t>As of v6.23.6 (2026-05-08), the following is confirmed working in-game:</w:t>
       </w:r>
     </w:p>
     <w:p/>
@@ -12079,9 +12259,13 @@
         <w:br/>
         <w:t>F12 save game</w:t>
         <w:br/>
-        <w:t>DEL trash item (with cursor restoration)</w:t>
-        <w:br/>
-        <w:t>INS replenish item (per-instance, 2+ stacks correctly handled)</w:t>
+        <w:t>DEL trash item (with cursor restoration; v6.23.1)</w:t>
+        <w:br/>
+        <w:t>INS replenish item (direct write to FItemInstance.Count on the</w:t>
+        <w:br/>
+        <w:t xml:space="preserve">    targeted instance only - other stacks of the same class</w:t>
+        <w:br/>
+        <w:t xml:space="preserve">    untouched; v6.23.5)</w:t>
         <w:br/>
         <w:t>END remove attributes</w:t>
         <w:br/>

--- a/docs/Khazad-dum Advanced Builder Pack - Complete Knowledge Base.docx
+++ b/docs/Khazad-dum Advanced Builder Pack - Complete Knowledge Base.docx
@@ -45,7 +45,7 @@
         <w:rPr>
           <w:sz w:val="22"/>
         </w:rPr>
-        <w:t>Document Version 6.23.6</w:t>
+        <w:t>Document Version 6.23.9</w:t>
       </w:r>
     </w:p>
     <w:p>
@@ -11958,6 +11958,46 @@
         <w:t xml:space="preserve">         #if 0 legacy v0.15 highlight block, dead block in</w:t>
         <w:br/>
         <w:t xml:space="preserve">         onNavTabPressedPost). moria_settings_ui.inl 5073 -&gt; 4712.</w:t>
+        <w:br/>
+        <w:t>v6.23.7: comment-audit sweep across 16 source files. 110 leading</w:t>
+        <w:br/>
+        <w:t xml:space="preserve">         version-prefix strips ('// v6.21.X - ...'), 24 tombstone</w:t>
+        <w:br/>
+        <w:t xml:space="preserve">         deletions, 7 file-header v5.5.0 sticker cleanups, 2</w:t>
+        <w:br/>
+        <w:t xml:space="preserve">         actually-stale comment fixes (moria_session_history.inl L59</w:t>
+        <w:br/>
+        <w:t xml:space="preserve">         obsolete TODO; moria_join_world_ui.inl 'Yellow' -&gt; sky-blue</w:t>
+        <w:br/>
+        <w:t xml:space="preserve">         tint marker). -98 net lines.</w:t>
+        <w:br/>
+        <w:t>v6.23.8: Q1 ghost-spawn race fix (DIRECT cooldown 150ms -&gt; 400ms)</w:t>
+        <w:br/>
+        <w:t xml:space="preserve">         + Q2 lint leftovers (togglePeaceMode FFloatProperty cast,</w:t>
+        <w:br/>
+        <w:t xml:space="preserve">         cheats cluster cleanup, DefinitionProcessing diagnostic</w:t>
+        <w:br/>
+        <w:t xml:space="preserve">         gated on s_verbose, UTF-8 fix for quickbuild file-save 3</w:t>
+        <w:br/>
+        <w:t xml:space="preserve">         sites) + Q3 partial offset reflection (OnPlayerEnteredBubble</w:t>
+        <w:br/>
+        <w:t xml:space="preserve">         parm-buffer +8 -&gt; findParam('Bubble')).</w:t>
+        <w:br/>
+        <w:t>v6.23.9: high-value comment EXPANDs - load-bearing UE4 documentation</w:t>
+        <w:br/>
+        <w:t xml:space="preserve">         added at 4 sites for future modders: moria_reflection.h</w:t>
+        <w:br/>
+        <w:t xml:space="preserve">         sentinel cache convention header (-2/-1/&gt;=0 trichotomy);</w:t>
+        <w:br/>
+        <w:t xml:space="preserve">         moria_common.h fallback-constants banner; moria_keybinds.h</w:t>
+        <w:br/>
+        <w:t xml:space="preserve">         BIND_* index-map header (with order-is-load-bearing</w:t>
+        <w:br/>
+        <w:t xml:space="preserve">         warning); moria_inventory.inl FItemInstance + FItemHandle</w:t>
+        <w:br/>
+        <w:t xml:space="preserve">         layout maps inline at the replenishLastItem direct-write</w:t>
+        <w:br/>
+        <w:t xml:space="preserve">         site.</w:t>
       </w:r>
     </w:p>
     <w:p>
@@ -11967,7 +12007,7 @@
     </w:p>
     <w:p>
       <w:r>
-        <w:t>state is one `git checkout v6.22.X` away.</w:t>
+        <w:t>state is one `git checkout v6.22.X` (or v6.23.X) away.</w:t>
       </w:r>
     </w:p>
     <w:p/>

--- a/docs/Khazad-dum Advanced Builder Pack - Complete Knowledge Base.docx
+++ b/docs/Khazad-dum Advanced Builder Pack - Complete Knowledge Base.docx
@@ -45,7 +45,7 @@
         <w:rPr>
           <w:sz w:val="22"/>
         </w:rPr>
-        <w:t>Document Version 6.23.9</w:t>
+        <w:t>Document Version 6.23.10</w:t>
       </w:r>
     </w:p>
     <w:p>
@@ -11998,6 +11998,34 @@
         <w:t xml:space="preserve">         layout maps inline at the replenishLastItem direct-write</w:t>
         <w:br/>
         <w:t xml:space="preserve">         site.</w:t>
+        <w:br/>
+        <w:t>v6.23.10: handle/offset validation hardening - 3 fixes from the</w:t>
+        <w:br/>
+        <w:t xml:space="preserve">         dedicated Opus validation audit (handle-offset-validation</w:t>
+        <w:br/>
+        <w:t xml:space="preserve">         -audit.md). (A) callAddRowInternal in moria_datatable.inl</w:t>
+        <w:br/>
+        <w:t xml:space="preserve">         now goes through a noexcept SEH wrapper + isObjectAlive</w:t>
+        <w:br/>
+        <w:t xml:space="preserve">         precheck on the cached UDataTable* (closes the dangling-</w:t>
+        <w:br/>
+        <w:t xml:space="preserve">         pointer-during-world-transition AV vector that the prior</w:t>
+        <w:br/>
+        <w:t xml:space="preserve">         try/catch couldn't catch). (B) Two s_off_bLock memcpy</w:t>
+        <w:br/>
+        <w:t xml:space="preserve">         sites in moria_placement.inl now isReadableMemory-gate the</w:t>
+        <w:br/>
+        <w:t xml:space="preserve">         read (defense against stale process-global offset cache</w:t>
+        <w:br/>
+        <w:t xml:space="preserve">         across BP class reload). (C) m_replay.compQueue[i].Get()</w:t>
+        <w:br/>
+        <w:t xml:space="preserve">         in moria_hism.inl gets isObjectAlive in addition to the</w:t>
+        <w:br/>
+        <w:t xml:space="preserve">         FWeakObjectPtr serial check (catches mid-BeginDestroy</w:t>
+        <w:br/>
+        <w:t xml:space="preserve">         during world transition replay). All 3 are pure defensive</w:t>
+        <w:br/>
+        <w:t xml:space="preserve">         - no behavior change in the normal case.</w:t>
       </w:r>
     </w:p>
     <w:p>

--- a/docs/Khazad-dum Advanced Builder Pack - Complete Knowledge Base.docx
+++ b/docs/Khazad-dum Advanced Builder Pack - Complete Knowledge Base.docx
@@ -45,7 +45,7 @@
         <w:rPr>
           <w:sz w:val="22"/>
         </w:rPr>
-        <w:t>Document Version 6.23.10</w:t>
+        <w:t>Document Version 6.23.11</w:t>
       </w:r>
     </w:p>
     <w:p>
@@ -12026,6 +12026,26 @@
         <w:t xml:space="preserve">         during world transition replay). All 3 are pure defensive</w:t>
         <w:br/>
         <w:t xml:space="preserve">         - no behavior change in the normal case.</w:t>
+        <w:br/>
+        <w:t>v6.23.11: Q3 offset reflection - moria_inventory.inl FActiveItemEffect</w:t>
+        <w:br/>
+        <w:t xml:space="preserve">         cluster migrated from hardcoded offsets to reflection.</w:t>
+        <w:br/>
+        <w:t xml:space="preserve">         Added s_off_aieStride/aieOnItem/aieEffect sentinels +</w:t>
+        <w:br/>
+        <w:t xml:space="preserve">         ensureActiveItemEffectOffsets() probe + generic</w:t>
+        <w:br/>
+        <w:t xml:space="preserve">         resolveArrayStructLayout / resolveStructLayout helpers</w:t>
+        <w:br/>
+        <w:t xml:space="preserve">         in moria_reflection.h. Both removeItemEffectFromList AND</w:t>
+        <w:br/>
+        <w:t xml:space="preserve">         dumpItemEffects now use the reflection-resolved offsets</w:t>
+        <w:br/>
+        <w:t xml:space="preserve">         with the previously-hardcoded 0x30/0x0C/0x10/0x18 values</w:t>
+        <w:br/>
+        <w:t xml:space="preserve">         as fallback. Game-struct migration; future patches can</w:t>
+        <w:br/>
+        <w:t xml:space="preserve">         shift FActiveItemEffect layout without breaking the mod.</w:t>
       </w:r>
     </w:p>
     <w:p>

--- a/docs/Khazad-dum Advanced Builder Pack - Complete Knowledge Base.docx
+++ b/docs/Khazad-dum Advanced Builder Pack - Complete Knowledge Base.docx
@@ -44,11 +44,11 @@
         <w:rPr>
           <w:b/>
         </w:rPr>
-        <w:t>Version 6.3.9</w:t>
+        <w:t>Version 7.0.0</w:t>
         <w:br/>
       </w:r>
       <w:r>
-        <w:t>April 2026</w:t>
+        <w:t>May 2026</w:t>
         <w:br/>
         <w:br/>
       </w:r>
@@ -449,7 +449,7 @@
         <w:pStyle w:val="ListBullet"/>
       </w:pPr>
       <w:r>
-        <w:t>Mod Version: 6.3.9</w:t>
+        <w:t>Mod Version: 7.0.0</w:t>
       </w:r>
     </w:p>
     <w:p>

--- a/docs/Khazad-dum Advanced Builder Pack - Complete Knowledge Base.docx
+++ b/docs/Khazad-dum Advanced Builder Pack - Complete Knowledge Base.docx
@@ -154,7 +154,7 @@
     </w:p>
     <w:p>
       <w:r>
-        <w:t xml:space="preserve">  2.5  Toolbar Swap</w:t>
+        <w:t xml:space="preserve">  2.5  Toolbar Swap (historical — deleted v6.21.x)</w:t>
       </w:r>
     </w:p>
     <w:p>
@@ -266,6 +266,99 @@
         <w:rPr>
           <w:b/>
         </w:rPr>
+        <w:t>Part 6 — In-Place UI Architecture (v6.7.0 → v7.0.0)</w:t>
+      </w:r>
+    </w:p>
+    <w:p>
+      <w:r>
+        <w:t xml:space="preserve">  6.1  The Spawn-Duplicate vs. In-Place-Modify Pivot</w:t>
+      </w:r>
+    </w:p>
+    <w:p>
+      <w:r>
+        <w:t xml:space="preserve">  6.2  JoinWorld Screen Take-Over and Session History</w:t>
+      </w:r>
+    </w:p>
+    <w:p>
+      <w:r>
+        <w:t xml:space="preserve">  6.3  The New Building Bar (NBB)</w:t>
+      </w:r>
+    </w:p>
+    <w:p>
+      <w:r>
+        <w:t xml:space="preserve">  6.4  Native Character Rename Modal Hijack</w:t>
+      </w:r>
+    </w:p>
+    <w:p>
+      <w:r>
+        <w:t xml:space="preserve">  6.5  Pause Menu Mod Block Injection</w:t>
+      </w:r>
+    </w:p>
+    <w:p>
+      <w:r>
+        <w:t xml:space="preserve">  6.6  Settings UI Take-Over (Option-C Merge)</w:t>
+      </w:r>
+    </w:p>
+    <w:p>
+      <w:r>
+        <w:t xml:space="preserve">  6.7  The Slate Prepass Access Violation (v6.21.30 → v6.21.39)</w:t>
+      </w:r>
+    </w:p>
+    <w:p/>
+    <w:p>
+      <w:r>
+        <w:rPr>
+          <w:b/>
+        </w:rPr>
+        <w:t>Part 7 — Stability Hardening Through v7.0.0</w:t>
+      </w:r>
+    </w:p>
+    <w:p>
+      <w:r>
+        <w:t xml:space="preserve">  7.1  SEH Wrappers and Alive Checks</w:t>
+      </w:r>
+    </w:p>
+    <w:p>
+      <w:r>
+        <w:t xml:space="preserve">  7.2  The Q3 Reflection Migration (v6.23.11 → v6.23.14)</w:t>
+      </w:r>
+    </w:p>
+    <w:p>
+      <w:r>
+        <w:t xml:space="preserve">  7.3  The Validation Audit (v6.23.10)</w:t>
+      </w:r>
+    </w:p>
+    <w:p>
+      <w:r>
+        <w:t xml:space="preserve">  7.4  The PE-Budget Reorder (v6.22.8)</w:t>
+      </w:r>
+    </w:p>
+    <w:p>
+      <w:r>
+        <w:t xml:space="preserve">  7.5  The applyAddRow Heap Leak (v6.22.6)</w:t>
+      </w:r>
+    </w:p>
+    <w:p>
+      <w:r>
+        <w:t xml:space="preserve">  7.6  Discipline: Comment-Out Before Delete</w:t>
+      </w:r>
+    </w:p>
+    <w:p>
+      <w:r>
+        <w:t xml:space="preserve">  7.7  Multi-Agent Code Review Methodology</w:t>
+      </w:r>
+    </w:p>
+    <w:p>
+      <w:r>
+        <w:t xml:space="preserve">  7.8  The Comment Audit (v6.23.17 → v6.23.26)</w:t>
+      </w:r>
+    </w:p>
+    <w:p/>
+    <w:p>
+      <w:r>
+        <w:rPr>
+          <w:b/>
+        </w:rPr>
         <w:t>Part 5 — Installer and Release Pipeline</w:t>
       </w:r>
     </w:p>
@@ -310,7 +403,7 @@
     </w:p>
     <w:p>
       <w:r>
-        <w:t xml:space="preserve">  C.  Version History (v6.0.0 → v6.3.9)</w:t>
+        <w:t xml:space="preserve">  C.  Version History (v6.0.0 → v7.0.0)</w:t>
       </w:r>
     </w:p>
     <w:p>
@@ -1457,12 +1550,68 @@
         <w:pStyle w:val="Heading2"/>
       </w:pPr>
       <w:r>
-        <w:t>1.6  Toolbar Swap</w:t>
-      </w:r>
-    </w:p>
-    <w:p>
-      <w:r>
-        <w:t>PageDown swaps between two complete hotbar loadouts (T1 and T2). Builders often want one set of tools for construction and another for combat — the swap makes that instant. Because this feature touches inventory, tints, and UI animation all at once, it has the most intricate multi-frame state machine in the mod. See 2.5 for the full details.</w:t>
+        <w:t>1.6  Toolbar Swap (Historical — Deleted v6.21.x)</w:t>
+      </w:r>
+    </w:p>
+    <w:p>
+      <w:r>
+        <w:rPr>
+          <w:b/>
+          <w:color w:val="B01B1B"/>
+        </w:rPr>
+        <w:t xml:space="preserve">[FAILED] </w:t>
+      </w:r>
+      <w:r>
+        <w:t>PageDown two-loadout T1/T2 hotbar swap was removed alongside the MC toolbar in the v6.21.x cleanup batches. See Part 2.5 for historical context. The MovieScene timing rules and comment-out-before-delete discipline that came out of that feature are still load-bearing for any future multi-step inventory mutation.</w:t>
+      </w:r>
+    </w:p>
+    <w:p>
+      <w:pPr>
+        <w:pBdr>
+          <w:bottom w:val="single" w:sz="6" w:space="1" w:color="808080"/>
+        </w:pBdr>
+      </w:pPr>
+    </w:p>
+    <w:p>
+      <w:pPr>
+        <w:pStyle w:val="Heading2"/>
+      </w:pPr>
+      <w:r>
+        <w:t>1.6b  Rotation Display Pyramid Widget (v6.20.31+)</w:t>
+      </w:r>
+    </w:p>
+    <w:p>
+      <w:r>
+        <w:rPr>
+          <w:b/>
+          <w:color w:val="1F4E79"/>
+        </w:rPr>
+        <w:t xml:space="preserve">[NEW IN 6.3] </w:t>
+      </w:r>
+      <w:r>
+        <w:t>A 4-cell pyramid widget showing live rotation state of the active build piece. Top: F9 step (5°-90°). Bottom row: Yaw / Pitch / Roll. Each cell displays two centred lines (label + value) plus a small NBB-style key-marker pill at the bottom. Texture frame: T_UI_Btn_Inv_Armor_Hover (inventory armor slot frame).</w:t>
+      </w:r>
+    </w:p>
+    <w:p>
+      <w:r>
+        <w:t>Yaw is read from the game's native Rotate Construction action, looked up from PlayerController.PlayerInput.ActionMappings. Pitch from BIND_PITCH_ROTATE; Roll from BIND_ROLL_ROTATE; Step from BIND_ROTATION (default F9). Cells refresh from current bindings live — rebinding a slot updates the cell's key-marker pill on the next tick.</w:t>
+      </w:r>
+    </w:p>
+    <w:p>
+      <w:r>
+        <w:t>Visibility rules: visible while placement is active OR while F10 reposition mode is on. Throttled to 4 Hz. Position (default 15%/65% of viewport) persists to [Positions] RotDisplayX/Y in MoriaCppMod.ini.</w:t>
+      </w:r>
+    </w:p>
+    <w:p>
+      <w:r>
+        <w:rPr>
+          <w:b/>
+          <w:color w:val="B75000"/>
+        </w:rPr>
+        <w:t xml:space="preserve">[WARNING] </w:t>
+      </w:r>
+      <w:r>
+        <w:t>The widget is pre-spawned at character-load and only has its Visibility flipped by the tick — it MUST NOT call createRotationDisplay lazily on a placement edge. Lazy creation raced concurrent UMG realization and produced a Slate Prepass AV at 0xFF... See Part 6.7 for the full root-cause analysis.</w:t>
       </w:r>
     </w:p>
     <w:p>
@@ -2650,12 +2799,24 @@
         <w:pStyle w:val="Heading2"/>
       </w:pPr>
       <w:r>
-        <w:t>2.5  Toolbar Swap System</w:t>
-      </w:r>
-    </w:p>
-    <w:p>
-      <w:r>
-        <w:t>PageDown maintains two complete eight-item hotbar loadouts (T1 and T2) and switches between them instantly. Because this feature touches inventory, effects, and UI animation simultaneously, it has the most intricate state machine in the mod.</w:t>
+        <w:t>2.5  Toolbar Swap System — Historical (No Longer Active)</w:t>
+      </w:r>
+    </w:p>
+    <w:p>
+      <w:r>
+        <w:rPr>
+          <w:b/>
+          <w:color w:val="B01B1B"/>
+        </w:rPr>
+        <w:t xml:space="preserve">[FAILED] </w:t>
+      </w:r>
+      <w:r>
+        <w:t>The Toolbar Swap (PageDown two-loadout T1/T2) feature is no longer active in the v7.0.0 codebase — its dispatcher, state machine, and serialization to JSON stash were retired alongside the MC toolbar in the v6.21.x cleanup batches. The stability lessons below are still valuable reference for any future feature that needs to drive a multi-step inventory mutation through the MovieScene animation system.</w:t>
+      </w:r>
+    </w:p>
+    <w:p>
+      <w:r>
+        <w:t>Historical context: PageDown maintained two complete eight-item hotbar loadouts (T1 and T2) and switched between them instantly. Because the feature touched inventory, effects, and UI animation simultaneously, it had the most intricate state machine in the mod.</w:t>
       </w:r>
     </w:p>
     <w:p>
@@ -3278,30 +3439,24 @@
         <w:pStyle w:val="Heading3"/>
       </w:pPr>
       <w:r>
-        <w:t>3.2.3  Mod Controller (MC) Toolbar</w:t>
-      </w:r>
-    </w:p>
-    <w:p>
-      <w:r>
-        <w:t>The MC toolbar is a 3 × 4 UMG grid (9 active slots) in the lower-right corner. Each slot has a frame image, a state image (empty/active/inactive), an icon image, and a keybind label. Layout:</w:t>
-      </w:r>
-    </w:p>
-    <w:p>
-      <w:pPr>
-        <w:ind w:left="360"/>
-        <w:shd w:val="clear" w:color="auto" w:fill="F2F2F2"/>
-      </w:pPr>
+        <w:t>3.2.3  Mod Controller (MC) Toolbar — Historical (Deleted v6.21.19)</w:t>
+      </w:r>
+    </w:p>
+    <w:p>
       <w:r>
         <w:rPr>
-          <w:rFonts w:ascii="Consolas" w:hAnsi="Consolas"/>
-          <w:color w:val="333333"/>
-          <w:sz w:val="18"/>
+          <w:b/>
+          <w:color w:val="B01B1B"/>
         </w:rPr>
-        <w:t>Row 0: [Rotation]     [Snap Toggle] [Stability]   [Super Dwarf]</w:t>
-        <w:br/>
-        <w:t>Row 1: [Toolbar Swap] [     ]       [     ]       [     ]</w:t>
-        <w:br/>
-        <w:t>Row 2: [Remove Single][Undo Last]   [Remove All]  [Configuration]</w:t>
+        <w:t xml:space="preserve">[FAILED] </w:t>
+      </w:r>
+      <w:r>
+        <w:t>The MC toolbar (a 3 × 4 UMG grid with 9 active slots) and its siblings — the Advanced Builder bar (v6.21.15) and the OLD UMG QuickBuild bar (v6.21.5) — have all been removed from the codebase. Their dispatchers (dispatchMcSlot, slot lookup arrays, gamepad poll, click hit-tests, and reposition-mode toolbar drag) are gone with them. Net deletion: ~1,700 LOC over v6.21.4 through v6.21.21.</w:t>
+      </w:r>
+    </w:p>
+    <w:p>
+      <w:r>
+        <w:t>What replaced them: the New Building Bar (NBB) — a from-scratch top-of-screen builder bar that clones WBP_UI_ActionBar_C visual chrome. NBB is the sole toolbar from v6.10.0 onwards. The MC keybinds (Set Rotation, Snap, Integrity, Invisible Dwarf, Target, Remove Single, Undo Remove, Remove All, Reposition HUD) all still dispatch via keybind polling — they're independent of any toolbar widget now. See Part 6 for the full NBB story and the in-place UI architecture pivot that drove this round of cleanup.</w:t>
       </w:r>
     </w:p>
     <w:p>
@@ -4512,7 +4667,1507 @@
         <w:t xml:space="preserve">[NEW IN 6.3] </w:t>
       </w:r>
       <w:r>
-        <w:t>v6.3.5 removed the F12 controller checkbox and profile selector from the UI. Controller input is now permanently disabled. The INI persistence of Controller= and ControllerProfile= was also removed, so stale values in existing INI files are silently ignored. The underlying gamepad/DualSense code is still compiled in but permanently gated off. This was a deliberate simplification rather than a bug fix — the feature may return later in a more polished form.</w:t>
+        <w:t>v6.3.5 removed the F12 controller checkbox and profile selector from the UI. Controller input was permanently disabled but the code remained compiled-in (gated off behind m_controllerEnabled, which had zero `=true` writers anywhere in the codebase).</w:t>
+      </w:r>
+    </w:p>
+    <w:p>
+      <w:r>
+        <w:rPr>
+          <w:b/>
+          <w:color w:val="B01B1B"/>
+        </w:rPr>
+        <w:t xml:space="preserve">[FAILED] </w:t>
+      </w:r>
+      <w:r>
+        <w:t>v6.22.4 + v6.23.0 — Hard-deleted. The DualSenseReader (~265 LOC), the entire controller dispatch loop, all 13 PE pre-hooks, all 13 state fields, and DIGamepadReader together totalling ~720 LOC were removed via comment-out-before-delete. The 18-month gap between disabling the UI in v6.3.5 and physically deleting the pipeline in v6.23.0 turned the gamepad cluster into zombie code in dllmain.cpp's hot path. Lesson: gate AND delete, don't just gate. The XInput/DirectInput/DualSense path is gone for good — if controller support returns it will be a rebuild from scratch.</w:t>
+      </w:r>
+    </w:p>
+    <w:p>
+      <w:r>
+        <w:br w:type="page"/>
+      </w:r>
+    </w:p>
+    <w:p>
+      <w:pPr>
+        <w:pStyle w:val="Heading1"/>
+      </w:pPr>
+      <w:r>
+        <w:t>Part 6 — In-Place UI Architecture (v6.7.0 → v7.0.0)</w:t>
+      </w:r>
+    </w:p>
+    <w:p>
+      <w:r>
+        <w:t>Between v6.7.0 and v7.0.0 the mod's UI strategy underwent a fundamental pivot. The old approach — spawn a duplicate UMG widget via WidgetBlueprintLibrary::Create and try to make it look and act like the native screen — was abandoned. The new approach is to MODIFY THE NATIVE WIDGET IN PLACE: tint its TextBlocks, inject child widgets into its containers, hijack its UClasses, and let the game's own button wiring, click delegates, and Esc handlers stay intact.</w:t>
+      </w:r>
+    </w:p>
+    <w:p>
+      <w:r>
+        <w:t>This part documents the architecture, the five major take-overs that came out of it (JoinWorld, Settings, Pause Menu, Native Rename, NBB), and the Slate Prepass Access Violation that nearly killed the whole approach until v6.21.39 found the root cause.</w:t>
+      </w:r>
+    </w:p>
+    <w:p>
+      <w:pPr>
+        <w:pStyle w:val="Heading2"/>
+      </w:pPr>
+      <w:r>
+        <w:t>6.1  The Spawn-Duplicate vs. In-Place-Modify Pivot</w:t>
+      </w:r>
+    </w:p>
+    <w:p>
+      <w:r>
+        <w:t>Through v6.6.x the mod tried to clone the JoinWorld screen (and other menus) by spawning a fresh UserWidget with the same UClass via WidgetBlueprintLibrary::Create, then capturing fonts, brushes, and texture references from the live native instance and re-applying them to the duplicate. The duplicate worked visually. It failed functionally — the spawned standalone widget had no MainMenu wiring, so Join, Advanced, Close, and Esc all silently broke (delegates were never bound on the duplicate).</w:t>
+      </w:r>
+    </w:p>
+    <w:p>
+      <w:r>
+        <w:rPr>
+          <w:b/>
+          <w:color w:val="B01B1B"/>
+        </w:rPr>
+        <w:t xml:space="preserve">[FAILED] </w:t>
+      </w:r>
+      <w:r>
+        <w:t>Spawn-duplicate (Pattern B from the ue4-ui-duplication skill). The MoriaJoinAssets:: namespace (~80 LOC of asset-path constants) plus AdvancedJoin captures (~76 LOC of font/brush capture walkers) and the entire 'tame the spawn instance' machinery were retired with this pivot. Both were deleted in v6.23.0.</w:t>
+      </w:r>
+    </w:p>
+    <w:p>
+      <w:r>
+        <w:rPr>
+          <w:b/>
+          <w:color w:val="006C2E"/>
+        </w:rPr>
+        <w:t xml:space="preserve">[WORKS] </w:t>
+      </w:r>
+      <w:r>
+        <w:t>v6.7.0 introduced in-place modification. m_modJoinWorldWidget and m_nativeJoinWorldWidget point at the SAME native instance — there is no duplicate. The mod tints TextBlocks via SetColorAndOpacity (skin colour 0.35/0.65/1.0/1.0 was the visible 'modded' marker) and injects rows into the SessionBox VerticalBox. All native button wiring, switcher logic, and Esc handling stay intact. Closing the screen is a no-op for the mod — the native flow handles cleanup; the mod just clears its tracking pointers when the FWeakObjectPtr stale-checks fail.</w:t>
+      </w:r>
+    </w:p>
+    <w:p>
+      <w:r>
+        <w:t>The pattern proved itself across five independent screens: WBP_UI_JoinWorldScreen_C, WBP_SettingsScreen_C, UI_WBP_EscapeMenu2_C, WBP_CharacterCreatorRenameDialog_C, and WBP_UI_GenericPopup_C (used as chrome for the trash dialog and session-history delete confirm). It is now the default architecture for any UI take-over.</w:t>
+      </w:r>
+    </w:p>
+    <w:p>
+      <w:pPr>
+        <w:pBdr>
+          <w:bottom w:val="single" w:sz="6" w:space="1" w:color="808080"/>
+        </w:pBdr>
+      </w:pPr>
+    </w:p>
+    <w:p>
+      <w:pPr>
+        <w:pStyle w:val="Heading2"/>
+      </w:pPr>
+      <w:r>
+        <w:t>6.2  JoinWorld Screen Take-Over and Session History</w:t>
+      </w:r>
+    </w:p>
+    <w:p>
+      <w:r>
+        <w:t>The Join World screen lets the player connect to a multiplayer host. Vanilla offers a single Direct Join field with no history. The mod extends the screen with a persistent list of recently-joined sessions (World Name, host:port, password, last-joined timestamp) plus a right-click delete confirmation flow.</w:t>
+      </w:r>
+    </w:p>
+    <w:p>
+      <w:pPr>
+        <w:pStyle w:val="Heading3"/>
+      </w:pPr>
+      <w:r>
+        <w:t>6.2.1  Persistence Format</w:t>
+      </w:r>
+    </w:p>
+    <w:p>
+      <w:r>
+        <w:t>Session history lives at &lt;game&gt;/ue4ss/Mods/MoriaCppMod/session_history.json (reachable via modPath()). Each entry is a JSON object with name, domain, port, password, lastJoined fields. Passwords are XOR-obfuscated with the literal key "MoriaModSessKey!" then Base64-encoded; obfuscated values carry an "enc:" prefix so plaintext legacy values still parse. The XOR scheme is deliberately weak — it stops casual shoulder-surfing of the JSON file, not deliberate password theft.</w:t>
+      </w:r>
+    </w:p>
+    <w:p>
+      <w:pPr>
+        <w:pStyle w:val="Heading3"/>
+      </w:pPr>
+      <w:r>
+        <w:t>6.2.2  Row Injection via the BP's Own UFunction</w:t>
+      </w:r>
+    </w:p>
+    <w:p>
+      <w:r>
+        <w:t>Rows are injected by calling the BP's own AddSessionHistoryItem(FMorConnectionHistoryItem) UFunction. The 88-byte FMorConnectionHistoryItem struct (Moria.hpp:1960) is reflection-resolved at first use; pre-v6.23.12 it was hardcoded. Layout:</w:t>
+      </w:r>
+    </w:p>
+    <w:p>
+      <w:pPr>
+        <w:ind w:left="360"/>
+        <w:shd w:val="clear" w:color="auto" w:fill="F2F2F2"/>
+      </w:pPr>
+      <w:r>
+        <w:rPr>
+          <w:rFonts w:ascii="Consolas" w:hAnsi="Consolas"/>
+          <w:color w:val="333333"/>
+          <w:sz w:val="18"/>
+        </w:rPr>
+        <w:t>FMorConnectionHistoryItem (0x58 bytes)</w:t>
+        <w:br/>
+        <w:t xml:space="preserve">  +0x00  FString    WorldName            (16 bytes)</w:t>
+        <w:br/>
+        <w:t xml:space="preserve">  +0x10  uint8      ConnectionType       (1 = IpAndPort)</w:t>
+        <w:br/>
+        <w:t xml:space="preserve">  +0x18  FString    InviteString         (16 bytes — host:port)</w:t>
+        <w:br/>
+        <w:t xml:space="preserve">  +0x28  FString    UniqueInviteCode     (16 bytes — empty for IP joins)</w:t>
+        <w:br/>
+        <w:t xml:space="preserve">  +0x38  FString    OptionalPassword     (16 bytes)</w:t>
+        <w:br/>
+        <w:t xml:space="preserve">  +0x48  bool       bIsDedicatedServer   (1 byte)</w:t>
+        <w:br/>
+        <w:t xml:space="preserve">  +0x50  FDateTime  CreationDateTime     (8 bytes — int64 ticks)</w:t>
+      </w:r>
+    </w:p>
+    <w:p>
+      <w:r>
+        <w:t>FStrings are constructed via placement-new of FString(const wchar_t*) and explicitly destructed via destroyConnectionHistoryItem after the BP UFunction has consumed (copied) the struct. Forgetting the symmetric destructor leaks heap on every row insertion — see 6.2.5.</w:t>
+      </w:r>
+    </w:p>
+    <w:p>
+      <w:pPr>
+        <w:pStyle w:val="Heading3"/>
+      </w:pPr>
+      <w:r>
+        <w:t>6.2.3  Capturing Joins on the Vanilla Path</w:t>
+      </w:r>
+    </w:p>
+    <w:p>
+      <w:r>
+        <w:t>When the player joins a session through the vanilla Direct Join input, the mod hooks the BP-level event names: JoinSessionPressed, OnJoinSessionHistoryItemPressed, and the BndEvt name pattern BndEvt__..._Button_DirectJoinIP_..._OnMenuButtonClicked. From the click event, the mod captures domain/port/password from the EditableText fields and writes a fresh JSON entry.</w:t>
+      </w:r>
+    </w:p>
+    <w:p>
+      <w:r>
+        <w:rPr>
+          <w:b/>
+          <w:color w:val="B01B1B"/>
+        </w:rPr>
+        <w:t xml:space="preserve">[FAILED] </w:t>
+      </w:r>
+      <w:r>
+        <w:t>C++-direct UMorGameSessionManager.DirectJoinSessionWithPassword post-hook does NOT fire reliably — it's not always exposed as a UFunction in shipping builds. The BP-level events are the guaranteed path.</w:t>
+      </w:r>
+    </w:p>
+    <w:p>
+      <w:r>
+        <w:rPr>
+          <w:b/>
+          <w:color w:val="B75000"/>
+        </w:rPr>
+        <w:t xml:space="preserve">[WARNING] </w:t>
+      </w:r>
+      <w:r>
+        <w:t>Reading EditableText.GetText() from inside a ProcessEvent post-hook is a documented reentrancy hazard. The mod defers the read to the next main tick via queueManualJoinCapture — the post-hook just captures the click; the tick reads the fields safely.</w:t>
+      </w:r>
+    </w:p>
+    <w:p>
+      <w:pPr>
+        <w:pStyle w:val="Heading3"/>
+      </w:pPr>
+      <w:r>
+        <w:t>6.2.4  Right-Click Delete Confirmation</w:t>
+      </w:r>
+    </w:p>
+    <w:p>
+      <w:r>
+        <w:t>RMB on a row opens a confirmation popup using the game's own WBP_UI_GenericPopup_C template (asset path /Game/UI/PopUp/WBP_UI_GenericPopup.WBP_UI_GenericPopup_C — note the PopUp/ casing exactly as FModel reports it). The popup's ConfirmButton/CancelButton are matched by widget pointer (not label) in the OnButtonReleasedEvent post-hook.</w:t>
+      </w:r>
+    </w:p>
+    <w:p>
+      <w:r>
+        <w:rPr>
+          <w:b/>
+          <w:color w:val="B75000"/>
+        </w:rPr>
+        <w:t xml:space="preserve">[WARNING] </w:t>
+      </w:r>
+      <w:r>
+        <w:t>Hover detection: poll IsHovered() per tick on the row widget AND remember the most-recent-hover (sticky-last) — UE4 clears Hover state on the same tick the right-button transitions to down, which would otherwise swallow the click target.</w:t>
+      </w:r>
+    </w:p>
+    <w:p>
+      <w:pPr>
+        <w:pStyle w:val="Heading3"/>
+      </w:pPr>
+      <w:r>
+        <w:t>6.2.5  FString Heap Discipline</w:t>
+      </w:r>
+    </w:p>
+    <w:p>
+      <w:r>
+        <w:rPr>
+          <w:b/>
+          <w:color w:val="B75000"/>
+        </w:rPr>
+        <w:t xml:space="preserve">[WARNING] </w:t>
+      </w:r>
+      <w:r>
+        <w:t>Placement-new'd FStrings inside ProcessEvent parm buffers MUST be destructed symmetrically with explicit ~FString() calls AFTER the PE call returns. Skipping this leaks the FString's heap-allocated wide buffer on every PE invocation — typical FFastArraySerializer row insertion is 4-5 FStrings × hundreds of rows × per session.</w:t>
+      </w:r>
+    </w:p>
+    <w:p>
+      <w:pPr>
+        <w:pBdr>
+          <w:bottom w:val="single" w:sz="6" w:space="1" w:color="808080"/>
+        </w:pBdr>
+      </w:pPr>
+    </w:p>
+    <w:p>
+      <w:pPr>
+        <w:pStyle w:val="Heading2"/>
+      </w:pPr>
+      <w:r>
+        <w:t>6.3  The New Building Bar (NBB)</w:t>
+      </w:r>
+    </w:p>
+    <w:p>
+      <w:r>
+        <w:t>From v6.10.0 onwards, NBB is the sole builder toolbar. It replaced the MC bar (3×4 UMG grid in lower-right), the Advanced Builder bar, and the OLD UMG QuickBuild bar all at once. NBB is a from-scratch UUserWidget, auto-spawned ONCE at character-load.</w:t>
+      </w:r>
+    </w:p>
+    <w:p>
+      <w:pPr>
+        <w:pStyle w:val="Heading3"/>
+      </w:pPr>
+      <w:r>
+        <w:t>6.3.1  Why Spawn-and-Tame Failed</w:t>
+      </w:r>
+    </w:p>
+    <w:p>
+      <w:r>
+        <w:rPr>
+          <w:b/>
+          <w:color w:val="B01B1B"/>
+        </w:rPr>
+        <w:t xml:space="preserve">[FAILED] </w:t>
+      </w:r>
+      <w:r>
+        <w:t>First attempt: spawn a fresh WBP_UI_ActionBar_C instance via WidgetBlueprintLibrary::Create and tame it. The BP's Tick event kept re-asserting Visibility on the nestedInventoryItem children, restoring a default '99' placeholder. Suppressing the Epic slot specifically was unworkable. Switched to discover-and-replicate.</w:t>
+      </w:r>
+    </w:p>
+    <w:p>
+      <w:pPr>
+        <w:pStyle w:val="Heading3"/>
+      </w:pPr>
+      <w:r>
+        <w:t>6.3.2  Discover-and-Replicate</w:t>
+      </w:r>
+    </w:p>
+    <w:p>
+      <w:r>
+        <w:t>NBB's chrome is built by reading texture pointers off the LIVE HUD instance (via FindAllOf("WBP_UI_ActionBar_C") filtered to non-CDO with a wired middleFrame), or falling back to FindAllOf&lt;Texture2D&gt; by name. Slot textures are T_UI_Btn_HUD_AB_Empty / _Focused / _Disabled (NOT EpicAB_*). Chrome frames are T_UI_Frame_HUD_AB_Top / _Middle_0 / _Bottom.</w:t>
+      </w:r>
+    </w:p>
+    <w:p>
+      <w:r>
+        <w:rPr>
+          <w:b/>
+          <w:color w:val="B75000"/>
+        </w:rPr>
+        <w:t xml:space="preserve">[WARNING] </w:t>
+      </w:r>
+      <w:r>
+        <w:t>Critical reflection insight: the BP CDO has EMPTY brush ResourceObject pointers for chrome (middleFrame, topFrameLeft, epicFrame all read tex='' size=(0,0)). A fresh-spawn alone won't capture chrome. The discover-and-replicate path is mandatory.</w:t>
+      </w:r>
+    </w:p>
+    <w:p>
+      <w:pPr>
+        <w:pStyle w:val="Heading3"/>
+      </w:pPr>
+      <w:r>
+        <w:t>6.3.3  Slot Layout and Highlight</w:t>
+      </w:r>
+    </w:p>
+    <w:p>
+      <w:r>
+        <w:t>8 numbered slots (F1–F8). Each slot is an Overlay containing: (empty UImage, focused-state UImage, icon UImage, F# label TextBlock, numbered marker UImage, UButton wrapper, key-bg UImage). Active slot highlight = setting the focused-state UImage's Visibility to Visible. Slot icons are populated from m_recipeSlots[i].textureName — the user's QuickBuild assignments persisted in [Quickbuilds] of MoriaCppMod.ini. F# key labels are drawn on T_UI_Icon_Input_Blank_Rect small grey rect backgrounds and refresh from s_bindings[i].key live, so rebinding F1→Q updates the label without a restart.</w:t>
+      </w:r>
+    </w:p>
+    <w:p>
+      <w:pPr>
+        <w:pStyle w:val="Heading3"/>
+      </w:pPr>
+      <w:r>
+        <w:t>6.3.4  ZOrder and the Hidden Bug</w:t>
+      </w:r>
+    </w:p>
+    <w:p>
+      <w:r>
+        <w:t>NBB attaches with ZOrder=100 (matching the OLD UMG QuickBuild bar). ZOrder=50 (the original choice) put the bar UNDER the game's main HUD and made it invisible. The Mod Game Options menu and the inspect window also use ZOrder ≥100 for the same reason. Notification panels use ZOrder=800 to render above the pause-menu blur (~100-200).</w:t>
+      </w:r>
+    </w:p>
+    <w:p>
+      <w:r>
+        <w:rPr>
+          <w:b/>
+          <w:color w:val="B75000"/>
+        </w:rPr>
+        <w:t xml:space="preserve">[WARNING] </w:t>
+      </w:r>
+      <w:r>
+        <w:t>Critical handle-resolution priming bug uncovered during the NBB transition: m_handleResolvePhase priming was nested inside the disabled-toolbar gate, blocking F1-F8 USE, chord polling for SET, and every keybind that gates on HandleResolvePhase::Done. Hoisted out so it runs once per character-load regardless of toolbar state.</w:t>
+      </w:r>
+    </w:p>
+    <w:p>
+      <w:pPr>
+        <w:pBdr>
+          <w:bottom w:val="single" w:sz="6" w:space="1" w:color="808080"/>
+        </w:pBdr>
+      </w:pPr>
+    </w:p>
+    <w:p>
+      <w:pPr>
+        <w:pStyle w:val="Heading2"/>
+      </w:pPr>
+      <w:r>
+        <w:t>6.4  Native Character Rename Modal Hijack</w:t>
+      </w:r>
+    </w:p>
+    <w:p>
+      <w:r>
+        <w:t>v6.21.x replaced ~500 LOC of home-rolled UMG rename dialog code with patches to the game's own WBP_CharacterCreatorRenameDialog_C. The mod no longer maintains its own rename popup; it lets the native dialog show, then hijacks its instance state at OnAfterShow time.</w:t>
+      </w:r>
+    </w:p>
+    <w:p>
+      <w:r>
+        <w:t>Two patches are applied on every show:</w:t>
+      </w:r>
+    </w:p>
+    <w:p>
+      <w:pPr>
+        <w:pStyle w:val="ListBullet"/>
+      </w:pPr>
+      <w:r>
+        <w:t>MaxNameLength bumped from 12 (BP CDO override) to 22. The native parent UMorCharacterCreatorRenameDialog has MaxNameLength=32; the BP CDO ships an override of 12. The BP's CheckNewCharacterName reads `this.MaxNameLength` from the instance, so writing on the instance is enough — no CDO patching, no pak mod, no asset edit.</w:t>
+      </w:r>
+    </w:p>
+    <w:p>
+      <w:pPr>
+        <w:pStyle w:val="ListBullet"/>
+      </w:pPr>
+      <w:r>
+        <w:t>DisallowedWords FText cleared so legitimate names aren't blocked.</w:t>
+      </w:r>
+    </w:p>
+    <w:p>
+      <w:r>
+        <w:rPr>
+          <w:b/>
+          <w:color w:val="B75000"/>
+        </w:rPr>
+        <w:t xml:space="preserve">[WARNING] </w:t>
+      </w:r>
+      <w:r>
+        <w:t>Re-applied on every OnAfterShow because the BP can re-construct the instance from CDO between shows. The patch must be sticky to each show; one-shot won't survive a hide-then-reshow cycle.</w:t>
+      </w:r>
+    </w:p>
+    <w:p>
+      <w:r>
+        <w:t>Lesson from this section's history: the original 12-character limit was first blamed on the home-rolled UMG popup's RenderScale clipping. Removing RenderScale and setting MinimumDesiredWidth made no difference. FModel inspection of the BP CDO revealed the real cause (the MaxNameLength=12 override). The lesson is to inspect the BP CDO via FModel BEFORE chasing your own UI code.</w:t>
+      </w:r>
+    </w:p>
+    <w:p>
+      <w:pPr>
+        <w:pBdr>
+          <w:bottom w:val="single" w:sz="6" w:space="1" w:color="808080"/>
+        </w:pBdr>
+      </w:pPr>
+    </w:p>
+    <w:p>
+      <w:pPr>
+        <w:pStyle w:val="Heading2"/>
+      </w:pPr>
+      <w:r>
+        <w:t>6.5  Pause Menu Mod Block Injection</w:t>
+      </w:r>
+    </w:p>
+    <w:p>
+      <w:r>
+        <w:t>UI_WBP_EscapeMenu2_C (the in-game pause menu) gets a small mod-action block injected at its OnAfterShow. Buttons sit above LeaveButton / QuitToDesktop, with proper spacers and SmallText sizing matching the native LEAVE / SETTINGS / FREE CAM rows.</w:t>
+      </w:r>
+    </w:p>
+    <w:p>
+      <w:pPr>
+        <w:pStyle w:val="Heading3"/>
+      </w:pPr>
+      <w:r>
+        <w:t>6.5.1  Current Set</w:t>
+      </w:r>
+    </w:p>
+    <w:p>
+      <w:r>
+        <w:t>Three buttons (since v6.21.27):</w:t>
+      </w:r>
+    </w:p>
+    <w:p>
+      <w:pPr>
+        <w:pStyle w:val="ListBullet"/>
+      </w:pPr>
+      <w:r>
+        <w:t>UNLOCK RECIPES — iterates recipe DataTables, filters protected/hidden/unfinished/DLC-gated rows, paces DiscoverRecipe calls across frames (50/frame) to avoid FFastArraySerializer burst-flood.</w:t>
+      </w:r>
+    </w:p>
+    <w:p>
+      <w:pPr>
+        <w:pStyle w:val="ListBullet"/>
+      </w:pPr>
+      <w:r>
+        <w:t>READ ALL LORE — one ProcessEvent call on WBP_LoreScreen_v2_C::MarkAllRead (Blueprint-native).</w:t>
+      </w:r>
+    </w:p>
+    <w:p>
+      <w:pPr>
+        <w:pStyle w:val="ListBullet"/>
+      </w:pPr>
+      <w:r>
+        <w:t>CLEAR ALL BUFFS — resets every Cheats-tab buff toggle to OFF.</w:t>
+      </w:r>
+    </w:p>
+    <w:p>
+      <w:r>
+        <w:t>Earlier sets (v6.21.26 and earlier) included RENAME CHARACTER and SAVE GAME. RENAME moved to its own dedicated popup invoked from the Cheats tab; SAVE GAME moved to a keybind under General (BIND_SAVE_GAME, default F12).</w:t>
+      </w:r>
+    </w:p>
+    <w:p>
+      <w:pPr>
+        <w:pStyle w:val="Heading3"/>
+      </w:pPr>
+      <w:r>
+        <w:t>6.5.2  UE 4.27 Reflection Facts (UFunction Inventory)</w:t>
+      </w:r>
+    </w:p>
+    <w:p>
+      <w:r>
+        <w:t>Three reflection facts the inject relies on:</w:t>
+      </w:r>
+    </w:p>
+    <w:p>
+      <w:pPr>
+        <w:pStyle w:val="ListBullet"/>
+      </w:pPr>
+      <w:r>
+        <w:t>AddChild, RemoveChild, RemoveChildAt, ClearChildren are all UFUNCTIONs on UVerticalBox.</w:t>
+      </w:r>
+    </w:p>
+    <w:p>
+      <w:pPr>
+        <w:pStyle w:val="ListBullet"/>
+      </w:pPr>
+      <w:r>
+        <w:t>InsertChildAt is NOT a UFunction in this game's UE 4.27 build. Reflection-based InsertChildAt fails silently. To insert mid-list, snapshot the Slots array via reflection, ClearChildren, then AddChild in the new order.</w:t>
+      </w:r>
+    </w:p>
+    <w:p>
+      <w:pPr>
+        <w:pStyle w:val="ListBullet"/>
+      </w:pPr>
+      <w:r>
+        <w:t>WBP_FrontEndButton_C has a SmallText bool at offset 0x03E2. false = large primary font (LEAVE / QUIT TO DESKTOP); true = small secondary font (SETTINGS / FREE CAM and our mod buttons). Set BEFORE AddChild — setting after AddChild is overridden by the BP's OnInitialized.</w:t>
+      </w:r>
+    </w:p>
+    <w:p>
+      <w:r>
+        <w:rPr>
+          <w:b/>
+          <w:color w:val="B75000"/>
+        </w:rPr>
+        <w:t xml:space="preserve">[WARNING] </w:t>
+      </w:r>
+      <w:r>
+        <w:t>Use USizeBox with SetHeightOverride(12 px) for spacers, NOT USpacer. USpacer's Size FVector2D writes are unreliable; SizeBox + jw_setSizeBoxOverride is the proven path. Spacer Visibility = 3 (SelfHitTestInvisible) so the spacers don't steal clicks from neighbouring buttons.</w:t>
+      </w:r>
+    </w:p>
+    <w:p>
+      <w:r>
+        <w:rPr>
+          <w:b/>
+          <w:color w:val="B01B1B"/>
+        </w:rPr>
+        <w:t xml:space="preserve">[FAILED] </w:t>
+      </w:r>
+      <w:r>
+        <w:t>Never SetFont or SetPadding on FrontEndButton — the BP's Tick re-asserts the design-time defaults every frame. Hide-and-empty the inner widgets, layer your own content via Overlay if needed.</w:t>
+      </w:r>
+    </w:p>
+    <w:p>
+      <w:pPr>
+        <w:pStyle w:val="Heading3"/>
+      </w:pPr>
+      <w:r>
+        <w:t>6.5.3  Click Dispatch</w:t>
+      </w:r>
+    </w:p>
+    <w:p>
+      <w:r>
+        <w:t>m_gameOptButtons is std::vector&lt;{FWeakObjectPtr widget, GameOptKind kind}&gt;. A ProcessEvent post-hook on OnMenuButtonClicked (and BndEvt__..._OnButtonReleasedEvent) walks the click target's Outer chain ≤6 hops, matches by POINTER not label, and dispatches by kind (GameOptKind enum: Unlock, ReadAll, ClearBuffs, etc.).</w:t>
+      </w:r>
+    </w:p>
+    <w:p>
+      <w:r>
+        <w:rPr>
+          <w:b/>
+          <w:color w:val="B75000"/>
+        </w:rPr>
+        <w:t xml:space="preserve">[WARNING] </w:t>
+      </w:r>
+      <w:r>
+        <w:t>fromPauseMenu=true preserves these entries through Gameplay-tab rebuilds — without it, m_gameOptButtons.clear() at the start of each Settings → Gameplay open would wipe the pause-menu buttons and clicks would silently no-op.</w:t>
+      </w:r>
+    </w:p>
+    <w:p>
+      <w:pPr>
+        <w:pBdr>
+          <w:bottom w:val="single" w:sz="6" w:space="1" w:color="808080"/>
+        </w:pBdr>
+      </w:pPr>
+    </w:p>
+    <w:p>
+      <w:pPr>
+        <w:pStyle w:val="Heading2"/>
+      </w:pPr>
+      <w:r>
+        <w:t>6.6  Settings UI Take-Over (Option-C Merge)</w:t>
+      </w:r>
+    </w:p>
+    <w:p>
+      <w:r>
+        <w:t>The single largest UI take-over in the mod. Mod content is injected directly into the game's native Settings screen rather than rendered through a separate F12 panel. This is called the Option-C merge, after the third architecture attempted (after Option A 'create a new tab' and Option B 'rebuild context content on every tab swap' were rejected).</w:t>
+      </w:r>
+    </w:p>
+    <w:p>
+      <w:pPr>
+        <w:pStyle w:val="Heading3"/>
+      </w:pPr>
+      <w:r>
+        <w:t>6.6.1  What Option-A Failed At</w:t>
+      </w:r>
+    </w:p>
+    <w:p>
+      <w:r>
+        <w:rPr>
+          <w:b/>
+          <w:color w:val="B01B1B"/>
+        </w:rPr>
+        <w:t xml:space="preserve">[FAILED] </w:t>
+      </w:r>
+      <w:r>
+        <w:t>Option A — append a new 'Cheats' entry to FFGKUITab tabArray, navigate to it via navTabPressed, render cheats content into the new tab. The framework's WBP_SettingsScreen has fixed per-tab member widgets (WBP_GameplayTab, WBP_AudioTab, etc.) and switches between them by tab name. There is no bound widget for 'Cheats' — clicking it routed to nothing. Hacks like 'rewrite KeyName "Cheats" → "Gameplay" so the framework displays the Gameplay widget' worked but produced two visually-confusing tab highlights and required tickReapplyCheatsContext polling. Abandoned in v6.22.5; m_cheatsTabActive is permanently false; the entire CHEATS HOST PATH (~150 LOC) was deleted in v6.23.0.</w:t>
+      </w:r>
+    </w:p>
+    <w:p>
+      <w:pPr>
+        <w:pStyle w:val="Heading3"/>
+      </w:pPr>
+      <w:r>
+        <w:t>6.6.2  Option-C — Merge Into Native Gameplay Tab</w:t>
+      </w:r>
+    </w:p>
+    <w:p>
+      <w:r>
+        <w:rPr>
+          <w:b/>
+          <w:color w:val="006C2E"/>
+        </w:rPr>
+        <w:t xml:space="preserve">[WORKS] </w:t>
+      </w:r>
+      <w:r>
+        <w:t>Option C: the mod injects its content directly into the native WBP_GameplayTab's vertical layout. Native Gameplay sliders + Mod Game Options + Combat / Game Settings / Loaded Mods / God Mode / Buffs all live in the same tab now. No separate cheats tab; no tab-switcher hijacking; no parallel widget sets.</w:t>
+      </w:r>
+    </w:p>
+    <w:p>
+      <w:r>
+        <w:t>Implementation: at WBP_GameplayTab.OnAfterShow, the mod reparents the native children into a UScrollBox (so they scroll if the merged content exceeds viewport height), then appends mod content as siblings. The cache key is the gameplayTab pointer; on a fresh SettingsScreen instance, the pointer differs and the inject re-runs.</w:t>
+      </w:r>
+    </w:p>
+    <w:p>
+      <w:pPr>
+        <w:pStyle w:val="Heading3"/>
+      </w:pPr>
+      <w:r>
+        <w:t>6.6.3  Keymap Tab Injection</w:t>
+      </w:r>
+    </w:p>
+    <w:p>
+      <w:r>
+        <w:t>Mod keybinds appear in two new sections under the native keymap (WBP_EditMappingTab_C):</w:t>
+      </w:r>
+    </w:p>
+    <w:p>
+      <w:pPr>
+        <w:pStyle w:val="ListBullet"/>
+      </w:pPr>
+      <w:r>
+        <w:t>INVENTORY AND ITEMS — 16 Quick Build entries (F1-F8 USE chord + SHIFT+F1-F8 SET chord).</w:t>
+      </w:r>
+    </w:p>
+    <w:p>
+      <w:pPr>
+        <w:pStyle w:val="ListBullet"/>
+      </w:pPr>
+      <w:r>
+        <w:t>MOD KEY BINDINGS — 9 mod-action entries (Snap Toggle, Integrity Check, Invisible Dwarf, Flying Dwarf, Target, Duplicate Target, Remove Single, Undo Remove, Remove All, Reposition HUD).</w:t>
+      </w:r>
+    </w:p>
+    <w:p>
+      <w:r>
+        <w:t>Each row is an HBox of TextBlock label + WBP_SettingsKeySelector_C. Both sections inject after the native Emotes section, at the bottom of the ScrollBox.</w:t>
+      </w:r>
+    </w:p>
+    <w:p>
+      <w:pPr>
+        <w:pStyle w:val="Heading3"/>
+      </w:pPr>
+      <w:r>
+        <w:t>6.6.4  In-Game Chord Capture</w:t>
+      </w:r>
+    </w:p>
+    <w:p>
+      <w:r>
+        <w:t>When the user clicks a key selector and presses a chord, the mod's OnKeySelectedBP post-hook captures the new chord and persists to MoriaCppMod.ini. Captures every chord including Ctrl+F1, Alt+G, DEL, and modifier-only keys (which the native UInputKeySelector drops by default).</w:t>
+      </w:r>
+    </w:p>
+    <w:p>
+      <w:r>
+        <w:rPr>
+          <w:b/>
+          <w:color w:val="B75000"/>
+        </w:rPr>
+        <w:t xml:space="preserve">[WARNING] </w:t>
+      </w:r>
+      <w:r>
+        <w:t>Bare-modifier capture handler — the BP's UInputKeySelector captures bare Shift/Ctrl/Alt instantly and exits selecting mode, firing OnKeySelectedBP with key='Shift' (no modifier flags). The user expected to press Shift+F1 as a chord but the BP grabbed Shift before the F1 press landed. The mod detects modifier-name captures, restores the previous chord display, and re-arms bIsSelectingKey so the BP keeps listening.</w:t>
+      </w:r>
+    </w:p>
+    <w:p>
+      <w:pPr>
+        <w:pStyle w:val="Heading3"/>
+      </w:pPr>
+      <w:r>
+        <w:t>6.6.5  FFGKUITab Reflection (v6.23.13)</w:t>
+      </w:r>
+    </w:p>
+    <w:p>
+      <w:r>
+        <w:t>FFGKUITab is the 0xE8-byte struct that backs each navbar tab entry. All 3 sites that touch its layout (tabArray dump in onSettingsScreenAfterShow, onInitializeNavBarPre, onGetNavBarTabsPost) now resolve stride + 4 field offsets via reflection. Historic shipping fallbacks preserved (0xE8 / 0x00 / 0x08 / 0x20 / 0x48) on any reflection failure.</w:t>
+      </w:r>
+    </w:p>
+    <w:p>
+      <w:pPr>
+        <w:ind w:left="360"/>
+        <w:shd w:val="clear" w:color="auto" w:fill="F2F2F2"/>
+      </w:pPr>
+      <w:r>
+        <w:rPr>
+          <w:rFonts w:ascii="Consolas" w:hAnsi="Consolas"/>
+          <w:color w:val="333333"/>
+          <w:sz w:val="18"/>
+        </w:rPr>
+        <w:t>FFGKUITab (0xE8 bytes)</w:t>
+        <w:br/>
+        <w:t xml:space="preserve">  +0x00  FName Name</w:t>
+        <w:br/>
+        <w:t xml:space="preserve">  +0x08  FText DisplayName              (0x18 bytes)</w:t>
+        <w:br/>
+        <w:t xml:space="preserve">  +0x20  TSoftClassPtr&lt;UUserWidget&gt; WidgetClass  (0x28 bytes)</w:t>
+        <w:br/>
+        <w:t xml:space="preserve">  +0x48  FFGKUIScreenConfig TabConfig    (0xA0 bytes)</w:t>
+      </w:r>
+    </w:p>
+    <w:p>
+      <w:pPr>
+        <w:pStyle w:val="Heading3"/>
+      </w:pPr>
+      <w:r>
+        <w:t>6.6.6  Cheats and Tweaks Tabs</w:t>
+      </w:r>
+    </w:p>
+    <w:p>
+      <w:r>
+        <w:t>Buff toggles (God Mode, ring effects, illuminate, etc.) and tweak cycles (spawn rates, damage multipliers, etc.) inject as native carousels and checkboxes inside the merged Gameplay tab. State persists across world reloads via [Cheats] and [Tweaks] sections in MoriaCppMod.ini.</w:t>
+      </w:r>
+    </w:p>
+    <w:p>
+      <w:r>
+        <w:rPr>
+          <w:b/>
+          <w:color w:val="B75000"/>
+        </w:rPr>
+        <w:t xml:space="preserve">[WARNING] </w:t>
+      </w:r>
+      <w:r>
+        <w:t>Toggle rows render as a 2-option Carousel (OFF/ON). The native CheckBox widget never displayed its check mark for dynamically-spawned instances, so the carousel is the primary path; CheckBox is a fallback when the carousel class isn't cached yet.</w:t>
+      </w:r>
+    </w:p>
+    <w:p>
+      <w:pPr>
+        <w:pBdr>
+          <w:bottom w:val="single" w:sz="6" w:space="1" w:color="808080"/>
+        </w:pBdr>
+      </w:pPr>
+    </w:p>
+    <w:p>
+      <w:pPr>
+        <w:pStyle w:val="Heading2"/>
+      </w:pPr>
+      <w:r>
+        <w:t>6.7  The Slate Prepass Access Violation (v6.21.30 → v6.21.39)</w:t>
+      </w:r>
+    </w:p>
+    <w:p>
+      <w:r>
+        <w:t>Bug symptom: F1 quick-build, occasionally on first or second build of a session, would trigger:</w:t>
+      </w:r>
+    </w:p>
+    <w:p>
+      <w:pPr>
+        <w:ind w:left="360"/>
+        <w:shd w:val="clear" w:color="auto" w:fill="F2F2F2"/>
+      </w:pPr>
+      <w:r>
+        <w:rPr>
+          <w:rFonts w:ascii="Consolas" w:hAnsi="Consolas"/>
+          <w:color w:val="333333"/>
+          <w:sz w:val="18"/>
+        </w:rPr>
+        <w:t>EXCEPTION_ACCESS_VIOLATION reading 0xFFFFFFFFFFFFFFFF</w:t>
+        <w:br/>
+        <w:t xml:space="preserve">  in SWidget::Prepass_Internal</w:t>
+        <w:br/>
+        <w:t xml:space="preserve">  → FWidgetProxy::ProcessInvalidation</w:t>
+      </w:r>
+    </w:p>
+    <w:p>
+      <w:r>
+        <w:t>0xFFFFFFFFFFFFFFFF is the destroyed-shared-pointer sentinel — Slate was walking the children list of a widget whose backing data had been freed mid-iteration.</w:t>
+      </w:r>
+    </w:p>
+    <w:p>
+      <w:pPr>
+        <w:pStyle w:val="Heading3"/>
+      </w:pPr>
+      <w:r>
+        <w:t>6.7.1  The Failed Defensive Cache (v6.21.37)</w:t>
+      </w:r>
+    </w:p>
+    <w:p>
+      <w:r>
+        <w:rPr>
+          <w:b/>
+          <w:color w:val="B01B1B"/>
+        </w:rPr>
+        <w:t xml:space="preserve">[FAILED] </w:t>
+      </w:r>
+      <w:r>
+        <w:t>v6.21.37 added a 'defensive cache': set m_rotDisplayWidget = userWidget BEFORE AddToViewport instead of after. Reasoning: if AddToViewport synchronously realizes Slate, which can re-enter tickRotationDisplay() on the same call stack, the cache being null on the inside meant a second createRotationDisplay() would fire and leave a half-attached tree behind. Setting the cache first stops the re-entrant double-build but does NOT fix the first-construction race against concurrent UMG realization elsewhere in the engine. AVs continued to fire.</w:t>
+      </w:r>
+    </w:p>
+    <w:p>
+      <w:pPr>
+        <w:pStyle w:val="Heading3"/>
+      </w:pPr>
+      <w:r>
+        <w:t>6.7.2  The Real Root Cause</w:t>
+      </w:r>
+    </w:p>
+    <w:p>
+      <w:r>
+        <w:rPr>
+          <w:b/>
+          <w:color w:val="006C2E"/>
+        </w:rPr>
+        <w:t xml:space="preserve">[WORKS] </w:t>
+      </w:r>
+      <w:r>
+        <w:t>v6.21.39 traced the AV to lazy createRotationDisplay() being called from per-frame tick on the isPlacementActive() edge. Constructing a UMG widget on the same Slate frame as ghost spawn races the engine's UMG work — there is no Slate lock around GameViewport's Children list during widget construction.</w:t>
+      </w:r>
+    </w:p>
+    <w:p>
+      <w:r>
+        <w:rPr>
+          <w:b/>
+          <w:color w:val="006C2E"/>
+        </w:rPr>
+        <w:t xml:space="preserve">[WORKS] </w:t>
+      </w:r>
+      <w:r>
+        <w:t>Fix: pre-create the rotation display widget at character-load, gated by m_rotDisplaySpawnAttempted{false}, then immediately SetVisibility(Collapsed). The tick only toggles visibility — never creates or destroys. Widget construction now happens once, on the calm frame after world load, when no other UMG work is in flight. Toggling visibility on a fully-realized widget is safe.</w:t>
+      </w:r>
+    </w:p>
+    <w:p>
+      <w:r>
+        <w:t>Reference: NBB had used this same pattern (pre-create at character-load) since v6.21.1 and never produced AVs. The lesson took 9 versions to absorb.</w:t>
+      </w:r>
+    </w:p>
+    <w:p>
+      <w:pPr>
+        <w:pStyle w:val="Heading3"/>
+      </w:pPr>
+      <w:r>
+        <w:t>6.7.3  Invariant</w:t>
+      </w:r>
+    </w:p>
+    <w:p>
+      <w:r>
+        <w:rPr>
+          <w:b/>
+          <w:color w:val="B75000"/>
+        </w:rPr>
+        <w:t xml:space="preserve">[WARNING] </w:t>
+      </w:r>
+      <w:r>
+        <w:t>Never lazily create UMG widgets on a gameplay edge (placement start, build menu open, etc.). Pre-create at character-load and toggle visibility thereafter. SetVisibility doesn't touch the children list of the parent; create + AddToViewport does, and racing the engine on that list leads to the destroyed-shared-pointer sentinel.</w:t>
+      </w:r>
+    </w:p>
+    <w:p>
+      <w:r>
+        <w:br w:type="page"/>
+      </w:r>
+    </w:p>
+    <w:p>
+      <w:pPr>
+        <w:pStyle w:val="Heading1"/>
+      </w:pPr>
+      <w:r>
+        <w:t>Part 7 — Stability Hardening Through v7.0.0</w:t>
+      </w:r>
+    </w:p>
+    <w:p>
+      <w:r>
+        <w:t>Between v6.7.1 and v7.0.0 the codebase shrank from ~17,000 LOC to ~15,300 LOC of mod source. Almost all of that delta was deletion of code that turned out to be wrong, dead, or unmaintained. This part documents the reliability work that ran in parallel with the feature additions in Part 6 — five reflection migrations, a validation audit, a comment audit, the comment-out-before-delete discipline, and the multi-agent code review methodology.</w:t>
+      </w:r>
+    </w:p>
+    <w:p>
+      <w:pPr>
+        <w:pStyle w:val="Heading2"/>
+      </w:pPr>
+      <w:r>
+        <w:t>7.1  SEH Wrappers and Alive Checks</w:t>
+      </w:r>
+    </w:p>
+    <w:p>
+      <w:r>
+        <w:t>Every ProcessEvent call in the mod goes through safeProcessEvent, which uses Windows Structured Exception Handling (__try / __except in a separate function) plus an isObjectAlive precheck on the context. If the call AVs or the object was garbage-collected mid-call, the exception is caught and logged — the game does not go down. As of v7.0.0 there are 240+ ProcessEvent call sites; all use the wrapper.</w:t>
+      </w:r>
+    </w:p>
+    <w:p>
+      <w:r>
+        <w:t>Three companion helpers are critical:</w:t>
+      </w:r>
+    </w:p>
+    <w:p>
+      <w:pPr>
+        <w:pStyle w:val="ListBullet"/>
+      </w:pPr>
+      <w:r>
+        <w:t>safeClassName(context) — SEH-wrapped GetClassPrivate()-&gt;GetName(). Hot path optimization: filter PE callbacks by wcscmp(fnStr, ...) FIRST, then resolve safeClassName only on matched names. v6.22.8 hoisted 3 sequential calls in OnAfterShow / OnAfterHide to a single shared resolve.</w:t>
+      </w:r>
+    </w:p>
+    <w:p>
+      <w:pPr>
+        <w:pStyle w:val="ListBullet"/>
+      </w:pPr>
+      <w:r>
+        <w:t>seh_findAllOf(ClassName, OutArray) — SEH-wrapped FindAllOf. Used at 25+ sites where FindAllOf could AV on a partially-constructed UClass. findAllOfSafe is a thin alias.</w:t>
+      </w:r>
+    </w:p>
+    <w:p>
+      <w:pPr>
+        <w:pStyle w:val="ListBullet"/>
+      </w:pPr>
+      <w:r>
+        <w:t>isObjectAlive(obj) — SEH-wrapped check for RF_BeginDestroyed | RF_FinishDestroyed | EInternalObjectFlags::Unreachable. Always pair with FWeakObjectPtr.Get() — Get() filters serial-stale but NOT mid-BeginDestroy. v6.23.10 added isObjectAlive to the m_replay.compQueue[i].Get() check after validation audit found the gap.</w:t>
+      </w:r>
+    </w:p>
+    <w:p>
+      <w:pPr>
+        <w:pStyle w:val="Heading2"/>
+      </w:pPr>
+      <w:r>
+        <w:t>7.2  The Q3 Reflection Migration (v6.23.11 → v6.23.14)</w:t>
+      </w:r>
+    </w:p>
+    <w:p>
+      <w:r>
+        <w:t>Five game-data structs migrated from hardcoded byte offsets to runtime reflection-resolved sentinels. Future game patches that re-pack any of these structs no longer silently break the mod — they either resolve to the new offsets automatically, or fall back to the shipping-layout values with a one-time VLOG warning.</w:t>
+      </w:r>
+    </w:p>
+    <w:p>
+      <w:pPr>
+        <w:pStyle w:val="Heading3"/>
+      </w:pPr>
+      <w:r>
+        <w:t>7.2.1  FActiveItemEffect (v6.23.11)</w:t>
+      </w:r>
+    </w:p>
+    <w:p>
+      <w:r>
+        <w:t>Used by the inventory effects path (replenish, remove-attrs, tint clear). Effects.List inner walk on UInventoryComponent.Effects:</w:t>
+      </w:r>
+    </w:p>
+    <w:p>
+      <w:pPr>
+        <w:ind w:left="360"/>
+        <w:shd w:val="clear" w:color="auto" w:fill="F2F2F2"/>
+      </w:pPr>
+      <w:r>
+        <w:rPr>
+          <w:rFonts w:ascii="Consolas" w:hAnsi="Consolas"/>
+          <w:color w:val="333333"/>
+          <w:sz w:val="18"/>
+        </w:rPr>
+        <w:t>FActiveItemEffect (typ. 0x30 bytes per entry)</w:t>
+        <w:br/>
+        <w:t xml:space="preserve">  +0x00  FFastArraySerializerItem header (0x10)</w:t>
+        <w:br/>
+        <w:t xml:space="preserve">  +0x0C  int32  OnItem    (item ID match target)</w:t>
+        <w:br/>
+        <w:t xml:space="preserve">  +0x10  UObject*  Effect (effect class to match)</w:t>
+        <w:br/>
+        <w:t xml:space="preserve">  +0x18  ...</w:t>
+        <w:br/>
+        <w:br/>
+        <w:t>Effects.List inner offset (engine-stable): 0x0110</w:t>
+        <w:br/>
+        <w:t xml:space="preserve">  This is FFastArraySerializer.List position; not reflected,</w:t>
+        <w:br/>
+        <w:t xml:space="preserve">  used as a constant. The inner FActiveItemEffect IS reflected.</w:t>
+      </w:r>
+    </w:p>
+    <w:p>
+      <w:r>
+        <w:t>ensureActiveItemEffectOffsets(invComp) walks Effects → List → FActiveItemEffect, resolves stride + OnItem + Effect offsets. Fallbacks: stride 0x30, OnItem 0x0C, Effect 0x10.</w:t>
+      </w:r>
+    </w:p>
+    <w:p>
+      <w:pPr>
+        <w:pStyle w:val="Heading3"/>
+      </w:pPr>
+      <w:r>
+        <w:t>7.2.2  FMorConnectionHistoryItem (v6.23.12)</w:t>
+      </w:r>
+    </w:p>
+    <w:p>
+      <w:r>
+        <w:t>Used by JoinWorld session-history row stamping (see 6.2.2). ensureConnectionHistoryItemOffsets(pData) walks the AddSessionHistoryItem UFunction's ConnectionHistoryData parm FStructProperty → UScriptStruct. Resolves stride + 7 field offsets (WorldName, ConnectionType, InviteString, UniqueInviteCode, OptionalPassword, bIsDedicatedServer, CreationDateTime). Fallbacks: 0x58 / 0x00 / 0x10 / 0x18 / 0x28 / 0x38 / 0x48 / 0x50.</w:t>
+      </w:r>
+    </w:p>
+    <w:p>
+      <w:pPr>
+        <w:pStyle w:val="Heading3"/>
+      </w:pPr>
+      <w:r>
+        <w:t>7.2.3  FFGKUITab (v6.23.13)</w:t>
+      </w:r>
+    </w:p>
+    <w:p>
+      <w:r>
+        <w:t>Used by the Settings UI take-over (see 6.6.5). Three sites all touch the 0xE8-byte struct: tabArray dump, onInitializeNavBarPre, onGetNavBarTabsPost. ensureFGKUITabOffsets(pArrProp) walks the FArrayProperty → inner FStructProperty → UScriptStruct. Fallbacks: 0xE8 / 0x00 / 0x08 / 0x20 / 0x48.</w:t>
+      </w:r>
+    </w:p>
+    <w:p>
+      <w:pPr>
+        <w:pStyle w:val="Heading3"/>
+      </w:pPr>
+      <w:r>
+        <w:t>7.2.4  Engine-Frozen Sanity Checks (v6.23.14)</w:t>
+      </w:r>
+    </w:p>
+    <w:p>
+      <w:r>
+        <w:t>FInputChord (0x20) and FInputActionKeyMapping (24) are engine-stable for UE 4.27 and won't get full reflection migration. But a one-shot runtime reflection probe at first use confirms the struct size matches the hardcoded constant. If a future engine somehow re-packs either struct, the mismatch logs loudly via VLOG instead of silently corrupting memory.</w:t>
+      </w:r>
+    </w:p>
+    <w:p>
+      <w:pPr>
+        <w:ind w:left="360"/>
+        <w:shd w:val="clear" w:color="auto" w:fill="F2F2F2"/>
+      </w:pPr>
+      <w:r>
+        <w:rPr>
+          <w:rFonts w:ascii="Consolas" w:hAnsi="Consolas"/>
+          <w:color w:val="333333"/>
+          <w:sz w:val="18"/>
+        </w:rPr>
+        <w:t>static int s_chordSizeChecked = 0;</w:t>
+        <w:br/>
+        <w:t>if (!s_chordSizeChecked) {</w:t>
+        <w:br/>
+        <w:t xml:space="preserve">    s_chordSizeChecked = 1;</w:t>
+        <w:br/>
+        <w:t xml:space="preserve">    if (auto* sp = CastField&lt;FStructProperty&gt;(p)) {</w:t>
+        <w:br/>
+        <w:t xml:space="preserve">        if (UStruct* st = sp-&gt;GetStruct()) {</w:t>
+        <w:br/>
+        <w:t xml:space="preserve">            int sz = (int)((UScriptStruct*)st)-&gt;GetStructureSize();</w:t>
+        <w:br/>
+        <w:t xml:space="preserve">            if (sz != 0x20)</w:t>
+        <w:br/>
+        <w:t xml:space="preserve">                VLOG("WARNING: FInputChord size {:#x} != 0x20\n", sz);</w:t>
+        <w:br/>
+        <w:t xml:space="preserve">        }</w:t>
+        <w:br/>
+        <w:t xml:space="preserve">    }</w:t>
+        <w:br/>
+        <w:t>}</w:t>
+      </w:r>
+    </w:p>
+    <w:p>
+      <w:pPr>
+        <w:pStyle w:val="Heading3"/>
+      </w:pPr>
+      <w:r>
+        <w:t>7.2.5  Generic Helpers</w:t>
+      </w:r>
+    </w:p>
+    <w:p>
+      <w:r>
+        <w:t>moria_reflection.h gained two generic helpers in v6.23.11 that the later migrations reuse:</w:t>
+      </w:r>
+    </w:p>
+    <w:p>
+      <w:pPr>
+        <w:pStyle w:val="ListBullet"/>
+      </w:pPr>
+      <w:r>
+        <w:t>resolveArrayStructLayout(owner, arrayPropName, fieldName, outStride) — walks a TArray FArrayProperty → inner FStructProperty → UScriptStruct, returns field offset + writes stride.</w:t>
+      </w:r>
+    </w:p>
+    <w:p>
+      <w:pPr>
+        <w:pStyle w:val="ListBullet"/>
+      </w:pPr>
+      <w:r>
+        <w:t>resolveStructLayout(sStruct, fieldName, outStride) — same but for a single FStructProperty (not a TArray).</w:t>
+      </w:r>
+    </w:p>
+    <w:p>
+      <w:pPr>
+        <w:pBdr>
+          <w:bottom w:val="single" w:sz="6" w:space="1" w:color="808080"/>
+        </w:pBdr>
+      </w:pPr>
+    </w:p>
+    <w:p>
+      <w:pPr>
+        <w:pStyle w:val="Heading2"/>
+      </w:pPr>
+      <w:r>
+        <w:t>7.3  The Validation Audit (v6.23.10)</w:t>
+      </w:r>
+    </w:p>
+    <w:p>
+      <w:r>
+        <w:t>A comprehensive handle/offset validation pass that surfaced three drift sites where the mod's pattern of 'validate every handle / offset before each use' had relaxed over time:</w:t>
+      </w:r>
+    </w:p>
+    <w:p>
+      <w:pPr>
+        <w:pStyle w:val="ListBullet"/>
+      </w:pPr>
+      <w:r>
+        <w:t>callAddRowInternal — vtable call on a cached UDataTable*. Was vulnerable to use-after-GC: cache could outlive the table across a world transition. Fix: SEH-wrap the vtable call AND isObjectAlive precheck on the cached pointer before deref.</w:t>
+      </w:r>
+    </w:p>
+    <w:p>
+      <w:pPr>
+        <w:pStyle w:val="ListBullet"/>
+      </w:pPr>
+      <w:r>
+        <w:t>bLock memcpy in placement (moria_placement.inl:startOrSwitchBuild and selectRecipeOnBuildTab) — two sites that read the bLock 120-byte struct from a freshly-resolved widget without checking the resulting memory was readable. Fix: isReadableMemory(widgetBase + s_off_bLock, BLOCK_DATA_SIZE) gate before the memcpy.</w:t>
+      </w:r>
+    </w:p>
+    <w:p>
+      <w:pPr>
+        <w:pStyle w:val="ListBullet"/>
+      </w:pPr>
+      <w:r>
+        <w:t>HISM replay queue — m_replay.compQueue[i].Get() returns a non-null FWeakObjectPtr that has cleared the serial check, but could still be mid-BeginDestroy. Fix: add isObjectAlive(comp) in addition to the FWeakObjectPtr serial check.</w:t>
+      </w:r>
+    </w:p>
+    <w:p>
+      <w:pPr>
+        <w:pStyle w:val="Heading3"/>
+      </w:pPr>
+      <w:r>
+        <w:t>7.3.1  Audit Iteration D — Brush Defensive Padding (v6.23.15)</w:t>
+      </w:r>
+    </w:p>
+    <w:p>
+      <w:r>
+        <w:t>The four FSlateBrush ImageSize.X/Y direct-write triples in moria_widgets.inl (pillBg 110×50, inner-toolbar 128×128, createImageWithBrush, keybind label 76×44) now check isReadableMemory(base + s_off_brush, 16) before stamping. Belt-and-suspenders against a freshly-constructed widget whose vtable / property layout is somehow unreadable.</w:t>
+      </w:r>
+    </w:p>
+    <w:p>
+      <w:pPr>
+        <w:pStyle w:val="Heading3"/>
+      </w:pPr>
+      <w:r>
+        <w:t>7.3.2  Audit Iteration E — DataTableUtil Unbind (v6.23.16)</w:t>
+      </w:r>
+    </w:p>
+    <w:p>
+      <w:r>
+        <w:t>Nine cached DataTableUtil instances (m_dtConstructions, m_dtItems, m_dtWeapons, m_dtTools, m_dtArmor, m_dtConsumables, m_dtContainerItems, m_dtConstructionRecipes, m_dtOres) now call unbind() in the world-unload reset block. Closes the stale-pointer crash window where a cached UDataTable* could outlive its row map across a world transition. Cost: one-shot FindAllOf per DT after each character load (only fires when user crosses a world boundary).</w:t>
+      </w:r>
+    </w:p>
+    <w:p>
+      <w:pPr>
+        <w:pBdr>
+          <w:bottom w:val="single" w:sz="6" w:space="1" w:color="808080"/>
+        </w:pBdr>
+      </w:pPr>
+    </w:p>
+    <w:p>
+      <w:pPr>
+        <w:pStyle w:val="Heading2"/>
+      </w:pPr>
+      <w:r>
+        <w:t>7.4  The PE-Budget Reorder (v6.22.8)</w:t>
+      </w:r>
+    </w:p>
+    <w:p>
+      <w:r>
+        <w:t>ProcessEvent post-hooks fire on every UFunction invocation engine-wide — millions per session in a busy world. The hot code in OnAfterShow/OnAfterHide post-hooks was calling the expensive SEH-wrapped safeClassName(context) BEFORE the cheap stack-only wcscmp(fnStr, ...) name filter.</w:t>
+      </w:r>
+    </w:p>
+    <w:p>
+      <w:r>
+        <w:rPr>
+          <w:b/>
+          <w:color w:val="006C2E"/>
+        </w:rPr>
+        <w:t xml:space="preserve">[WORKS] </w:t>
+      </w:r>
+      <w:r>
+        <w:t>Fix: filter by wcscmp(fnStr, ...) FIRST. Resolve class name only on matched function names. Cache the target UClass* via StaticFindObject for pointer-compare. v6.22.8 also hoisted three sequential safeClassName calls in OnAfterShow (popup tracker / rename-dialog patch / build-tab gate) to a single shared call.</w:t>
+      </w:r>
+    </w:p>
+    <w:p>
+      <w:r>
+        <w:rPr>
+          <w:b/>
+          <w:color w:val="B75000"/>
+        </w:rPr>
+        <w:t xml:space="preserve">[WARNING] </w:t>
+      </w:r>
+      <w:r>
+        <w:t>Invariant for any future PE post-hook: cheap-filter first; expensive-resolve second; cache where possible. The PE budget is a hot global — each per-call millisecond multiplies by tens of thousands of calls per session.</w:t>
+      </w:r>
+    </w:p>
+    <w:p>
+      <w:pPr>
+        <w:pBdr>
+          <w:bottom w:val="single" w:sz="6" w:space="1" w:color="808080"/>
+        </w:pBdr>
+      </w:pPr>
+    </w:p>
+    <w:p>
+      <w:pPr>
+        <w:pStyle w:val="Heading2"/>
+      </w:pPr>
+      <w:r>
+        <w:t>7.5  The applyAddRow Heap Leak (v6.22.6)</w:t>
+      </w:r>
+    </w:p>
+    <w:p>
+      <w:r>
+        <w:t>moria_DefinitionProcessing.inl:1140-1182 had a latent heap leak that surfaced as a slow memory creep on definition-pack re-apply. The function manipulates a TArray Data pointer via three memcpys (Data ptr at +0, Num at +8, Max at +12) without freeing the prior Data pointer first.</w:t>
+      </w:r>
+    </w:p>
+    <w:p>
+      <w:r>
+        <w:rPr>
+          <w:b/>
+          <w:color w:val="006C2E"/>
+        </w:rPr>
+        <w:t xml:space="preserve">[WORKS] </w:t>
+      </w:r>
+      <w:r>
+        <w:t>Fix: read the prior Data pointer first; if (priorData) FMemory::Free(priorData) before the memcpy. UE 4.27 default TArray with FHeapAllocator uses FMemory::Malloc for the backing buffer, so FMemory::Free matches. Same pattern applied at :1041-1057 for the GameplayTagContainer overwrite.</w:t>
+      </w:r>
+    </w:p>
+    <w:p>
+      <w:r>
+        <w:rPr>
+          <w:b/>
+          <w:color w:val="B75000"/>
+        </w:rPr>
+        <w:t xml:space="preserve">[WARNING] </w:t>
+      </w:r>
+      <w:r>
+        <w:t>Invariant: any direct memcpy over a TArray Data pointer needs to free the previous allocation first. The TArray destructor will free its current Data on world unload — but if you've already overwritten Data with a new pointer, the old buffer is orphaned and leaks.</w:t>
+      </w:r>
+    </w:p>
+    <w:p>
+      <w:pPr>
+        <w:pBdr>
+          <w:bottom w:val="single" w:sz="6" w:space="1" w:color="808080"/>
+        </w:pBdr>
+      </w:pPr>
+    </w:p>
+    <w:p>
+      <w:pPr>
+        <w:pStyle w:val="Heading2"/>
+      </w:pPr>
+      <w:r>
+        <w:t>7.6  Discipline: Comment-Out Before Delete</w:t>
+      </w:r>
+    </w:p>
+    <w:p>
+      <w:r>
+        <w:t>Dead-code removal in this codebase is a TWO-step process, never bundled. Pass 1 wraps the suspect block in `#if 0 ... #endif`, ships a tagged GitHub release, and the user tests for at least one full session. Pass 2 hard-deletes the wrapper plus the body — only after Pass 1 has proven 'looks dead' is actually dead.</w:t>
+      </w:r>
+    </w:p>
+    <w:p>
+      <w:r>
+        <w:t>Why two steps: in a reflection-heavy mod, code can be live-called via PE hooks, BP delegates, or background polling that no static analysis can see. Past incidents where 'looks unused' code was actually live-called via reflection / hooks / RPCs justify the extra step. The cost is one extra commit per dead block; the recovery cost when you delete something live is a multi-version regression.</w:t>
+      </w:r>
+    </w:p>
+    <w:p>
+      <w:r>
+        <w:t>v6.22.0 → v6.23.0 cycle exemplified this — five Pass-1 iterations (v6.22.1-5) wrapped ~1,300 LOC of suspect dead code, shipped, the user tested across one full session each, then v6.23.0 hard-deleted everything in one focused commit (~1,553 LOC across 5 files). Zero regressions reported.</w:t>
+      </w:r>
+    </w:p>
+    <w:p>
+      <w:pPr>
+        <w:pStyle w:val="ListBullet"/>
+      </w:pPr>
+      <w:r>
+        <w:t>v6.22.1 — tickSessionHistoryConfirm() (already orphan, fast win)</w:t>
+      </w:r>
+    </w:p>
+    <w:p>
+      <w:pPr>
+        <w:pStyle w:val="ListBullet"/>
+      </w:pPr>
+      <w:r>
+        <w:t>v6.22.2 — FGK runtime-injection diagnostics + tick cluster</w:t>
+      </w:r>
+    </w:p>
+    <w:p>
+      <w:pPr>
+        <w:pStyle w:val="ListBullet"/>
+      </w:pPr>
+      <w:r>
+        <w:t>v6.22.3 — DualSenseReader (~270 LOC)</w:t>
+      </w:r>
+    </w:p>
+    <w:p>
+      <w:pPr>
+        <w:pStyle w:val="ListBullet"/>
+      </w:pPr>
+      <w:r>
+        <w:t>v6.22.4 — controller cluster (~720 LOC including 13 PE hooks)</w:t>
+      </w:r>
+    </w:p>
+    <w:p>
+      <w:pPr>
+        <w:pStyle w:val="ListBullet"/>
+      </w:pPr>
+      <w:r>
+        <w:t>v6.22.5 — bundled remaining 3 small clusters (~310 LOC)</w:t>
+      </w:r>
+    </w:p>
+    <w:p>
+      <w:pPr>
+        <w:pStyle w:val="ListBullet"/>
+      </w:pPr>
+      <w:r>
+        <w:t>v6.23.0 — Pass 2 hard-delete (-1,553 LOC across 5 files)</w:t>
+      </w:r>
+    </w:p>
+    <w:p>
+      <w:pPr>
+        <w:pStyle w:val="Heading3"/>
+      </w:pPr>
+      <w:r>
+        <w:t>7.6.1  Compiler-Driven Deletion Discovery</w:t>
+      </w:r>
+    </w:p>
+    <w:p>
+      <w:r>
+        <w:t>v6.22.4 demonstrated a sub-discipline: wrap field DECLARATIONS in `#if 0` first, then let the compiler tell you what depends on them. 13 controller fields gated produced 35 errors — a complete dependency roadmap of every caller, every PE hook, every dispatcher. Wrap each discovered block in `#if 0` in turn, fix the residual 'unused variable' warnings, ship Pass 1.</w:t>
+      </w:r>
+    </w:p>
+    <w:p>
+      <w:r>
+        <w:t>Cheaper and more thorough than manual grep-driven caller search. The compiler is exhaustive in a way grep is not — it sees every reference no matter how it's named.</w:t>
+      </w:r>
+    </w:p>
+    <w:p>
+      <w:pPr>
+        <w:pBdr>
+          <w:bottom w:val="single" w:sz="6" w:space="1" w:color="808080"/>
+        </w:pBdr>
+      </w:pPr>
+    </w:p>
+    <w:p>
+      <w:pPr>
+        <w:pStyle w:val="Heading2"/>
+      </w:pPr>
+      <w:r>
+        <w:t>7.7  Multi-Agent Code Review Methodology</w:t>
+      </w:r>
+    </w:p>
+    <w:p>
+      <w:r>
+        <w:t>v6.22.0 introduced a structured code-review workflow using parallel Opus agents. Three reviewers (A/B/C) running concurrently across non-overlapping file buckets, plus a fourth consolidator (D) that merged + ranked findings.</w:t>
+      </w:r>
+    </w:p>
+    <w:p>
+      <w:pPr>
+        <w:ind w:left="360"/>
+        <w:shd w:val="clear" w:color="auto" w:fill="F2F2F2"/>
+      </w:pPr>
+      <w:r>
+        <w:rPr>
+          <w:rFonts w:ascii="Consolas" w:hAnsi="Consolas"/>
+          <w:color w:val="333333"/>
+          <w:sz w:val="18"/>
+        </w:rPr>
+        <w:t>Agent A — Big files (~14,600 LOC)</w:t>
+        <w:br/>
+        <w:t xml:space="preserve">  dllmain.cpp + moria_widgets.inl + moria_settings_ui.inl</w:t>
+        <w:br/>
+        <w:br/>
+        <w:t>Agent B — Medium files (~12,200 LOC)</w:t>
+        <w:br/>
+        <w:t xml:space="preserve">  moria_placement / unlock / quickbuild / hism / inventory /</w:t>
+        <w:br/>
+        <w:t xml:space="preserve">  session_history / join_world_ui / DefinitionProcessing /</w:t>
+        <w:br/>
+        <w:t xml:space="preserve">  testable.h</w:t>
+        <w:br/>
+        <w:br/>
+        <w:t>Agent C — Small files + headers (~4,400 LOC)</w:t>
+        <w:br/>
+        <w:t xml:space="preserve">  moria_datatable / stability / widget_harvest /</w:t>
+        <w:br/>
+        <w:t xml:space="preserve">  advanced_join_ui / overlay_mgmt / common.inl /</w:t>
+        <w:br/>
+        <w:t xml:space="preserve">  debug.inl / reflection.h / common.h / dualsense.h /</w:t>
+        <w:br/>
+        <w:t xml:space="preserve">  keybinds.h / join_assets.h</w:t>
+        <w:br/>
+        <w:br/>
+        <w:t>Agent D — Consolidator (sequential, after A/B/C complete)</w:t>
+      </w:r>
+    </w:p>
+    <w:p>
+      <w:r>
+        <w:t>Each reviewer applied three lenses to every file: lint (UB, narrowing, sign mismatches, missing nulls, exception safety), dead code (Grep-verified across the full src/ tree), correctness (magic numbers, error-swallowing, race conditions, off-by-ones, hardcoded BP offsets that should be reflective). Each finding got Critical / High / Medium / Low severity plus a [KNOWN] tag if already in a prior review.</w:t>
+      </w:r>
+    </w:p>
+    <w:p>
+      <w:r>
+        <w:t>Output: code-review-MASTER.md with TL;DR top-10 ranked, per-lens sections with file:line citations, cross-cutting patterns, and 3-5 surgical fix iterations the user could ship one at a time.</w:t>
+      </w:r>
+    </w:p>
+    <w:p>
+      <w:pPr>
+        <w:pStyle w:val="Heading3"/>
+      </w:pPr>
+      <w:r>
+        <w:t>7.7.1  Lessons</w:t>
+      </w:r>
+    </w:p>
+    <w:p>
+      <w:pPr>
+        <w:pStyle w:val="ListBullet"/>
+      </w:pPr>
+      <w:r>
+        <w:t>Split by file bucket, NOT by lens. Each agent reads its files ONCE and applies all three lenses, instead of three agents each reading every file.</w:t>
+      </w:r>
+    </w:p>
+    <w:p>
+      <w:pPr>
+        <w:pStyle w:val="ListBullet"/>
+      </w:pPr>
+      <w:r>
+        <w:t>The consolidator is essential. Three independent reports without merge-and-rank is harder to triage than a single document.</w:t>
+      </w:r>
+    </w:p>
+    <w:p>
+      <w:pPr>
+        <w:pStyle w:val="ListBullet"/>
+      </w:pPr>
+      <w:r>
+        <w:t>[KNOWN] tag prevents re-reporting issues already documented in code-review-2026-05-03.md or code-stability-audit.md. Saves review effort and prevents re-litigating accepted trade-offs.</w:t>
+      </w:r>
+    </w:p>
+    <w:p>
+      <w:pPr>
+        <w:pStyle w:val="ListBullet"/>
+      </w:pPr>
+      <w:r>
+        <w:t>Front-load Critical findings in the TL;DR. A reviewer's eyes glaze after the first dozen items; the Critical ones must be above the fold.</w:t>
+      </w:r>
+    </w:p>
+    <w:p>
+      <w:pPr>
+        <w:pStyle w:val="ListBullet"/>
+      </w:pPr>
+      <w:r>
+        <w:t>End with an action plan. 3-5 surgical fix iterations the user can ship one at a time, ordered by leverage. Without the action plan the report is a complaint, not a roadmap.</w:t>
+      </w:r>
+    </w:p>
+    <w:p>
+      <w:pPr>
+        <w:pBdr>
+          <w:bottom w:val="single" w:sz="6" w:space="1" w:color="808080"/>
+        </w:pBdr>
+      </w:pPr>
+    </w:p>
+    <w:p>
+      <w:pPr>
+        <w:pStyle w:val="Heading2"/>
+      </w:pPr>
+      <w:r>
+        <w:t>7.8  The Comment Audit (v6.23.17 → v6.23.26)</w:t>
+      </w:r>
+    </w:p>
+    <w:p>
+      <w:r>
+        <w:t>Nine supervised iterations across all four audit files (dllmain, settings_ui, widgets, medium-small). ~250 individual edits removing stale tombstones, WHAT-comments, dev-scaffolding, investigation prose, and version-stamp rot. Net ~750 LOC of comment text eliminated.</w:t>
+      </w:r>
+    </w:p>
+    <w:p>
+      <w:r>
+        <w:t>Phases:</w:t>
+      </w:r>
+    </w:p>
+    <w:p>
+      <w:pPr>
+        <w:pStyle w:val="ListBullet"/>
+      </w:pPr>
+      <w:r>
+        <w:t>REMOVE chunks (v6.23.17-20): pure deletion of obvious tombstones. ~247 LOC removed.</w:t>
+      </w:r>
+    </w:p>
+    <w:p>
+      <w:pPr>
+        <w:pStyle w:val="ListBullet"/>
+      </w:pPr>
+      <w:r>
+        <w:t>REWRITE chunks (v6.23.21-26): paragraph-scale prose changes. ~520 LOC of rewriting + trimming. Each REWRITE preserves load-bearing intent (UE4-specific layout, MP invariants, Slate AV root causes, ProcessEvent reentrancy hazards) and trims the narrative around it (version stamps, 'was X, now Y' history, task-tracker prefixes like 'fix #3a' or 'CP5 v0.7').</w:t>
+      </w:r>
+    </w:p>
+    <w:p>
+      <w:r>
+        <w:t>Six dev diagnostics retro-actively gated behind s_verbose so they stay silent in release builds but light up when verbose logging is on: navbar UFunction discovery dump, CP4-CLICK click trace, native KeySelector internal-tree dump, Vibration CheckIcon comparison dump, EditableTextBox property dump, Replay-Diag mesh-id dump.</w:t>
+      </w:r>
+    </w:p>
+    <w:p>
+      <w:r>
+        <w:br w:type="page"/>
+      </w:r>
+    </w:p>
+    <w:p>
+      <w:r>
+        <w:t>End of Part 7. Part 5 (the installer) follows immediately because stability and release-pipeline reliability are the same engineering discipline applied to different layers.</w:t>
       </w:r>
     </w:p>
     <w:p>
@@ -5228,7 +6883,12 @@
         <w:pStyle w:val="Heading1"/>
       </w:pPr>
       <w:r>
-        <w:t>Appendix C — Version History (v6.0.0 → v6.3.9)</w:t>
+        <w:t>Appendix C — Version History (v6.0.0 → v7.0.0)</w:t>
+      </w:r>
+    </w:p>
+    <w:p>
+      <w:r>
+        <w:t>Compressed release-by-release timeline. Every entry is its own GitHub tag for surgical rollback ("git checkout vX.Y.Z"). Italicized commentary below each version captures the load-bearing lesson; the diff details live in the commit history.</w:t>
       </w:r>
     </w:p>
     <w:p>
@@ -5319,7 +6979,7 @@
     </w:p>
     <w:p>
       <w:r>
-        <w:t>Rotation step fix, root cause found. Removed isLocalContext guard from RotatePressed / RotateCcwPressed hooks (UMG widget context never matches). Reverted resolveGATA to clean v6.0.0 pass-through. Removed m_lastGATA tracking. Rotation now works on every press, for every piece placed.</w:t>
+        <w:t>Rotation step fix, root cause found. Removed isLocalContext guard from RotatePressed / RotateCcwPressed hooks (UMG widget context never matches). Reverted resolveGATA to clean v6.0.0 pass-through. Rotation now works on every press, for every piece placed.</w:t>
       </w:r>
     </w:p>
     <w:p>
@@ -5332,7 +6992,7 @@
     </w:p>
     <w:p>
       <w:r>
-        <w:t>Dedicated server fly fix + pitch/roll placement offset fix. Moved server-fly sweep before character-loaded gate (now runs on dedi servers too). Added FTransform translation compensation in onBuildNewConstruction — placed piece now lands exactly where the ghost showed.</w:t>
+        <w:t>Dedicated server fly fix + pitch/roll placement offset fix. Moved server-fly sweep before character-loaded gate. Added FTransform translation compensation in onBuildNewConstruction — placed piece now lands exactly where the ghost showed.</w:t>
       </w:r>
     </w:p>
     <w:p>
@@ -5345,7 +7005,462 @@
     </w:p>
     <w:p>
       <w:r>
-        <w:t>Installer fix for non-C: drive installs. Changed DefaultDirName from hardcoded C: path to {code:GetDefaultDir} dynamic resolver. Audit confirmed all runtime paths are drive-agnostic via modPath(). No mod code functionality changed.</w:t>
+        <w:t>Installer fix for non-C: drive installs. Changed DefaultDirName from hardcoded C: path to {code:GetDefaultDir} dynamic resolver. Audit confirmed all runtime paths are drive-agnostic via modPath().</w:t>
+      </w:r>
+    </w:p>
+    <w:p>
+      <w:pPr>
+        <w:pStyle w:val="Heading2"/>
+      </w:pPr>
+      <w:r>
+        <w:t>v6.4.0 — —</w:t>
+      </w:r>
+    </w:p>
+    <w:p>
+      <w:r>
+        <w:t>Critical fix for Steam users (Unicode path). UE4SS working dir conversion uses WideCharToMultiByte(CP_UTF8). Never static_cast&lt;char&gt; on wchar_t — U+2122 (™) in Steam's folder collapses to 0x22 (") and silently corrupts every file path.</w:t>
+      </w:r>
+    </w:p>
+    <w:p>
+      <w:pPr>
+        <w:pStyle w:val="Heading2"/>
+      </w:pPr>
+      <w:r>
+        <w:t>v6.4.1 — —</w:t>
+      </w:r>
+    </w:p>
+    <w:p>
+      <w:r>
+        <w:t>Cheats tab + Tweaks tab. Peace Mode (zero MaxSpawnLimit on AMorAISpawnManager). Buff toggles (parallel arrays to cheatEntries()). Tweaks cycles (parallel arrays to tweakEntries(); applyFieldTweak modifies all DataTable rows whose RowStruct has the field).</w:t>
+      </w:r>
+    </w:p>
+    <w:p>
+      <w:pPr>
+        <w:pStyle w:val="Heading2"/>
+      </w:pPr>
+      <w:r>
+        <w:t>v6.4.2 — —</w:t>
+      </w:r>
+    </w:p>
+    <w:p>
+      <w:r>
+        <w:t>JSON removal storage replaces legacy pipe-delimited format. Type rules + position-based removals serialize as JSON Lines. Backwards-compat parser still handles legacy @-prefix and pipe lines; rewrites as JSON on next save.</w:t>
+      </w:r>
+    </w:p>
+    <w:p>
+      <w:pPr>
+        <w:pStyle w:val="Heading2"/>
+      </w:pPr>
+      <w:r>
+        <w:t>v6.4.3 — —</w:t>
+      </w:r>
+    </w:p>
+    <w:p>
+      <w:r>
+        <w:t>Steam ™ path fix part 2 — listFiles uses wide Windows API (FindFirstFileW). FindFirstFileA interprets paths as the active code page, mangling UTF-8 bytes.</w:t>
+      </w:r>
+    </w:p>
+    <w:p>
+      <w:pPr>
+        <w:pStyle w:val="Heading2"/>
+      </w:pPr>
+      <w:r>
+        <w:t>v6.4.4 — —</w:t>
+      </w:r>
+    </w:p>
+    <w:p>
+      <w:r>
+        <w:t>Cheats + Tweaks INI persistence. [Cheats] section: PeaceMode + Buff_&lt;sanitizedLabel&gt;=true (only "true" written). [Tweaks]: &lt;sanitizedLabel&gt;=&lt;cycleIndex&gt; (only non-default written).</w:t>
+      </w:r>
+    </w:p>
+    <w:p>
+      <w:pPr>
+        <w:pStyle w:val="Heading2"/>
+      </w:pPr>
+      <w:r>
+        <w:t>v6.4.5 — —</w:t>
+      </w:r>
+    </w:p>
+    <w:p>
+      <w:r>
+        <w:t>Reveal map (NUM*): mark all zones discovered + DiscoverAllChapters on every minimap widget. Mapstone spawning + waypoint discovery were tried and abandoned (didn't survive cross-bubble streaming). Bubble info capture (NUM 0). Modifier-filter on single-key action binds (trash/replenish/remove-attrs).</w:t>
+      </w:r>
+    </w:p>
+    <w:p>
+      <w:pPr>
+        <w:pStyle w:val="Heading2"/>
+      </w:pPr>
+      <w:r>
+        <w:t>v6.5.0 — April 2026</w:t>
+      </w:r>
+    </w:p>
+    <w:p>
+      <w:r>
+        <w:t>Public release with bubble info, reveal map, cheats persistence. Signed installer. INI cleanup.</w:t>
+      </w:r>
+    </w:p>
+    <w:p>
+      <w:pPr>
+        <w:pStyle w:val="Heading2"/>
+      </w:pPr>
+      <w:r>
+        <w:t>v6.7.0 — May 2026</w:t>
+      </w:r>
+    </w:p>
+    <w:p>
+      <w:r>
+        <w:t>Mod-owned JoinWorld UI (in-place modification pivot — see Part 6.1) + JSON session history with XOR-obfuscated passwords + right-click delete confirmation flow. Last public release before v7.0.0.</w:t>
+      </w:r>
+    </w:p>
+    <w:p>
+      <w:pPr>
+        <w:pStyle w:val="Heading2"/>
+      </w:pPr>
+      <w:r>
+        <w:t>v6.8.0 — —</w:t>
+      </w:r>
+    </w:p>
+    <w:p>
+      <w:r>
+        <w:t>Settings UI take-over Phase 1 (CP1) — keymap injection. Two new sections under WBP_EditMappingTab_C: INVENTORY AND ITEMS (16 Quick Build entries) + MOD KEY BINDINGS (9 mod-action entries).</w:t>
+      </w:r>
+    </w:p>
+    <w:p>
+      <w:pPr>
+        <w:pStyle w:val="Heading2"/>
+      </w:pPr>
+      <w:r>
+        <w:t>v6.9.0 — —</w:t>
+      </w:r>
+    </w:p>
+    <w:p>
+      <w:r>
+        <w:t>Settings UI Phase 2 (CP2-CP4) — in-game keymap rebinds capture every chord including Ctrl+F1 / Alt+G / DEL. Mod Game Options injected into native Gameplay tab (CP4).</w:t>
+      </w:r>
+    </w:p>
+    <w:p>
+      <w:pPr>
+        <w:pStyle w:val="Heading2"/>
+      </w:pPr>
+      <w:r>
+        <w:t>v6.10.0 — —</w:t>
+      </w:r>
+    </w:p>
+    <w:p>
+      <w:r>
+        <w:t>New Building Bar (NBB) replaces legacy MC + AB + OLD UMG QuickBuild bars. Pause-menu mod actions (RENAME / SAVE / UNLOCK / READ ALL / CLEAR BUFFS) injected into UI_WBP_EscapeMenu2_C. NUM+ dispatch disabled (legacy AB toolbar replacement).</w:t>
+      </w:r>
+    </w:p>
+    <w:p>
+      <w:pPr>
+        <w:pStyle w:val="Heading2"/>
+      </w:pPr>
+      <w:r>
+        <w:t>v6.20.x — —</w:t>
+      </w:r>
+    </w:p>
+    <w:p>
+      <w:r>
+        <w:t>Inspect window restyle (popup-style chrome + draggable + auto-hide). Rotation display 4-cell pyramid widget. Lore persistence chain. NotificationFeed approach abandoned in favour of home-rolled gold-on-dark panel.</w:t>
+      </w:r>
+    </w:p>
+    <w:p>
+      <w:pPr>
+        <w:pStyle w:val="Heading2"/>
+      </w:pPr>
+      <w:r>
+        <w:t>v6.21.0 — —</w:t>
+      </w:r>
+    </w:p>
+    <w:p>
+      <w:r>
+        <w:t>Stability milestone — last-known-major-working before the v6.21.30→v6.21.39 Slate AV regression cycle.</w:t>
+      </w:r>
+    </w:p>
+    <w:p>
+      <w:pPr>
+        <w:pStyle w:val="Heading2"/>
+      </w:pPr>
+      <w:r>
+        <w:t>v6.21.x — —</w:t>
+      </w:r>
+    </w:p>
+    <w:p>
+      <w:r>
+        <w:t>New Building Bar polish. Native rename modal hijack (WBP_CharacterCreatorRenameDialog_C, MaxNameLength=22). Reposition HUD mode (F10 toggle). Save Game keybind (F12 default). Big cleanup batches: MC bar (~700 LOC), AB bar (~510 LOC), legacy showRenameDialog (~322 LOC), reposition-mode toolbar drag (~470 LOC). Slate Prepass AV root cause found and fixed in v6.21.39 — pre-create rotation display widget at character-load.</w:t>
+      </w:r>
+    </w:p>
+    <w:p>
+      <w:pPr>
+        <w:pStyle w:val="Heading2"/>
+      </w:pPr>
+      <w:r>
+        <w:t>v6.22.0 — —</w:t>
+      </w:r>
+    </w:p>
+    <w:p>
+      <w:r>
+        <w:t>Stability milestone (no functional change). Sets up Pass-1 comment-out cycle.</w:t>
+      </w:r>
+    </w:p>
+    <w:p>
+      <w:pPr>
+        <w:pStyle w:val="Heading2"/>
+      </w:pPr>
+      <w:r>
+        <w:t>v6.22.1-5 — —</w:t>
+      </w:r>
+    </w:p>
+    <w:p>
+      <w:r>
+        <w:t>Pass-1 comment-out series (~1,300 LOC). Each iteration wraps one suspect dead cluster in #if 0, ships its own GitHub tag, user tests for one full session before moving to next.</w:t>
+      </w:r>
+    </w:p>
+    <w:p>
+      <w:pPr>
+        <w:pStyle w:val="Heading2"/>
+      </w:pPr>
+      <w:r>
+        <w:t>v6.22.6 — —</w:t>
+      </w:r>
+    </w:p>
+    <w:p>
+      <w:r>
+        <w:t>applyAddRow heap leak fix in moria_DefinitionProcessing.inl. TArray Data pointer overwrite without freeing prior data was leaking on every definition-pack re-apply.</w:t>
+      </w:r>
+    </w:p>
+    <w:p>
+      <w:pPr>
+        <w:pStyle w:val="Heading2"/>
+      </w:pPr>
+      <w:r>
+        <w:t>v6.22.7 — —</w:t>
+      </w:r>
+    </w:p>
+    <w:p>
+      <w:r>
+        <w:t>GetAsyncKeyState focus-guard macro promoted from .inl to moria_common.h so moria_keybinds.h sees the override (alt-tab spurious-keypress hole closed).</w:t>
+      </w:r>
+    </w:p>
+    <w:p>
+      <w:pPr>
+        <w:pStyle w:val="Heading2"/>
+      </w:pPr>
+      <w:r>
+        <w:t>v6.22.8 — —</w:t>
+      </w:r>
+    </w:p>
+    <w:p>
+      <w:r>
+        <w:t>PE-budget reorder: filter by wcscmp(fnStr) FIRST, resolve safeClassName SECOND. Hoisted 3 sequential safeClassName calls in OnAfterShow / OnAfterHide to a single shared call.</w:t>
+      </w:r>
+    </w:p>
+    <w:p>
+      <w:pPr>
+        <w:pStyle w:val="Heading2"/>
+      </w:pPr>
+      <w:r>
+        <w:t>v6.23.0 — —</w:t>
+      </w:r>
+    </w:p>
+    <w:p>
+      <w:r>
+        <w:t>Pass-2 hard-deletion of all v6.22.1-5 dead code (~1,553 LOC across 5 files). dllmain.cpp 4,219→3,464. moria_dualsense.h 553→26 (placeholder). moria_join_assets.h 95→13.</w:t>
+      </w:r>
+    </w:p>
+    <w:p>
+      <w:pPr>
+        <w:pStyle w:val="Heading2"/>
+      </w:pPr>
+      <w:r>
+        <w:t>v6.23.1 — —</w:t>
+      </w:r>
+    </w:p>
+    <w:p>
+      <w:r>
+        <w:t>Trash-popup cursor-stuck bug fix — don't change input mode if cursor was already visible before popup opened. UE4 input mode is a state machine, not two flags.</w:t>
+      </w:r>
+    </w:p>
+    <w:p>
+      <w:pPr>
+        <w:pStyle w:val="Heading2"/>
+      </w:pPr>
+      <w:r>
+        <w:t>v6.23.2-5 — —</w:t>
+      </w:r>
+    </w:p>
+    <w:p>
+      <w:r>
+        <w:t>INS replenish 2-stack saga. v6.23.2 ServerSplitStack-merge (rejected by user — "don't combine stacks"). v6.23.4 deficit-check on class-total returned early (broken). v6.23.5 LANDED — direct write to Count at +0x18 on the targeted FItemInstance only, no merging. Lesson: read function signature carefully (ServerDebugSetItem is class-level not instance-level); listen to user direction even when the clever solution works.</w:t>
+      </w:r>
+    </w:p>
+    <w:p>
+      <w:pPr>
+        <w:pStyle w:val="Heading2"/>
+      </w:pPr>
+      <w:r>
+        <w:t>v6.23.6 — —</w:t>
+      </w:r>
+    </w:p>
+    <w:p>
+      <w:r>
+        <w:t>Pass-2 settings_ui orphan-body cleanup (-361 LOC). KB v6.23.6 .docx regen.</w:t>
+      </w:r>
+    </w:p>
+    <w:p>
+      <w:pPr>
+        <w:pStyle w:val="Heading2"/>
+      </w:pPr>
+      <w:r>
+        <w:t>v6.23.7 — —</w:t>
+      </w:r>
+    </w:p>
+    <w:p>
+      <w:r>
+        <w:t>Comment-audit sweep across 16 source files (-98 LOC). 110 prefix strips + 24 tombstones removed.</w:t>
+      </w:r>
+    </w:p>
+    <w:p>
+      <w:pPr>
+        <w:pStyle w:val="Heading2"/>
+      </w:pPr>
+      <w:r>
+        <w:t>v6.23.8 — —</w:t>
+      </w:r>
+    </w:p>
+    <w:p>
+      <w:r>
+        <w:t>Q1 cooldown bump (DIRECT path 150ms→400ms; ghost-spawn race) + Q2 lint leftovers + Q3 partial offset reflection.</w:t>
+      </w:r>
+    </w:p>
+    <w:p>
+      <w:pPr>
+        <w:pStyle w:val="Heading2"/>
+      </w:pPr>
+      <w:r>
+        <w:t>v6.23.9 — —</w:t>
+      </w:r>
+    </w:p>
+    <w:p>
+      <w:r>
+        <w:t>High-value comment EXPANDs at 4 sites (modPath, safeProcessEvent, isObjectAlive, FFastArraySerializer).</w:t>
+      </w:r>
+    </w:p>
+    <w:p>
+      <w:pPr>
+        <w:pStyle w:val="Heading2"/>
+      </w:pPr>
+      <w:r>
+        <w:t>v6.23.10 — —</w:t>
+      </w:r>
+    </w:p>
+    <w:p>
+      <w:r>
+        <w:t>Validation audit hardening — 3 drift fixes (callAddRowInternal SEH-wrap + isObjectAlive precheck on cached UDataTable*; bLock memcpy isReadableMemory gates at 2 sites; HISM replay queue isObjectAlive in addition to FWeakObjectPtr serial check).</w:t>
+      </w:r>
+    </w:p>
+    <w:p>
+      <w:pPr>
+        <w:pStyle w:val="Heading2"/>
+      </w:pPr>
+      <w:r>
+        <w:t>v6.23.11 — —</w:t>
+      </w:r>
+    </w:p>
+    <w:p>
+      <w:r>
+        <w:t>Q3 reflection migration of FActiveItemEffect cluster. Effects.List inner walk uses reflection-resolved offsets with shipping fallbacks (stride 0x30, OnItem 0x0C, Effect 0x10). Generic helpers resolveArrayStructLayout + resolveStructLayout added to moria_reflection.h.</w:t>
+      </w:r>
+    </w:p>
+    <w:p>
+      <w:pPr>
+        <w:pStyle w:val="Heading2"/>
+      </w:pPr>
+      <w:r>
+        <w:t>v6.23.12 — —</w:t>
+      </w:r>
+    </w:p>
+    <w:p>
+      <w:r>
+        <w:t>Q3 reflection migration of FMorConnectionHistoryItem (88-byte session-history struct). 7 field offsets reflection-resolved with shipping fallbacks.</w:t>
+      </w:r>
+    </w:p>
+    <w:p>
+      <w:pPr>
+        <w:pStyle w:val="Heading2"/>
+      </w:pPr>
+      <w:r>
+        <w:t>v6.23.13 — —</w:t>
+      </w:r>
+    </w:p>
+    <w:p>
+      <w:r>
+        <w:t>Q3 reflection migration of FFGKUITab (0xE8-byte settings-screen tab struct). 3 sites updated. Closes the Q3 game-struct migrations.</w:t>
+      </w:r>
+    </w:p>
+    <w:p>
+      <w:pPr>
+        <w:pStyle w:val="Heading2"/>
+      </w:pPr>
+      <w:r>
+        <w:t>v6.23.14 — —</w:t>
+      </w:r>
+    </w:p>
+    <w:p>
+      <w:r>
+        <w:t>Engine-frozen sanity checks for FInputChord (0x20) and FInputActionKeyMapping (24). One-shot reflection probe at first use confirms struct size; mismatch logs loudly via VLOG.</w:t>
+      </w:r>
+    </w:p>
+    <w:p>
+      <w:pPr>
+        <w:pStyle w:val="Heading2"/>
+      </w:pPr>
+      <w:r>
+        <w:t>v6.23.15 — —</w:t>
+      </w:r>
+    </w:p>
+    <w:p>
+      <w:r>
+        <w:t>Audit Iteration D — brush direct-write isReadableMemory gates at 4 sites (pillBg 110×50, inner-toolbar 128×128, createImageWithBrush, keybind label 76×44).</w:t>
+      </w:r>
+    </w:p>
+    <w:p>
+      <w:pPr>
+        <w:pStyle w:val="Heading2"/>
+      </w:pPr>
+      <w:r>
+        <w:t>v6.23.16 — —</w:t>
+      </w:r>
+    </w:p>
+    <w:p>
+      <w:r>
+        <w:t>Audit Iteration E — DataTableUtil.unbind() on world unload across 9 cached DTs. Closes stale-pointer crash window where a cached UDataTable* could outlive its row map across world transition.</w:t>
+      </w:r>
+    </w:p>
+    <w:p>
+      <w:pPr>
+        <w:pStyle w:val="Heading2"/>
+      </w:pPr>
+      <w:r>
+        <w:t>v6.23.17-26 — —</w:t>
+      </w:r>
+    </w:p>
+    <w:p>
+      <w:r>
+        <w:t>Comment audit chunks 1-8 (4 REMOVE + 5 REWRITE iterations). ~750 LOC of stale tombstone / WHAT-comment / dev-scaffolding / investigation prose / version-stamp rot eliminated. 6 dev diagnostics retro-actively gated behind s_verbose.</w:t>
+      </w:r>
+    </w:p>
+    <w:p>
+      <w:pPr>
+        <w:pStyle w:val="Heading2"/>
+      </w:pPr>
+      <w:r>
+        <w:t>v7.0.0 — May 2026</w:t>
+      </w:r>
+    </w:p>
+    <w:p>
+      <w:r>
+        <w:t>Major release. First major version since v6.7.0 (124 commits). Settings UI take-over (Option-C merge); pause-menu mod block; New Building Bar; native character rename modal hijack; Save Game keybind (F12); Reposition HUD mode (F10); rotation display 4-cell pyramid widget; Cheats + Tweaks tabs persisted in INI. Q3 reflection migration + engine-frozen sanity checks + validation audit + comment audit. ~1,553 LOC dead code hard-deleted; ~750 LOC stale comments removed. Signed installer published. KB Document Version 6.23.26 → 7.0.0.</w:t>
       </w:r>
     </w:p>
     <w:p>
@@ -5389,17 +7504,12 @@
         <w:pStyle w:val="Heading2"/>
       </w:pPr>
       <w:r>
-        <w:t>D.2  Replenish May Over-Fill Across Multiple Containers</w:t>
-      </w:r>
-    </w:p>
-    <w:p>
-      <w:r>
-        <w:t>ServerDebugSetItem takes a CLASS and sets its total count, not a handle. If a player has the same item stacked across multiple containers (a main inventory stack and a backpack stack), replenish may set the total count to MaxStackSize, over-filling one stack or under-filling the other depending on how the server distributes across containers.</w:t>
-      </w:r>
-    </w:p>
-    <w:p>
-      <w:r>
-        <w:t>Planned fix: investigate whether a handle-based Server RPC exists for item count changes. Failing that, refactor replenish to read the current count for the specific stack and compute a container-local delta.</w:t>
+        <w:t>D.2  Replenish — Multi-Container Edge Case</w:t>
+      </w:r>
+    </w:p>
+    <w:p>
+      <w:r>
+        <w:t>ServerDebugSetItem is class-level. If a player has the same item stacked across multiple containers, the v6.23.5 fix walks Items to find the targeted instance by ID and writes Count directly at +0x18. This works for the targeted stack but does NOT compute a container-local delta — other stacks of the same class are left alone (per user direction: "don't combine stacks"). Edge case: if user replenishes from a backpack stack and the corresponding main-inventory stack also has the item, only the backpack one fills. This is intended behaviour as of v7.0.0 but worth flagging.</w:t>
       </w:r>
     </w:p>
     <w:p>
@@ -5412,7 +7522,7 @@
     </w:p>
     <w:p>
       <w:r>
-        <w:t>Previous implementation returned pcs[0] (whatever the iterator found first) on dedicated servers. Current implementation returns nullptr because no PC has bIsLocalPlayerController=true on a dedi. Most callers null-check correctly, and dedi detection at dllmain.cpp:1074 already handles null PC, but a full audit of all callers against dedi server logs would confirm no regression.</w:t>
+        <w:t>Previous implementation returned pcs[0] (whatever the iterator found first) on dedicated servers. Current implementation returns nullptr because no PC has bIsLocalPlayerController=true on a dedi. Most callers null-check correctly, and dedi detection in gameThreadTick handles null PC, but a full audit of all callers against dedi server logs would confirm no regression.</w:t>
       </w:r>
     </w:p>
     <w:p>
@@ -5433,12 +7543,12 @@
         <w:pStyle w:val="Heading2"/>
       </w:pPr>
       <w:r>
-        <w:t>D.5  Controller Support</w:t>
-      </w:r>
-    </w:p>
-    <w:p>
-      <w:r>
-        <w:t>Fully implemented in v6.2.0 / v6.3.0, then disabled in v6.3.5. The code is compiled in but gated off. May return in a polished form with better callout handling and cleaner input-bleed prevention.</w:t>
+        <w:t>D.5  Controller Support — Fully Removed</w:t>
+      </w:r>
+    </w:p>
+    <w:p>
+      <w:r>
+        <w:t>Fully implemented in v6.2.0 / v6.3.0, disabled in v6.3.5, and physically deleted in v6.22.4 + v6.23.0 (~720 LOC including the DualSenseReader, controller dispatch loop, all 13 PE pre-hooks, all 13 state fields, and DIGamepadReader). The code is no longer compiled in. If controller support returns it will be a rebuild from scratch. Lesson: the 18-month gap between disabling the UI and physically deleting the pipeline turned the gamepad cluster into zombie code in dllmain.cpp's hot path. Gate AND delete.</w:t>
       </w:r>
     </w:p>
     <w:p>
@@ -5446,7 +7556,59 @@
         <w:pStyle w:val="Heading2"/>
       </w:pPr>
       <w:r>
-        <w:t>D.6  Build Menu Injection</w:t>
+        <w:t>D.6  FGK Runtime DataTable Injection — Abandoned</w:t>
+      </w:r>
+    </w:p>
+    <w:p>
+      <w:r>
+        <w:t>Closed 2026-05-04 after exhausting all available paths: direct AddRow (FGK wrapper cache blocks); ActorRowNameLookup TMap; HandleDataTableChanged (inlined to nothing in shipping); UE.Toolkit XML; IoStore .pak. The only viable answer is UE.Toolkit-style external XML injection — out of scope for this mod. ~250 LOC of FGK runtime-injection diagnostics + helpers were deleted in v6.22.2 + v6.23.0.</w:t>
+      </w:r>
+    </w:p>
+    <w:p>
+      <w:pPr>
+        <w:pStyle w:val="Heading2"/>
+      </w:pPr>
+      <w:r>
+        <w:t>D.7  Recipe Row Reflection Migration — Too Risky (KNOWN P0)</w:t>
+      </w:r>
+    </w:p>
+    <w:p>
+      <w:r>
+        <w:t>moria_unlock.inl:319/333/350/921 — recipe row offsets used by the Unlock All Recipes path. The Q3 audit flagged these but explicitly marked them KNOWN P0. A wrong reflection migration here could corrupt recipe data or affect save game state. Needs a separate dedicated investigation iteration with explicit user supervision. Fallback shipping-layout values are still in use as of v7.0.0.</w:t>
+      </w:r>
+    </w:p>
+    <w:p>
+      <w:pPr>
+        <w:pStyle w:val="Heading2"/>
+      </w:pPr>
+      <w:r>
+        <w:t>D.8  C4996 UE4SS Deprecation Warnings — Off-Limits</w:t>
+      </w:r>
+    </w:p>
+    <w:p>
+      <w:r>
+        <w:t>Six unique deprecated APIs in our build (ForEachProperty, FNameEntryId::operator uint32, the 3 Hook callbacks without WithData, TArray::SetNum(bool)). User decision 2026-05-04: migration is semantic, not syntactic — risks runtime bugs for zero current functional gain. The warnings are documented and ignored. Only revisit if UE4SS deletes a deprecated API (forcing the build to fail).</w:t>
+      </w:r>
+    </w:p>
+    <w:p>
+      <w:pPr>
+        <w:pStyle w:val="Heading2"/>
+      </w:pPr>
+      <w:r>
+        <w:t>D.9  Crafting Recipe View-State — Vanilla Limitation</w:t>
+      </w:r>
+    </w:p>
+    <w:p>
+      <w:r>
+        <w:t>Crafting recipe view-state DOES NOT persist across reload. Three approaches were tried in v6.20.16-19; all failed. Workaround: tell the user to physically click MARK ALL AS SEEN in the Recipe Compendium. The lore screen has its own MarkAllRead BP function that DOES persist; crafting does not.</w:t>
+      </w:r>
+    </w:p>
+    <w:p>
+      <w:pPr>
+        <w:pStyle w:val="Heading2"/>
+      </w:pPr>
+      <w:r>
+        <w:t>D.10  Build Menu Injection (FGK Cache)</w:t>
       </w:r>
     </w:p>
     <w:p>
